--- a/docs/Integração Sistema de Informação.docx
+++ b/docs/Integração Sistema de Informação.docx
@@ -174,6 +174,14 @@
       </w:r>
     </w:p>
     <w:p>
+      <w:pPr>
+        <w:jc w:val="center"/>
+      </w:pPr>
+      <w:r>
+        <w:t>https://github.com/ruibarbosa04/tp01-31515.git</w:t>
+      </w:r>
+    </w:p>
+    <w:p>
       <w:r>
         <w:br w:type="page"/>
       </w:r>
@@ -231,7 +239,7 @@
           <w:r>
             <w:fldChar w:fldCharType="separate"/>
           </w:r>
-          <w:hyperlink w:anchor="_Toc243520270" w:history="1">
+          <w:hyperlink w:anchor="_Toc243583131" w:history="1">
             <w:r>
               <w:rPr>
                 <w:rStyle w:val="Hiperligao"/>
@@ -258,7 +266,7 @@
                 <w:noProof/>
                 <w:webHidden/>
               </w:rPr>
-              <w:instrText xml:space="preserve"> PAGEREF _Toc243520270 \h </w:instrText>
+              <w:instrText xml:space="preserve"> PAGEREF _Toc243583131 \h </w:instrText>
             </w:r>
             <w:r>
               <w:rPr>
@@ -278,7 +286,7 @@
                 <w:noProof/>
                 <w:webHidden/>
               </w:rPr>
-              <w:t>4</w:t>
+              <w:t>3</w:t>
             </w:r>
             <w:r>
               <w:rPr>
@@ -301,7 +309,7 @@
               <w:lang w:eastAsia="pt-PT"/>
             </w:rPr>
           </w:pPr>
-          <w:hyperlink w:anchor="_Toc243520271" w:history="1">
+          <w:hyperlink w:anchor="_Toc243583132" w:history="1">
             <w:r>
               <w:rPr>
                 <w:rStyle w:val="Hiperligao"/>
@@ -328,7 +336,7 @@
                 <w:noProof/>
                 <w:webHidden/>
               </w:rPr>
-              <w:instrText xml:space="preserve"> PAGEREF _Toc243520271 \h </w:instrText>
+              <w:instrText xml:space="preserve"> PAGEREF _Toc243583132 \h </w:instrText>
             </w:r>
             <w:r>
               <w:rPr>
@@ -371,7 +379,7 @@
               <w:lang w:eastAsia="pt-PT"/>
             </w:rPr>
           </w:pPr>
-          <w:hyperlink w:anchor="_Toc243520272" w:history="1">
+          <w:hyperlink w:anchor="_Toc243583133" w:history="1">
             <w:r>
               <w:rPr>
                 <w:rStyle w:val="Hiperligao"/>
@@ -398,7 +406,7 @@
                 <w:noProof/>
                 <w:webHidden/>
               </w:rPr>
-              <w:instrText xml:space="preserve"> PAGEREF _Toc243520272 \h </w:instrText>
+              <w:instrText xml:space="preserve"> PAGEREF _Toc243583133 \h </w:instrText>
             </w:r>
             <w:r>
               <w:rPr>
@@ -441,7 +449,7 @@
               <w:lang w:eastAsia="pt-PT"/>
             </w:rPr>
           </w:pPr>
-          <w:hyperlink w:anchor="_Toc243520273" w:history="1">
+          <w:hyperlink w:anchor="_Toc243583134" w:history="1">
             <w:r>
               <w:rPr>
                 <w:rStyle w:val="Hiperligao"/>
@@ -468,7 +476,7 @@
                 <w:noProof/>
                 <w:webHidden/>
               </w:rPr>
-              <w:instrText xml:space="preserve"> PAGEREF _Toc243520273 \h </w:instrText>
+              <w:instrText xml:space="preserve"> PAGEREF _Toc243583134 \h </w:instrText>
             </w:r>
             <w:r>
               <w:rPr>
@@ -511,7 +519,7 @@
               <w:lang w:eastAsia="pt-PT"/>
             </w:rPr>
           </w:pPr>
-          <w:hyperlink w:anchor="_Toc243520274" w:history="1">
+          <w:hyperlink w:anchor="_Toc243583135" w:history="1">
             <w:r>
               <w:rPr>
                 <w:rStyle w:val="Hiperligao"/>
@@ -538,7 +546,7 @@
                 <w:noProof/>
                 <w:webHidden/>
               </w:rPr>
-              <w:instrText xml:space="preserve"> PAGEREF _Toc243520274 \h </w:instrText>
+              <w:instrText xml:space="preserve"> PAGEREF _Toc243583135 \h </w:instrText>
             </w:r>
             <w:r>
               <w:rPr>
@@ -581,7 +589,7 @@
               <w:lang w:eastAsia="pt-PT"/>
             </w:rPr>
           </w:pPr>
-          <w:hyperlink w:anchor="_Toc243520275" w:history="1">
+          <w:hyperlink w:anchor="_Toc243583136" w:history="1">
             <w:r>
               <w:rPr>
                 <w:rStyle w:val="Hiperligao"/>
@@ -608,7 +616,7 @@
                 <w:noProof/>
                 <w:webHidden/>
               </w:rPr>
-              <w:instrText xml:space="preserve"> PAGEREF _Toc243520275 \h </w:instrText>
+              <w:instrText xml:space="preserve"> PAGEREF _Toc243583136 \h </w:instrText>
             </w:r>
             <w:r>
               <w:rPr>
@@ -651,7 +659,7 @@
               <w:lang w:eastAsia="pt-PT"/>
             </w:rPr>
           </w:pPr>
-          <w:hyperlink w:anchor="_Toc243520276" w:history="1">
+          <w:hyperlink w:anchor="_Toc243583137" w:history="1">
             <w:r>
               <w:rPr>
                 <w:rStyle w:val="Hiperligao"/>
@@ -678,7 +686,7 @@
                 <w:noProof/>
                 <w:webHidden/>
               </w:rPr>
-              <w:instrText xml:space="preserve"> PAGEREF _Toc243520276 \h </w:instrText>
+              <w:instrText xml:space="preserve"> PAGEREF _Toc243583137 \h </w:instrText>
             </w:r>
             <w:r>
               <w:rPr>
@@ -721,7 +729,7 @@
               <w:lang w:eastAsia="pt-PT"/>
             </w:rPr>
           </w:pPr>
-          <w:hyperlink w:anchor="_Toc243520277" w:history="1">
+          <w:hyperlink w:anchor="_Toc243583138" w:history="1">
             <w:r>
               <w:rPr>
                 <w:rStyle w:val="Hiperligao"/>
@@ -748,7 +756,7 @@
                 <w:noProof/>
                 <w:webHidden/>
               </w:rPr>
-              <w:instrText xml:space="preserve"> PAGEREF _Toc243520277 \h </w:instrText>
+              <w:instrText xml:space="preserve"> PAGEREF _Toc243583138 \h </w:instrText>
             </w:r>
             <w:r>
               <w:rPr>
@@ -768,7 +776,7 @@
                 <w:noProof/>
                 <w:webHidden/>
               </w:rPr>
-              <w:t>6</w:t>
+              <w:t>5</w:t>
             </w:r>
             <w:r>
               <w:rPr>
@@ -791,7 +799,7 @@
               <w:lang w:eastAsia="pt-PT"/>
             </w:rPr>
           </w:pPr>
-          <w:hyperlink w:anchor="_Toc243520278" w:history="1">
+          <w:hyperlink w:anchor="_Toc243583139" w:history="1">
             <w:r>
               <w:rPr>
                 <w:rStyle w:val="Hiperligao"/>
@@ -818,7 +826,7 @@
                 <w:noProof/>
                 <w:webHidden/>
               </w:rPr>
-              <w:instrText xml:space="preserve"> PAGEREF _Toc243520278 \h </w:instrText>
+              <w:instrText xml:space="preserve"> PAGEREF _Toc243583139 \h </w:instrText>
             </w:r>
             <w:r>
               <w:rPr>
@@ -861,7 +869,7 @@
               <w:lang w:eastAsia="pt-PT"/>
             </w:rPr>
           </w:pPr>
-          <w:hyperlink w:anchor="_Toc243520279" w:history="1">
+          <w:hyperlink w:anchor="_Toc243583140" w:history="1">
             <w:r>
               <w:rPr>
                 <w:rStyle w:val="Hiperligao"/>
@@ -888,7 +896,7 @@
                 <w:noProof/>
                 <w:webHidden/>
               </w:rPr>
-              <w:instrText xml:space="preserve"> PAGEREF _Toc243520279 \h </w:instrText>
+              <w:instrText xml:space="preserve"> PAGEREF _Toc243583140 \h </w:instrText>
             </w:r>
             <w:r>
               <w:rPr>
@@ -931,7 +939,7 @@
               <w:lang w:eastAsia="pt-PT"/>
             </w:rPr>
           </w:pPr>
-          <w:hyperlink w:anchor="_Toc243520280" w:history="1">
+          <w:hyperlink w:anchor="_Toc243583141" w:history="1">
             <w:r>
               <w:rPr>
                 <w:rStyle w:val="Hiperligao"/>
@@ -958,7 +966,7 @@
                 <w:noProof/>
                 <w:webHidden/>
               </w:rPr>
-              <w:instrText xml:space="preserve"> PAGEREF _Toc243520280 \h </w:instrText>
+              <w:instrText xml:space="preserve"> PAGEREF _Toc243583141 \h </w:instrText>
             </w:r>
             <w:r>
               <w:rPr>
@@ -978,7 +986,7 @@
                 <w:noProof/>
                 <w:webHidden/>
               </w:rPr>
-              <w:t>7</w:t>
+              <w:t>6</w:t>
             </w:r>
             <w:r>
               <w:rPr>
@@ -1001,7 +1009,7 @@
               <w:lang w:eastAsia="pt-PT"/>
             </w:rPr>
           </w:pPr>
-          <w:hyperlink w:anchor="_Toc243520281" w:history="1">
+          <w:hyperlink w:anchor="_Toc243583142" w:history="1">
             <w:r>
               <w:rPr>
                 <w:rStyle w:val="Hiperligao"/>
@@ -1028,7 +1036,7 @@
                 <w:noProof/>
                 <w:webHidden/>
               </w:rPr>
-              <w:instrText xml:space="preserve"> PAGEREF _Toc243520281 \h </w:instrText>
+              <w:instrText xml:space="preserve"> PAGEREF _Toc243583142 \h </w:instrText>
             </w:r>
             <w:r>
               <w:rPr>
@@ -1048,7 +1056,7 @@
                 <w:noProof/>
                 <w:webHidden/>
               </w:rPr>
-              <w:t>7</w:t>
+              <w:t>6</w:t>
             </w:r>
             <w:r>
               <w:rPr>
@@ -1071,7 +1079,7 @@
               <w:lang w:eastAsia="pt-PT"/>
             </w:rPr>
           </w:pPr>
-          <w:hyperlink w:anchor="_Toc243520282" w:history="1">
+          <w:hyperlink w:anchor="_Toc243583143" w:history="1">
             <w:r>
               <w:rPr>
                 <w:rStyle w:val="Hiperligao"/>
@@ -1098,7 +1106,7 @@
                 <w:noProof/>
                 <w:webHidden/>
               </w:rPr>
-              <w:instrText xml:space="preserve"> PAGEREF _Toc243520282 \h </w:instrText>
+              <w:instrText xml:space="preserve"> PAGEREF _Toc243583143 \h </w:instrText>
             </w:r>
             <w:r>
               <w:rPr>
@@ -1141,13 +1149,13 @@
               <w:lang w:eastAsia="pt-PT"/>
             </w:rPr>
           </w:pPr>
-          <w:hyperlink w:anchor="_Toc243520283" w:history="1">
+          <w:hyperlink w:anchor="_Toc243583144" w:history="1">
             <w:r>
               <w:rPr>
                 <w:rStyle w:val="Hiperligao"/>
                 <w:noProof/>
               </w:rPr>
-              <w:t>3.5 Organização do Repositório</w:t>
+              <w:t>3.5Organização do Repositório</w:t>
             </w:r>
             <w:r>
               <w:rPr>
@@ -1168,7 +1176,7 @@
                 <w:noProof/>
                 <w:webHidden/>
               </w:rPr>
-              <w:instrText xml:space="preserve"> PAGEREF _Toc243520283 \h </w:instrText>
+              <w:instrText xml:space="preserve"> PAGEREF _Toc243583144 \h </w:instrText>
             </w:r>
             <w:r>
               <w:rPr>
@@ -1211,7 +1219,7 @@
               <w:lang w:eastAsia="pt-PT"/>
             </w:rPr>
           </w:pPr>
-          <w:hyperlink w:anchor="_Toc243520284" w:history="1">
+          <w:hyperlink w:anchor="_Toc243583145" w:history="1">
             <w:r>
               <w:rPr>
                 <w:rStyle w:val="Hiperligao"/>
@@ -1238,7 +1246,7 @@
                 <w:noProof/>
                 <w:webHidden/>
               </w:rPr>
-              <w:instrText xml:space="preserve"> PAGEREF _Toc243520284 \h </w:instrText>
+              <w:instrText xml:space="preserve"> PAGEREF _Toc243583145 \h </w:instrText>
             </w:r>
             <w:r>
               <w:rPr>
@@ -1258,7 +1266,7 @@
                 <w:noProof/>
                 <w:webHidden/>
               </w:rPr>
-              <w:t>9</w:t>
+              <w:t>8</w:t>
             </w:r>
             <w:r>
               <w:rPr>
@@ -1281,7 +1289,7 @@
               <w:lang w:eastAsia="pt-PT"/>
             </w:rPr>
           </w:pPr>
-          <w:hyperlink w:anchor="_Toc243520285" w:history="1">
+          <w:hyperlink w:anchor="_Toc243583146" w:history="1">
             <w:r>
               <w:rPr>
                 <w:rStyle w:val="Hiperligao"/>
@@ -1308,7 +1316,7 @@
                 <w:noProof/>
                 <w:webHidden/>
               </w:rPr>
-              <w:instrText xml:space="preserve"> PAGEREF _Toc243520285 \h </w:instrText>
+              <w:instrText xml:space="preserve"> PAGEREF _Toc243583146 \h </w:instrText>
             </w:r>
             <w:r>
               <w:rPr>
@@ -1328,7 +1336,7 @@
                 <w:noProof/>
                 <w:webHidden/>
               </w:rPr>
-              <w:t>10</w:t>
+              <w:t>9</w:t>
             </w:r>
             <w:r>
               <w:rPr>
@@ -1351,7 +1359,7 @@
               <w:lang w:eastAsia="pt-PT"/>
             </w:rPr>
           </w:pPr>
-          <w:hyperlink w:anchor="_Toc243520286" w:history="1">
+          <w:hyperlink w:anchor="_Toc243583147" w:history="1">
             <w:r>
               <w:rPr>
                 <w:rStyle w:val="Hiperligao"/>
@@ -1378,7 +1386,7 @@
                 <w:noProof/>
                 <w:webHidden/>
               </w:rPr>
-              <w:instrText xml:space="preserve"> PAGEREF _Toc243520286 \h </w:instrText>
+              <w:instrText xml:space="preserve"> PAGEREF _Toc243583147 \h </w:instrText>
             </w:r>
             <w:r>
               <w:rPr>
@@ -1398,7 +1406,77 @@
                 <w:noProof/>
                 <w:webHidden/>
               </w:rPr>
-              <w:t>10</w:t>
+              <w:t>9</w:t>
+            </w:r>
+            <w:r>
+              <w:rPr>
+                <w:noProof/>
+                <w:webHidden/>
+              </w:rPr>
+              <w:fldChar w:fldCharType="end"/>
+            </w:r>
+          </w:hyperlink>
+        </w:p>
+        <w:p>
+          <w:pPr>
+            <w:pStyle w:val="ndice2"/>
+            <w:tabs>
+              <w:tab w:val="right" w:leader="dot" w:pos="8494"/>
+            </w:tabs>
+            <w:rPr>
+              <w:rFonts w:eastAsiaTheme="minorEastAsia"/>
+              <w:noProof/>
+              <w:lang w:eastAsia="pt-PT"/>
+            </w:rPr>
+          </w:pPr>
+          <w:hyperlink w:anchor="_Toc243583148" w:history="1">
+            <w:r>
+              <w:rPr>
+                <w:rStyle w:val="Hiperligao"/>
+                <w:noProof/>
+              </w:rPr>
+              <w:t>4.2 Transformação 03 – Enriquecer, classificar e carregar</w:t>
+            </w:r>
+            <w:r>
+              <w:rPr>
+                <w:noProof/>
+                <w:webHidden/>
+              </w:rPr>
+              <w:tab/>
+            </w:r>
+            <w:r>
+              <w:rPr>
+                <w:noProof/>
+                <w:webHidden/>
+              </w:rPr>
+              <w:fldChar w:fldCharType="begin"/>
+            </w:r>
+            <w:r>
+              <w:rPr>
+                <w:noProof/>
+                <w:webHidden/>
+              </w:rPr>
+              <w:instrText xml:space="preserve"> PAGEREF _Toc243583148 \h </w:instrText>
+            </w:r>
+            <w:r>
+              <w:rPr>
+                <w:noProof/>
+                <w:webHidden/>
+              </w:rPr>
+            </w:r>
+            <w:r>
+              <w:rPr>
+                <w:noProof/>
+                <w:webHidden/>
+              </w:rPr>
+              <w:fldChar w:fldCharType="separate"/>
+            </w:r>
+            <w:r>
+              <w:rPr>
+                <w:noProof/>
+                <w:webHidden/>
+              </w:rPr>
+              <w:t>12</w:t>
             </w:r>
             <w:r>
               <w:rPr>
@@ -1421,13 +1499,13 @@
               <w:lang w:eastAsia="pt-PT"/>
             </w:rPr>
           </w:pPr>
-          <w:hyperlink w:anchor="_Toc243520287" w:history="1">
+          <w:hyperlink w:anchor="_Toc243583149" w:history="1">
             <w:r>
               <w:rPr>
                 <w:rStyle w:val="Hiperligao"/>
                 <w:noProof/>
               </w:rPr>
-              <w:t>4.2 Transformação 03 – Enriquecer, classificar e carregar</w:t>
+              <w:t>5. Jobs</w:t>
             </w:r>
             <w:r>
               <w:rPr>
@@ -1448,7 +1526,7 @@
                 <w:noProof/>
                 <w:webHidden/>
               </w:rPr>
-              <w:instrText xml:space="preserve"> PAGEREF _Toc243520287 \h </w:instrText>
+              <w:instrText xml:space="preserve"> PAGEREF _Toc243583149 \h </w:instrText>
             </w:r>
             <w:r>
               <w:rPr>
@@ -1468,7 +1546,7 @@
                 <w:noProof/>
                 <w:webHidden/>
               </w:rPr>
-              <w:t>13</w:t>
+              <w:t>16</w:t>
             </w:r>
             <w:r>
               <w:rPr>
@@ -1491,13 +1569,13 @@
               <w:lang w:eastAsia="pt-PT"/>
             </w:rPr>
           </w:pPr>
-          <w:hyperlink w:anchor="_Toc243520288" w:history="1">
+          <w:hyperlink w:anchor="_Toc243583150" w:history="1">
             <w:r>
               <w:rPr>
                 <w:rStyle w:val="Hiperligao"/>
                 <w:noProof/>
               </w:rPr>
-              <w:t>4.3 Problemas de Qualidade dos Dados</w:t>
+              <w:t>5.1 Job Principal</w:t>
             </w:r>
             <w:r>
               <w:rPr>
@@ -1518,7 +1596,7 @@
                 <w:noProof/>
                 <w:webHidden/>
               </w:rPr>
-              <w:instrText xml:space="preserve"> PAGEREF _Toc243520288 \h </w:instrText>
+              <w:instrText xml:space="preserve"> PAGEREF _Toc243583150 \h </w:instrText>
             </w:r>
             <w:r>
               <w:rPr>
@@ -1538,7 +1616,287 @@
                 <w:noProof/>
                 <w:webHidden/>
               </w:rPr>
+              <w:t>16</w:t>
+            </w:r>
+            <w:r>
+              <w:rPr>
+                <w:noProof/>
+                <w:webHidden/>
+              </w:rPr>
+              <w:fldChar w:fldCharType="end"/>
+            </w:r>
+          </w:hyperlink>
+        </w:p>
+        <w:p>
+          <w:pPr>
+            <w:pStyle w:val="ndice2"/>
+            <w:tabs>
+              <w:tab w:val="right" w:leader="dot" w:pos="8494"/>
+            </w:tabs>
+            <w:rPr>
+              <w:rFonts w:eastAsiaTheme="minorEastAsia"/>
+              <w:noProof/>
+              <w:lang w:eastAsia="pt-PT"/>
+            </w:rPr>
+          </w:pPr>
+          <w:hyperlink w:anchor="_Toc243583151" w:history="1">
+            <w:r>
+              <w:rPr>
+                <w:rStyle w:val="Hiperligao"/>
+                <w:noProof/>
+              </w:rPr>
+              <w:t>5.2 Tratamento de Erros</w:t>
+            </w:r>
+            <w:r>
+              <w:rPr>
+                <w:noProof/>
+                <w:webHidden/>
+              </w:rPr>
+              <w:tab/>
+            </w:r>
+            <w:r>
+              <w:rPr>
+                <w:noProof/>
+                <w:webHidden/>
+              </w:rPr>
+              <w:fldChar w:fldCharType="begin"/>
+            </w:r>
+            <w:r>
+              <w:rPr>
+                <w:noProof/>
+                <w:webHidden/>
+              </w:rPr>
+              <w:instrText xml:space="preserve"> PAGEREF _Toc243583151 \h </w:instrText>
+            </w:r>
+            <w:r>
+              <w:rPr>
+                <w:noProof/>
+                <w:webHidden/>
+              </w:rPr>
+            </w:r>
+            <w:r>
+              <w:rPr>
+                <w:noProof/>
+                <w:webHidden/>
+              </w:rPr>
+              <w:fldChar w:fldCharType="separate"/>
+            </w:r>
+            <w:r>
+              <w:rPr>
+                <w:noProof/>
+                <w:webHidden/>
+              </w:rPr>
               <w:t>17</w:t>
+            </w:r>
+            <w:r>
+              <w:rPr>
+                <w:noProof/>
+                <w:webHidden/>
+              </w:rPr>
+              <w:fldChar w:fldCharType="end"/>
+            </w:r>
+          </w:hyperlink>
+        </w:p>
+        <w:p>
+          <w:pPr>
+            <w:pStyle w:val="ndice2"/>
+            <w:tabs>
+              <w:tab w:val="right" w:leader="dot" w:pos="8494"/>
+            </w:tabs>
+            <w:rPr>
+              <w:rFonts w:eastAsiaTheme="minorEastAsia"/>
+              <w:noProof/>
+              <w:lang w:eastAsia="pt-PT"/>
+            </w:rPr>
+          </w:pPr>
+          <w:hyperlink w:anchor="_Toc243583152" w:history="1">
+            <w:r>
+              <w:rPr>
+                <w:rStyle w:val="Hiperligao"/>
+                <w:noProof/>
+              </w:rPr>
+              <w:t>5.3 Serviços Remotos: Email</w:t>
+            </w:r>
+            <w:r>
+              <w:rPr>
+                <w:noProof/>
+                <w:webHidden/>
+              </w:rPr>
+              <w:tab/>
+            </w:r>
+            <w:r>
+              <w:rPr>
+                <w:noProof/>
+                <w:webHidden/>
+              </w:rPr>
+              <w:fldChar w:fldCharType="begin"/>
+            </w:r>
+            <w:r>
+              <w:rPr>
+                <w:noProof/>
+                <w:webHidden/>
+              </w:rPr>
+              <w:instrText xml:space="preserve"> PAGEREF _Toc243583152 \h </w:instrText>
+            </w:r>
+            <w:r>
+              <w:rPr>
+                <w:noProof/>
+                <w:webHidden/>
+              </w:rPr>
+            </w:r>
+            <w:r>
+              <w:rPr>
+                <w:noProof/>
+                <w:webHidden/>
+              </w:rPr>
+              <w:fldChar w:fldCharType="separate"/>
+            </w:r>
+            <w:r>
+              <w:rPr>
+                <w:noProof/>
+                <w:webHidden/>
+              </w:rPr>
+              <w:t>17</w:t>
+            </w:r>
+            <w:r>
+              <w:rPr>
+                <w:noProof/>
+                <w:webHidden/>
+              </w:rPr>
+              <w:fldChar w:fldCharType="end"/>
+            </w:r>
+          </w:hyperlink>
+        </w:p>
+        <w:p>
+          <w:pPr>
+            <w:pStyle w:val="ndice2"/>
+            <w:tabs>
+              <w:tab w:val="right" w:leader="dot" w:pos="8494"/>
+            </w:tabs>
+            <w:rPr>
+              <w:rFonts w:eastAsiaTheme="minorEastAsia"/>
+              <w:noProof/>
+              <w:lang w:eastAsia="pt-PT"/>
+            </w:rPr>
+          </w:pPr>
+          <w:hyperlink w:anchor="_Toc243583153" w:history="1">
+            <w:r>
+              <w:rPr>
+                <w:rStyle w:val="Hiperligao"/>
+                <w:noProof/>
+              </w:rPr>
+              <w:t>5.4 Logs</w:t>
+            </w:r>
+            <w:r>
+              <w:rPr>
+                <w:noProof/>
+                <w:webHidden/>
+              </w:rPr>
+              <w:tab/>
+            </w:r>
+            <w:r>
+              <w:rPr>
+                <w:noProof/>
+                <w:webHidden/>
+              </w:rPr>
+              <w:fldChar w:fldCharType="begin"/>
+            </w:r>
+            <w:r>
+              <w:rPr>
+                <w:noProof/>
+                <w:webHidden/>
+              </w:rPr>
+              <w:instrText xml:space="preserve"> PAGEREF _Toc243583153 \h </w:instrText>
+            </w:r>
+            <w:r>
+              <w:rPr>
+                <w:noProof/>
+                <w:webHidden/>
+              </w:rPr>
+            </w:r>
+            <w:r>
+              <w:rPr>
+                <w:noProof/>
+                <w:webHidden/>
+              </w:rPr>
+              <w:fldChar w:fldCharType="separate"/>
+            </w:r>
+            <w:r>
+              <w:rPr>
+                <w:noProof/>
+                <w:webHidden/>
+              </w:rPr>
+              <w:t>18</w:t>
+            </w:r>
+            <w:r>
+              <w:rPr>
+                <w:noProof/>
+                <w:webHidden/>
+              </w:rPr>
+              <w:fldChar w:fldCharType="end"/>
+            </w:r>
+          </w:hyperlink>
+        </w:p>
+        <w:p>
+          <w:pPr>
+            <w:pStyle w:val="ndice2"/>
+            <w:tabs>
+              <w:tab w:val="right" w:leader="dot" w:pos="8494"/>
+            </w:tabs>
+            <w:rPr>
+              <w:rFonts w:eastAsiaTheme="minorEastAsia"/>
+              <w:noProof/>
+              <w:lang w:eastAsia="pt-PT"/>
+            </w:rPr>
+          </w:pPr>
+          <w:hyperlink w:anchor="_Toc243583154" w:history="1">
+            <w:r>
+              <w:rPr>
+                <w:rStyle w:val="Hiperligao"/>
+                <w:noProof/>
+              </w:rPr>
+              <w:t>5.5 Agendamento</w:t>
+            </w:r>
+            <w:r>
+              <w:rPr>
+                <w:noProof/>
+                <w:webHidden/>
+              </w:rPr>
+              <w:tab/>
+            </w:r>
+            <w:r>
+              <w:rPr>
+                <w:noProof/>
+                <w:webHidden/>
+              </w:rPr>
+              <w:fldChar w:fldCharType="begin"/>
+            </w:r>
+            <w:r>
+              <w:rPr>
+                <w:noProof/>
+                <w:webHidden/>
+              </w:rPr>
+              <w:instrText xml:space="preserve"> PAGEREF _Toc243583154 \h </w:instrText>
+            </w:r>
+            <w:r>
+              <w:rPr>
+                <w:noProof/>
+                <w:webHidden/>
+              </w:rPr>
+            </w:r>
+            <w:r>
+              <w:rPr>
+                <w:noProof/>
+                <w:webHidden/>
+              </w:rPr>
+              <w:fldChar w:fldCharType="separate"/>
+            </w:r>
+            <w:r>
+              <w:rPr>
+                <w:noProof/>
+                <w:webHidden/>
+              </w:rPr>
+              <w:t>18</w:t>
             </w:r>
             <w:r>
               <w:rPr>
@@ -1561,13 +1919,13 @@
               <w:lang w:eastAsia="pt-PT"/>
             </w:rPr>
           </w:pPr>
-          <w:hyperlink w:anchor="_Toc243520289" w:history="1">
+          <w:hyperlink w:anchor="_Toc243583155" w:history="1">
             <w:r>
               <w:rPr>
                 <w:rStyle w:val="Hiperligao"/>
                 <w:noProof/>
               </w:rPr>
-              <w:t>5. Jobs</w:t>
+              <w:t>6.Demonstração</w:t>
             </w:r>
             <w:r>
               <w:rPr>
@@ -1588,7 +1946,7 @@
                 <w:noProof/>
                 <w:webHidden/>
               </w:rPr>
-              <w:instrText xml:space="preserve"> PAGEREF _Toc243520289 \h </w:instrText>
+              <w:instrText xml:space="preserve"> PAGEREF _Toc243583155 \h </w:instrText>
             </w:r>
             <w:r>
               <w:rPr>
@@ -1608,7 +1966,7 @@
                 <w:noProof/>
                 <w:webHidden/>
               </w:rPr>
-              <w:t>17</w:t>
+              <w:t>18</w:t>
             </w:r>
             <w:r>
               <w:rPr>
@@ -1631,13 +1989,13 @@
               <w:lang w:eastAsia="pt-PT"/>
             </w:rPr>
           </w:pPr>
-          <w:hyperlink w:anchor="_Toc243520290" w:history="1">
+          <w:hyperlink w:anchor="_Toc243583156" w:history="1">
             <w:r>
               <w:rPr>
                 <w:rStyle w:val="Hiperligao"/>
                 <w:noProof/>
               </w:rPr>
-              <w:t>5.1 Job Principal</w:t>
+              <w:t>6.1 Dashboard</w:t>
             </w:r>
             <w:r>
               <w:rPr>
@@ -1658,7 +2016,7 @@
                 <w:noProof/>
                 <w:webHidden/>
               </w:rPr>
-              <w:instrText xml:space="preserve"> PAGEREF _Toc243520290 \h </w:instrText>
+              <w:instrText xml:space="preserve"> PAGEREF _Toc243583156 \h </w:instrText>
             </w:r>
             <w:r>
               <w:rPr>
@@ -1678,7 +2036,77 @@
                 <w:noProof/>
                 <w:webHidden/>
               </w:rPr>
-              <w:t>17</w:t>
+              <w:t>19</w:t>
+            </w:r>
+            <w:r>
+              <w:rPr>
+                <w:noProof/>
+                <w:webHidden/>
+              </w:rPr>
+              <w:fldChar w:fldCharType="end"/>
+            </w:r>
+          </w:hyperlink>
+        </w:p>
+        <w:p>
+          <w:pPr>
+            <w:pStyle w:val="ndice1"/>
+            <w:tabs>
+              <w:tab w:val="right" w:leader="dot" w:pos="8494"/>
+            </w:tabs>
+            <w:rPr>
+              <w:rFonts w:eastAsiaTheme="minorEastAsia"/>
+              <w:noProof/>
+              <w:lang w:eastAsia="pt-PT"/>
+            </w:rPr>
+          </w:pPr>
+          <w:hyperlink w:anchor="_Toc243583157" w:history="1">
+            <w:r>
+              <w:rPr>
+                <w:rStyle w:val="Hiperligao"/>
+                <w:noProof/>
+              </w:rPr>
+              <w:t>7. Conclusão e Trabalhos Futuros</w:t>
+            </w:r>
+            <w:r>
+              <w:rPr>
+                <w:noProof/>
+                <w:webHidden/>
+              </w:rPr>
+              <w:tab/>
+            </w:r>
+            <w:r>
+              <w:rPr>
+                <w:noProof/>
+                <w:webHidden/>
+              </w:rPr>
+              <w:fldChar w:fldCharType="begin"/>
+            </w:r>
+            <w:r>
+              <w:rPr>
+                <w:noProof/>
+                <w:webHidden/>
+              </w:rPr>
+              <w:instrText xml:space="preserve"> PAGEREF _Toc243583157 \h </w:instrText>
+            </w:r>
+            <w:r>
+              <w:rPr>
+                <w:noProof/>
+                <w:webHidden/>
+              </w:rPr>
+            </w:r>
+            <w:r>
+              <w:rPr>
+                <w:noProof/>
+                <w:webHidden/>
+              </w:rPr>
+              <w:fldChar w:fldCharType="separate"/>
+            </w:r>
+            <w:r>
+              <w:rPr>
+                <w:noProof/>
+                <w:webHidden/>
+              </w:rPr>
+              <w:t>20</w:t>
             </w:r>
             <w:r>
               <w:rPr>
@@ -1701,13 +2129,13 @@
               <w:lang w:eastAsia="pt-PT"/>
             </w:rPr>
           </w:pPr>
-          <w:hyperlink w:anchor="_Toc243520291" w:history="1">
+          <w:hyperlink w:anchor="_Toc243583158" w:history="1">
             <w:r>
               <w:rPr>
                 <w:rStyle w:val="Hiperligao"/>
                 <w:noProof/>
               </w:rPr>
-              <w:t>5.2 Tratamento de Erros</w:t>
+              <w:t>7.1 Conclusão</w:t>
             </w:r>
             <w:r>
               <w:rPr>
@@ -1728,7 +2156,7 @@
                 <w:noProof/>
                 <w:webHidden/>
               </w:rPr>
-              <w:instrText xml:space="preserve"> PAGEREF _Toc243520291 \h </w:instrText>
+              <w:instrText xml:space="preserve"> PAGEREF _Toc243583158 \h </w:instrText>
             </w:r>
             <w:r>
               <w:rPr>
@@ -1748,7 +2176,7 @@
                 <w:noProof/>
                 <w:webHidden/>
               </w:rPr>
-              <w:t>18</w:t>
+              <w:t>20</w:t>
             </w:r>
             <w:r>
               <w:rPr>
@@ -1771,13 +2199,13 @@
               <w:lang w:eastAsia="pt-PT"/>
             </w:rPr>
           </w:pPr>
-          <w:hyperlink w:anchor="_Toc243520292" w:history="1">
+          <w:hyperlink w:anchor="_Toc243583159" w:history="1">
             <w:r>
               <w:rPr>
                 <w:rStyle w:val="Hiperligao"/>
                 <w:noProof/>
               </w:rPr>
-              <w:t>5.3 Serviços Remotos: Email</w:t>
+              <w:t>7.3 Trabalhos Futuros</w:t>
             </w:r>
             <w:r>
               <w:rPr>
@@ -1798,7 +2226,7 @@
                 <w:noProof/>
                 <w:webHidden/>
               </w:rPr>
-              <w:instrText xml:space="preserve"> PAGEREF _Toc243520292 \h </w:instrText>
+              <w:instrText xml:space="preserve"> PAGEREF _Toc243583159 \h </w:instrText>
             </w:r>
             <w:r>
               <w:rPr>
@@ -1818,147 +2246,7 @@
                 <w:noProof/>
                 <w:webHidden/>
               </w:rPr>
-              <w:t>18</w:t>
-            </w:r>
-            <w:r>
-              <w:rPr>
-                <w:noProof/>
-                <w:webHidden/>
-              </w:rPr>
-              <w:fldChar w:fldCharType="end"/>
-            </w:r>
-          </w:hyperlink>
-        </w:p>
-        <w:p>
-          <w:pPr>
-            <w:pStyle w:val="ndice2"/>
-            <w:tabs>
-              <w:tab w:val="right" w:leader="dot" w:pos="8494"/>
-            </w:tabs>
-            <w:rPr>
-              <w:rFonts w:eastAsiaTheme="minorEastAsia"/>
-              <w:noProof/>
-              <w:lang w:eastAsia="pt-PT"/>
-            </w:rPr>
-          </w:pPr>
-          <w:hyperlink w:anchor="_Toc243520293" w:history="1">
-            <w:r>
-              <w:rPr>
-                <w:rStyle w:val="Hiperligao"/>
-                <w:noProof/>
-              </w:rPr>
-              <w:t>5.4 Logs</w:t>
-            </w:r>
-            <w:r>
-              <w:rPr>
-                <w:noProof/>
-                <w:webHidden/>
-              </w:rPr>
-              <w:tab/>
-            </w:r>
-            <w:r>
-              <w:rPr>
-                <w:noProof/>
-                <w:webHidden/>
-              </w:rPr>
-              <w:fldChar w:fldCharType="begin"/>
-            </w:r>
-            <w:r>
-              <w:rPr>
-                <w:noProof/>
-                <w:webHidden/>
-              </w:rPr>
-              <w:instrText xml:space="preserve"> PAGEREF _Toc243520293 \h </w:instrText>
-            </w:r>
-            <w:r>
-              <w:rPr>
-                <w:noProof/>
-                <w:webHidden/>
-              </w:rPr>
-            </w:r>
-            <w:r>
-              <w:rPr>
-                <w:noProof/>
-                <w:webHidden/>
-              </w:rPr>
-              <w:fldChar w:fldCharType="separate"/>
-            </w:r>
-            <w:r>
-              <w:rPr>
-                <w:noProof/>
-                <w:webHidden/>
-              </w:rPr>
-              <w:t>18</w:t>
-            </w:r>
-            <w:r>
-              <w:rPr>
-                <w:noProof/>
-                <w:webHidden/>
-              </w:rPr>
-              <w:fldChar w:fldCharType="end"/>
-            </w:r>
-          </w:hyperlink>
-        </w:p>
-        <w:p>
-          <w:pPr>
-            <w:pStyle w:val="ndice2"/>
-            <w:tabs>
-              <w:tab w:val="right" w:leader="dot" w:pos="8494"/>
-            </w:tabs>
-            <w:rPr>
-              <w:rFonts w:eastAsiaTheme="minorEastAsia"/>
-              <w:noProof/>
-              <w:lang w:eastAsia="pt-PT"/>
-            </w:rPr>
-          </w:pPr>
-          <w:hyperlink w:anchor="_Toc243520294" w:history="1">
-            <w:r>
-              <w:rPr>
-                <w:rStyle w:val="Hiperligao"/>
-                <w:noProof/>
-              </w:rPr>
-              <w:t>5.5 Agendamento</w:t>
-            </w:r>
-            <w:r>
-              <w:rPr>
-                <w:noProof/>
-                <w:webHidden/>
-              </w:rPr>
-              <w:tab/>
-            </w:r>
-            <w:r>
-              <w:rPr>
-                <w:noProof/>
-                <w:webHidden/>
-              </w:rPr>
-              <w:fldChar w:fldCharType="begin"/>
-            </w:r>
-            <w:r>
-              <w:rPr>
-                <w:noProof/>
-                <w:webHidden/>
-              </w:rPr>
-              <w:instrText xml:space="preserve"> PAGEREF _Toc243520294 \h </w:instrText>
-            </w:r>
-            <w:r>
-              <w:rPr>
-                <w:noProof/>
-                <w:webHidden/>
-              </w:rPr>
-            </w:r>
-            <w:r>
-              <w:rPr>
-                <w:noProof/>
-                <w:webHidden/>
-              </w:rPr>
-              <w:fldChar w:fldCharType="separate"/>
-            </w:r>
-            <w:r>
-              <w:rPr>
-                <w:noProof/>
-                <w:webHidden/>
-              </w:rPr>
-              <w:t>19</w:t>
+              <w:t>20</w:t>
             </w:r>
             <w:r>
               <w:rPr>
@@ -1981,13 +2269,13 @@
               <w:lang w:eastAsia="pt-PT"/>
             </w:rPr>
           </w:pPr>
-          <w:hyperlink w:anchor="_Toc243520295" w:history="1">
+          <w:hyperlink w:anchor="_Toc243583160" w:history="1">
             <w:r>
               <w:rPr>
                 <w:rStyle w:val="Hiperligao"/>
                 <w:noProof/>
               </w:rPr>
-              <w:t>6.Demonstração</w:t>
+              <w:t>8. Referências</w:t>
             </w:r>
             <w:r>
               <w:rPr>
@@ -2008,7 +2296,7 @@
                 <w:noProof/>
                 <w:webHidden/>
               </w:rPr>
-              <w:instrText xml:space="preserve"> PAGEREF _Toc243520295 \h </w:instrText>
+              <w:instrText xml:space="preserve"> PAGEREF _Toc243583160 \h </w:instrText>
             </w:r>
             <w:r>
               <w:rPr>
@@ -2028,357 +2316,7 @@
                 <w:noProof/>
                 <w:webHidden/>
               </w:rPr>
-              <w:t>19</w:t>
-            </w:r>
-            <w:r>
-              <w:rPr>
-                <w:noProof/>
-                <w:webHidden/>
-              </w:rPr>
-              <w:fldChar w:fldCharType="end"/>
-            </w:r>
-          </w:hyperlink>
-        </w:p>
-        <w:p>
-          <w:pPr>
-            <w:pStyle w:val="ndice2"/>
-            <w:tabs>
-              <w:tab w:val="right" w:leader="dot" w:pos="8494"/>
-            </w:tabs>
-            <w:rPr>
-              <w:rFonts w:eastAsiaTheme="minorEastAsia"/>
-              <w:noProof/>
-              <w:lang w:eastAsia="pt-PT"/>
-            </w:rPr>
-          </w:pPr>
-          <w:hyperlink w:anchor="_Toc243520296" w:history="1">
-            <w:r>
-              <w:rPr>
-                <w:rStyle w:val="Hiperligao"/>
-                <w:noProof/>
-              </w:rPr>
-              <w:t>6.1 Dashboard</w:t>
-            </w:r>
-            <w:r>
-              <w:rPr>
-                <w:noProof/>
-                <w:webHidden/>
-              </w:rPr>
-              <w:tab/>
-            </w:r>
-            <w:r>
-              <w:rPr>
-                <w:noProof/>
-                <w:webHidden/>
-              </w:rPr>
-              <w:fldChar w:fldCharType="begin"/>
-            </w:r>
-            <w:r>
-              <w:rPr>
-                <w:noProof/>
-                <w:webHidden/>
-              </w:rPr>
-              <w:instrText xml:space="preserve"> PAGEREF _Toc243520296 \h </w:instrText>
-            </w:r>
-            <w:r>
-              <w:rPr>
-                <w:noProof/>
-                <w:webHidden/>
-              </w:rPr>
-            </w:r>
-            <w:r>
-              <w:rPr>
-                <w:noProof/>
-                <w:webHidden/>
-              </w:rPr>
-              <w:fldChar w:fldCharType="separate"/>
-            </w:r>
-            <w:r>
-              <w:rPr>
-                <w:noProof/>
-                <w:webHidden/>
-              </w:rPr>
-              <w:t>19</w:t>
-            </w:r>
-            <w:r>
-              <w:rPr>
-                <w:noProof/>
-                <w:webHidden/>
-              </w:rPr>
-              <w:fldChar w:fldCharType="end"/>
-            </w:r>
-          </w:hyperlink>
-        </w:p>
-        <w:p>
-          <w:pPr>
-            <w:pStyle w:val="ndice1"/>
-            <w:tabs>
-              <w:tab w:val="right" w:leader="dot" w:pos="8494"/>
-            </w:tabs>
-            <w:rPr>
-              <w:rFonts w:eastAsiaTheme="minorEastAsia"/>
-              <w:noProof/>
-              <w:lang w:eastAsia="pt-PT"/>
-            </w:rPr>
-          </w:pPr>
-          <w:hyperlink w:anchor="_Toc243520297" w:history="1">
-            <w:r>
-              <w:rPr>
-                <w:rStyle w:val="Hiperligao"/>
-                <w:noProof/>
-              </w:rPr>
-              <w:t>7. Conclusão e Trabalhos Futuros</w:t>
-            </w:r>
-            <w:r>
-              <w:rPr>
-                <w:noProof/>
-                <w:webHidden/>
-              </w:rPr>
-              <w:tab/>
-            </w:r>
-            <w:r>
-              <w:rPr>
-                <w:noProof/>
-                <w:webHidden/>
-              </w:rPr>
-              <w:fldChar w:fldCharType="begin"/>
-            </w:r>
-            <w:r>
-              <w:rPr>
-                <w:noProof/>
-                <w:webHidden/>
-              </w:rPr>
-              <w:instrText xml:space="preserve"> PAGEREF _Toc243520297 \h </w:instrText>
-            </w:r>
-            <w:r>
-              <w:rPr>
-                <w:noProof/>
-                <w:webHidden/>
-              </w:rPr>
-            </w:r>
-            <w:r>
-              <w:rPr>
-                <w:noProof/>
-                <w:webHidden/>
-              </w:rPr>
-              <w:fldChar w:fldCharType="separate"/>
-            </w:r>
-            <w:r>
-              <w:rPr>
-                <w:noProof/>
-                <w:webHidden/>
-              </w:rPr>
               <w:t>20</w:t>
-            </w:r>
-            <w:r>
-              <w:rPr>
-                <w:noProof/>
-                <w:webHidden/>
-              </w:rPr>
-              <w:fldChar w:fldCharType="end"/>
-            </w:r>
-          </w:hyperlink>
-        </w:p>
-        <w:p>
-          <w:pPr>
-            <w:pStyle w:val="ndice2"/>
-            <w:tabs>
-              <w:tab w:val="right" w:leader="dot" w:pos="8494"/>
-            </w:tabs>
-            <w:rPr>
-              <w:rFonts w:eastAsiaTheme="minorEastAsia"/>
-              <w:noProof/>
-              <w:lang w:eastAsia="pt-PT"/>
-            </w:rPr>
-          </w:pPr>
-          <w:hyperlink w:anchor="_Toc243520298" w:history="1">
-            <w:r>
-              <w:rPr>
-                <w:rStyle w:val="Hiperligao"/>
-                <w:noProof/>
-              </w:rPr>
-              <w:t>7.1 Conclusão</w:t>
-            </w:r>
-            <w:r>
-              <w:rPr>
-                <w:noProof/>
-                <w:webHidden/>
-              </w:rPr>
-              <w:tab/>
-            </w:r>
-            <w:r>
-              <w:rPr>
-                <w:noProof/>
-                <w:webHidden/>
-              </w:rPr>
-              <w:fldChar w:fldCharType="begin"/>
-            </w:r>
-            <w:r>
-              <w:rPr>
-                <w:noProof/>
-                <w:webHidden/>
-              </w:rPr>
-              <w:instrText xml:space="preserve"> PAGEREF _Toc243520298 \h </w:instrText>
-            </w:r>
-            <w:r>
-              <w:rPr>
-                <w:noProof/>
-                <w:webHidden/>
-              </w:rPr>
-            </w:r>
-            <w:r>
-              <w:rPr>
-                <w:noProof/>
-                <w:webHidden/>
-              </w:rPr>
-              <w:fldChar w:fldCharType="separate"/>
-            </w:r>
-            <w:r>
-              <w:rPr>
-                <w:noProof/>
-                <w:webHidden/>
-              </w:rPr>
-              <w:t>20</w:t>
-            </w:r>
-            <w:r>
-              <w:rPr>
-                <w:noProof/>
-                <w:webHidden/>
-              </w:rPr>
-              <w:fldChar w:fldCharType="end"/>
-            </w:r>
-          </w:hyperlink>
-        </w:p>
-        <w:p>
-          <w:pPr>
-            <w:pStyle w:val="ndice2"/>
-            <w:tabs>
-              <w:tab w:val="right" w:leader="dot" w:pos="8494"/>
-            </w:tabs>
-            <w:rPr>
-              <w:rFonts w:eastAsiaTheme="minorEastAsia"/>
-              <w:noProof/>
-              <w:lang w:eastAsia="pt-PT"/>
-            </w:rPr>
-          </w:pPr>
-          <w:hyperlink w:anchor="_Toc243520299" w:history="1">
-            <w:r>
-              <w:rPr>
-                <w:rStyle w:val="Hiperligao"/>
-                <w:noProof/>
-              </w:rPr>
-              <w:t>7.3 Trabalhos Futuros</w:t>
-            </w:r>
-            <w:r>
-              <w:rPr>
-                <w:noProof/>
-                <w:webHidden/>
-              </w:rPr>
-              <w:tab/>
-            </w:r>
-            <w:r>
-              <w:rPr>
-                <w:noProof/>
-                <w:webHidden/>
-              </w:rPr>
-              <w:fldChar w:fldCharType="begin"/>
-            </w:r>
-            <w:r>
-              <w:rPr>
-                <w:noProof/>
-                <w:webHidden/>
-              </w:rPr>
-              <w:instrText xml:space="preserve"> PAGEREF _Toc243520299 \h </w:instrText>
-            </w:r>
-            <w:r>
-              <w:rPr>
-                <w:noProof/>
-                <w:webHidden/>
-              </w:rPr>
-            </w:r>
-            <w:r>
-              <w:rPr>
-                <w:noProof/>
-                <w:webHidden/>
-              </w:rPr>
-              <w:fldChar w:fldCharType="separate"/>
-            </w:r>
-            <w:r>
-              <w:rPr>
-                <w:noProof/>
-                <w:webHidden/>
-              </w:rPr>
-              <w:t>20</w:t>
-            </w:r>
-            <w:r>
-              <w:rPr>
-                <w:noProof/>
-                <w:webHidden/>
-              </w:rPr>
-              <w:fldChar w:fldCharType="end"/>
-            </w:r>
-          </w:hyperlink>
-        </w:p>
-        <w:p>
-          <w:pPr>
-            <w:pStyle w:val="ndice1"/>
-            <w:tabs>
-              <w:tab w:val="right" w:leader="dot" w:pos="8494"/>
-            </w:tabs>
-            <w:rPr>
-              <w:rFonts w:eastAsiaTheme="minorEastAsia"/>
-              <w:noProof/>
-              <w:lang w:eastAsia="pt-PT"/>
-            </w:rPr>
-          </w:pPr>
-          <w:hyperlink w:anchor="_Toc243520300" w:history="1">
-            <w:r>
-              <w:rPr>
-                <w:rStyle w:val="Hiperligao"/>
-                <w:noProof/>
-              </w:rPr>
-              <w:t>8. Referências</w:t>
-            </w:r>
-            <w:r>
-              <w:rPr>
-                <w:noProof/>
-                <w:webHidden/>
-              </w:rPr>
-              <w:tab/>
-            </w:r>
-            <w:r>
-              <w:rPr>
-                <w:noProof/>
-                <w:webHidden/>
-              </w:rPr>
-              <w:fldChar w:fldCharType="begin"/>
-            </w:r>
-            <w:r>
-              <w:rPr>
-                <w:noProof/>
-                <w:webHidden/>
-              </w:rPr>
-              <w:instrText xml:space="preserve"> PAGEREF _Toc243520300 \h </w:instrText>
-            </w:r>
-            <w:r>
-              <w:rPr>
-                <w:noProof/>
-                <w:webHidden/>
-              </w:rPr>
-            </w:r>
-            <w:r>
-              <w:rPr>
-                <w:noProof/>
-                <w:webHidden/>
-              </w:rPr>
-              <w:fldChar w:fldCharType="separate"/>
-            </w:r>
-            <w:r>
-              <w:rPr>
-                <w:noProof/>
-                <w:webHidden/>
-              </w:rPr>
-              <w:t>21</w:t>
             </w:r>
             <w:r>
               <w:rPr>
@@ -2400,7 +2338,6 @@
               <w:b/>
               <w:bCs/>
             </w:rPr>
-            <w:lastRenderedPageBreak/>
             <w:fldChar w:fldCharType="end"/>
           </w:r>
           <w:r>
@@ -2495,7 +2432,7 @@
         <w:rPr>
           <w:noProof/>
         </w:rPr>
-        <w:t>Tabela 1– Fontes de dados</w:t>
+        <w:t>Tabela 1– Enquadramento do trabalho</w:t>
       </w:r>
       <w:r>
         <w:rPr>
@@ -2513,7 +2450,7 @@
         <w:rPr>
           <w:noProof/>
         </w:rPr>
-        <w:instrText xml:space="preserve"> PAGEREF _Toc243515675 \h </w:instrText>
+        <w:instrText xml:space="preserve"> PAGEREF _Toc243578478 \h </w:instrText>
       </w:r>
       <w:r>
         <w:rPr>
@@ -2530,7 +2467,7 @@
         <w:rPr>
           <w:noProof/>
         </w:rPr>
-        <w:t>6</w:t>
+        <w:t>4</w:t>
       </w:r>
       <w:r>
         <w:rPr>
@@ -2555,7 +2492,7 @@
         <w:rPr>
           <w:noProof/>
         </w:rPr>
-        <w:t>Tabela 2– Ferramentas utilizadas</w:t>
+        <w:t>Tabela 2– Fontes de dados</w:t>
       </w:r>
       <w:r>
         <w:rPr>
@@ -2573,7 +2510,7 @@
         <w:rPr>
           <w:noProof/>
         </w:rPr>
-        <w:instrText xml:space="preserve"> PAGEREF _Toc243515676 \h </w:instrText>
+        <w:instrText xml:space="preserve"> PAGEREF _Toc243578479 \h </w:instrText>
       </w:r>
       <w:r>
         <w:rPr>
@@ -2590,7 +2527,7 @@
         <w:rPr>
           <w:noProof/>
         </w:rPr>
-        <w:t>7</w:t>
+        <w:t>6</w:t>
       </w:r>
       <w:r>
         <w:rPr>
@@ -2615,7 +2552,7 @@
         <w:rPr>
           <w:noProof/>
         </w:rPr>
-        <w:t>Tabela 3-Colunas da tabela transferencias_eficiencia (resumo)</w:t>
+        <w:t>Tabela 3– Ferramentas utilizadas</w:t>
       </w:r>
       <w:r>
         <w:rPr>
@@ -2633,7 +2570,7 @@
         <w:rPr>
           <w:noProof/>
         </w:rPr>
-        <w:instrText xml:space="preserve"> PAGEREF _Toc243515677 \h </w:instrText>
+        <w:instrText xml:space="preserve"> PAGEREF _Toc243578480 \h </w:instrText>
       </w:r>
       <w:r>
         <w:rPr>
@@ -2675,7 +2612,7 @@
         <w:rPr>
           <w:noProof/>
         </w:rPr>
-        <w:t>Tabela 4– Operadores utilizados</w:t>
+        <w:t>Tabela 4-Colunas da tabela transferencias_eficiencia (resumo)</w:t>
       </w:r>
       <w:r>
         <w:rPr>
@@ -2693,7 +2630,7 @@
         <w:rPr>
           <w:noProof/>
         </w:rPr>
-        <w:instrText xml:space="preserve"> PAGEREF _Toc243515678 \h </w:instrText>
+        <w:instrText xml:space="preserve"> PAGEREF _Toc243578481 \h </w:instrText>
       </w:r>
       <w:r>
         <w:rPr>
@@ -2710,7 +2647,7 @@
         <w:rPr>
           <w:noProof/>
         </w:rPr>
-        <w:t>8</w:t>
+        <w:t>7</w:t>
       </w:r>
       <w:r>
         <w:rPr>
@@ -2735,7 +2672,7 @@
         <w:rPr>
           <w:noProof/>
         </w:rPr>
-        <w:t>Tabela 5– Estrutura do repositório</w:t>
+        <w:t>Tabela 5– Operadores utilizados</w:t>
       </w:r>
       <w:r>
         <w:rPr>
@@ -2753,7 +2690,7 @@
         <w:rPr>
           <w:noProof/>
         </w:rPr>
-        <w:instrText xml:space="preserve"> PAGEREF _Toc243515679 \h </w:instrText>
+        <w:instrText xml:space="preserve"> PAGEREF _Toc243578482 \h </w:instrText>
       </w:r>
       <w:r>
         <w:rPr>
@@ -2770,7 +2707,7 @@
         <w:rPr>
           <w:noProof/>
         </w:rPr>
-        <w:t>9</w:t>
+        <w:t>8</w:t>
       </w:r>
       <w:r>
         <w:rPr>
@@ -2795,7 +2732,7 @@
         <w:rPr>
           <w:noProof/>
         </w:rPr>
-        <w:t>Tabela 6– Transformação 02_join_transfers_appearances no Spoon</w:t>
+        <w:t>Tabela 6– Estrutura do repositório</w:t>
       </w:r>
       <w:r>
         <w:rPr>
@@ -2813,7 +2750,7 @@
         <w:rPr>
           <w:noProof/>
         </w:rPr>
-        <w:instrText xml:space="preserve"> PAGEREF _Toc243515680 \h </w:instrText>
+        <w:instrText xml:space="preserve"> PAGEREF _Toc243578483 \h </w:instrText>
       </w:r>
       <w:r>
         <w:rPr>
@@ -2830,7 +2767,7 @@
         <w:rPr>
           <w:noProof/>
         </w:rPr>
-        <w:t>10</w:t>
+        <w:t>9</w:t>
       </w:r>
       <w:r>
         <w:rPr>
@@ -2855,7 +2792,7 @@
         <w:rPr>
           <w:noProof/>
         </w:rPr>
-        <w:t>Tabela 7– Passos da transformação 02</w:t>
+        <w:t>Tabela 7– Transformação 02_join_transfers_appearances no Spoon</w:t>
       </w:r>
       <w:r>
         <w:rPr>
@@ -2873,7 +2810,7 @@
         <w:rPr>
           <w:noProof/>
         </w:rPr>
-        <w:instrText xml:space="preserve"> PAGEREF _Toc243515681 \h </w:instrText>
+        <w:instrText xml:space="preserve"> PAGEREF _Toc243578484 \h </w:instrText>
       </w:r>
       <w:r>
         <w:rPr>
@@ -2890,7 +2827,7 @@
         <w:rPr>
           <w:noProof/>
         </w:rPr>
-        <w:t>11</w:t>
+        <w:t>10</w:t>
       </w:r>
       <w:r>
         <w:rPr>
@@ -2933,7 +2870,7 @@
         <w:rPr>
           <w:noProof/>
         </w:rPr>
-        <w:instrText xml:space="preserve"> PAGEREF _Toc243515682 \h </w:instrText>
+        <w:instrText xml:space="preserve"> PAGEREF _Toc243578485 \h </w:instrText>
       </w:r>
       <w:r>
         <w:rPr>
@@ -2993,7 +2930,7 @@
         <w:rPr>
           <w:noProof/>
         </w:rPr>
-        <w:instrText xml:space="preserve"> PAGEREF _Toc243515683 \h </w:instrText>
+        <w:instrText xml:space="preserve"> PAGEREF _Toc243578486 \h </w:instrText>
       </w:r>
       <w:r>
         <w:rPr>
@@ -3035,7 +2972,7 @@
         <w:rPr>
           <w:noProof/>
         </w:rPr>
-        <w:t>Tabela 10– Resultado da transformação 02</w:t>
+        <w:t>Tabela 10– Passos da transformação 03</w:t>
       </w:r>
       <w:r>
         <w:rPr>
@@ -3053,7 +2990,7 @@
         <w:rPr>
           <w:noProof/>
         </w:rPr>
-        <w:instrText xml:space="preserve"> PAGEREF _Toc243515684 \h </w:instrText>
+        <w:instrText xml:space="preserve"> PAGEREF _Toc243578487 \h </w:instrText>
       </w:r>
       <w:r>
         <w:rPr>
@@ -3095,7 +3032,7 @@
         <w:rPr>
           <w:noProof/>
         </w:rPr>
-        <w:t>Tabela 11- Dados do XML antes da limpeza</w:t>
+        <w:t>Tabela 11– Expressões regulares</w:t>
       </w:r>
       <w:r>
         <w:rPr>
@@ -3113,7 +3050,7 @@
         <w:rPr>
           <w:noProof/>
         </w:rPr>
-        <w:instrText xml:space="preserve"> PAGEREF _Toc243515685 \h </w:instrText>
+        <w:instrText xml:space="preserve"> PAGEREF _Toc243578488 \h </w:instrText>
       </w:r>
       <w:r>
         <w:rPr>
@@ -3155,7 +3092,7 @@
         <w:rPr>
           <w:noProof/>
         </w:rPr>
-        <w:t>Tabela 12- Dados do XML depois da limpeza</w:t>
+        <w:t>Tabela 12– Regras de classificação</w:t>
       </w:r>
       <w:r>
         <w:rPr>
@@ -3173,7 +3110,7 @@
         <w:rPr>
           <w:noProof/>
         </w:rPr>
-        <w:instrText xml:space="preserve"> PAGEREF _Toc243515686 \h </w:instrText>
+        <w:instrText xml:space="preserve"> PAGEREF _Toc243578489 \h </w:instrText>
       </w:r>
       <w:r>
         <w:rPr>
@@ -3190,7 +3127,7 @@
         <w:rPr>
           <w:noProof/>
         </w:rPr>
-        <w:t>14</w:t>
+        <w:t>15</w:t>
       </w:r>
       <w:r>
         <w:rPr>
@@ -3215,7 +3152,7 @@
         <w:rPr>
           <w:noProof/>
         </w:rPr>
-        <w:t>Tabela 13– Passo de classificação</w:t>
+        <w:t>Tabela 13– Resultados da execução da transformação 03</w:t>
       </w:r>
       <w:r>
         <w:rPr>
@@ -3233,7 +3170,7 @@
         <w:rPr>
           <w:noProof/>
         </w:rPr>
-        <w:instrText xml:space="preserve"> PAGEREF _Toc243515687 \h </w:instrText>
+        <w:instrText xml:space="preserve"> PAGEREF _Toc243578490 \h </w:instrText>
       </w:r>
       <w:r>
         <w:rPr>
@@ -3275,7 +3212,7 @@
         <w:rPr>
           <w:noProof/>
         </w:rPr>
-        <w:t>Tabela 14- Código para a classificação</w:t>
+        <w:t>Tabela 14– Problemas de qualidade e respetivo tratamento</w:t>
       </w:r>
       <w:r>
         <w:rPr>
@@ -3293,7 +3230,7 @@
         <w:rPr>
           <w:noProof/>
         </w:rPr>
-        <w:instrText xml:space="preserve"> PAGEREF _Toc243515688 \h </w:instrText>
+        <w:instrText xml:space="preserve"> PAGEREF _Toc243578491 \h </w:instrText>
       </w:r>
       <w:r>
         <w:rPr>
@@ -3310,7 +3247,7 @@
         <w:rPr>
           <w:noProof/>
         </w:rPr>
-        <w:t>15</w:t>
+        <w:t>17</w:t>
       </w:r>
       <w:r>
         <w:rPr>
@@ -3335,7 +3272,7 @@
         <w:rPr>
           <w:noProof/>
         </w:rPr>
-        <w:t>Tabela 15– Resultado da transformação 03</w:t>
+        <w:t>Tabela 15– Entradas do job principal</w:t>
       </w:r>
       <w:r>
         <w:rPr>
@@ -3353,7 +3290,7 @@
         <w:rPr>
           <w:noProof/>
         </w:rPr>
-        <w:instrText xml:space="preserve"> PAGEREF _Toc243515689 \h </w:instrText>
+        <w:instrText xml:space="preserve"> PAGEREF _Toc243578492 \h </w:instrText>
       </w:r>
       <w:r>
         <w:rPr>
@@ -3370,187 +3307,7 @@
         <w:rPr>
           <w:noProof/>
         </w:rPr>
-        <w:t>16</w:t>
-      </w:r>
-      <w:r>
-        <w:rPr>
-          <w:noProof/>
-        </w:rPr>
-        <w:fldChar w:fldCharType="end"/>
-      </w:r>
-    </w:p>
-    <w:p>
-      <w:pPr>
-        <w:pStyle w:val="ndicedeilustraes"/>
-        <w:tabs>
-          <w:tab w:val="right" w:leader="dot" w:pos="8494"/>
-        </w:tabs>
-        <w:rPr>
-          <w:rFonts w:eastAsiaTheme="minorEastAsia"/>
-          <w:noProof/>
-          <w:lang w:eastAsia="pt-PT"/>
-        </w:rPr>
-      </w:pPr>
-      <w:r>
-        <w:rPr>
-          <w:noProof/>
-        </w:rPr>
-        <w:t>Tabela 16– Tabela carregada no MySQL Workbench</w:t>
-      </w:r>
-      <w:r>
-        <w:rPr>
-          <w:noProof/>
-        </w:rPr>
-        <w:tab/>
-      </w:r>
-      <w:r>
-        <w:rPr>
-          <w:noProof/>
-        </w:rPr>
-        <w:fldChar w:fldCharType="begin"/>
-      </w:r>
-      <w:r>
-        <w:rPr>
-          <w:noProof/>
-        </w:rPr>
-        <w:instrText xml:space="preserve"> PAGEREF _Toc243515690 \h </w:instrText>
-      </w:r>
-      <w:r>
-        <w:rPr>
-          <w:noProof/>
-        </w:rPr>
-      </w:r>
-      <w:r>
-        <w:rPr>
-          <w:noProof/>
-        </w:rPr>
-        <w:fldChar w:fldCharType="separate"/>
-      </w:r>
-      <w:r>
-        <w:rPr>
-          <w:noProof/>
-        </w:rPr>
-        <w:t>16</w:t>
-      </w:r>
-      <w:r>
-        <w:rPr>
-          <w:noProof/>
-        </w:rPr>
-        <w:fldChar w:fldCharType="end"/>
-      </w:r>
-    </w:p>
-    <w:p>
-      <w:pPr>
-        <w:pStyle w:val="ndicedeilustraes"/>
-        <w:tabs>
-          <w:tab w:val="right" w:leader="dot" w:pos="8494"/>
-        </w:tabs>
-        <w:rPr>
-          <w:rFonts w:eastAsiaTheme="minorEastAsia"/>
-          <w:noProof/>
-          <w:lang w:eastAsia="pt-PT"/>
-        </w:rPr>
-      </w:pPr>
-      <w:r>
-        <w:rPr>
-          <w:noProof/>
-        </w:rPr>
-        <w:t>Tabela 18– Email enviado pelo job</w:t>
-      </w:r>
-      <w:r>
-        <w:rPr>
-          <w:noProof/>
-        </w:rPr>
-        <w:tab/>
-      </w:r>
-      <w:r>
-        <w:rPr>
-          <w:noProof/>
-        </w:rPr>
-        <w:fldChar w:fldCharType="begin"/>
-      </w:r>
-      <w:r>
-        <w:rPr>
-          <w:noProof/>
-        </w:rPr>
-        <w:instrText xml:space="preserve"> PAGEREF _Toc243515691 \h </w:instrText>
-      </w:r>
-      <w:r>
-        <w:rPr>
-          <w:noProof/>
-        </w:rPr>
-      </w:r>
-      <w:r>
-        <w:rPr>
-          <w:noProof/>
-        </w:rPr>
-        <w:fldChar w:fldCharType="separate"/>
-      </w:r>
-      <w:r>
-        <w:rPr>
-          <w:noProof/>
-        </w:rPr>
         <w:t>18</w:t>
-      </w:r>
-      <w:r>
-        <w:rPr>
-          <w:noProof/>
-        </w:rPr>
-        <w:fldChar w:fldCharType="end"/>
-      </w:r>
-    </w:p>
-    <w:p>
-      <w:pPr>
-        <w:pStyle w:val="ndicedeilustraes"/>
-        <w:tabs>
-          <w:tab w:val="right" w:leader="dot" w:pos="8494"/>
-        </w:tabs>
-        <w:rPr>
-          <w:rFonts w:eastAsiaTheme="minorEastAsia"/>
-          <w:noProof/>
-          <w:lang w:eastAsia="pt-PT"/>
-        </w:rPr>
-      </w:pPr>
-      <w:r>
-        <w:rPr>
-          <w:noProof/>
-        </w:rPr>
-        <w:t>Tabela 19– Execução do job</w:t>
-      </w:r>
-      <w:r>
-        <w:rPr>
-          <w:noProof/>
-        </w:rPr>
-        <w:tab/>
-      </w:r>
-      <w:r>
-        <w:rPr>
-          <w:noProof/>
-        </w:rPr>
-        <w:fldChar w:fldCharType="begin"/>
-      </w:r>
-      <w:r>
-        <w:rPr>
-          <w:noProof/>
-        </w:rPr>
-        <w:instrText xml:space="preserve"> PAGEREF _Toc243515692 \h </w:instrText>
-      </w:r>
-      <w:r>
-        <w:rPr>
-          <w:noProof/>
-        </w:rPr>
-      </w:r>
-      <w:r>
-        <w:rPr>
-          <w:noProof/>
-        </w:rPr>
-        <w:fldChar w:fldCharType="separate"/>
-      </w:r>
-      <w:r>
-        <w:rPr>
-          <w:noProof/>
-        </w:rPr>
-        <w:t>19</w:t>
       </w:r>
       <w:r>
         <w:rPr>
@@ -3574,6 +3331,15 @@
         </w:rPr>
         <w:fldChar w:fldCharType="end"/>
       </w:r>
+    </w:p>
+    <w:p>
+      <w:pPr>
+        <w:jc w:val="center"/>
+        <w:rPr>
+          <w:sz w:val="22"/>
+          <w:szCs w:val="22"/>
+        </w:rPr>
+      </w:pPr>
     </w:p>
     <w:p>
       <w:pPr>
@@ -3673,7 +3439,7 @@
           <w:szCs w:val="36"/>
         </w:rPr>
       </w:pPr>
-      <w:bookmarkStart w:id="0" w:name="_Toc243520270"/>
+      <w:bookmarkStart w:id="0" w:name="_Toc243583131"/>
       <w:r>
         <w:rPr>
           <w:color w:val="auto"/>
@@ -3712,32 +3478,72 @@
     <w:p>
       <w:pPr>
         <w:jc w:val="both"/>
-      </w:pPr>
-      <w:r>
+        <w:rPr>
+          <w:sz w:val="20"/>
+          <w:szCs w:val="20"/>
+        </w:rPr>
+      </w:pPr>
+      <w:r>
+        <w:rPr>
+          <w:sz w:val="20"/>
+          <w:szCs w:val="20"/>
+        </w:rPr>
         <w:t xml:space="preserve">Este relatório documenta o </w:t>
       </w:r>
       <w:r>
+        <w:rPr>
+          <w:sz w:val="20"/>
+          <w:szCs w:val="20"/>
+        </w:rPr>
         <w:t xml:space="preserve">desenvolvimento e a implementação do </w:t>
       </w:r>
       <w:r>
+        <w:rPr>
+          <w:sz w:val="20"/>
+          <w:szCs w:val="20"/>
+        </w:rPr>
         <w:t xml:space="preserve">Trabalho Prático I </w:t>
       </w:r>
       <w:r>
+        <w:rPr>
+          <w:sz w:val="20"/>
+          <w:szCs w:val="20"/>
+        </w:rPr>
         <w:t xml:space="preserve">da unidade curricular </w:t>
       </w:r>
       <w:r>
+        <w:rPr>
+          <w:sz w:val="20"/>
+          <w:szCs w:val="20"/>
+        </w:rPr>
         <w:t xml:space="preserve">de </w:t>
       </w:r>
       <w:r>
+        <w:rPr>
+          <w:sz w:val="20"/>
+          <w:szCs w:val="20"/>
+        </w:rPr>
         <w:t>Integração de Sistemas de Informação</w:t>
       </w:r>
       <w:r>
+        <w:rPr>
+          <w:sz w:val="20"/>
+          <w:szCs w:val="20"/>
+        </w:rPr>
         <w:t xml:space="preserve"> </w:t>
       </w:r>
       <w:r>
+        <w:rPr>
+          <w:sz w:val="20"/>
+          <w:szCs w:val="20"/>
+        </w:rPr>
         <w:t>(ISI)</w:t>
       </w:r>
       <w:r>
+        <w:rPr>
+          <w:sz w:val="20"/>
+          <w:szCs w:val="20"/>
+        </w:rPr>
         <w:t>: um processo ETL (</w:t>
       </w:r>
       <w:proofErr w:type="spellStart"/>
@@ -3745,11 +3551,17 @@
         <w:rPr>
           <w:i/>
           <w:iCs/>
+          <w:sz w:val="20"/>
+          <w:szCs w:val="20"/>
         </w:rPr>
         <w:t>Extract</w:t>
       </w:r>
       <w:proofErr w:type="spellEnd"/>
       <w:r>
+        <w:rPr>
+          <w:sz w:val="20"/>
+          <w:szCs w:val="20"/>
+        </w:rPr>
         <w:t xml:space="preserve">, </w:t>
       </w:r>
       <w:proofErr w:type="spellStart"/>
@@ -3757,11 +3569,17 @@
         <w:rPr>
           <w:i/>
           <w:iCs/>
+          <w:sz w:val="20"/>
+          <w:szCs w:val="20"/>
         </w:rPr>
         <w:t>Transform</w:t>
       </w:r>
       <w:proofErr w:type="spellEnd"/>
       <w:r>
+        <w:rPr>
+          <w:sz w:val="20"/>
+          <w:szCs w:val="20"/>
+        </w:rPr>
         <w:t xml:space="preserve">, </w:t>
       </w:r>
       <w:proofErr w:type="spellStart"/>
@@ -3769,11 +3587,17 @@
         <w:rPr>
           <w:i/>
           <w:iCs/>
+          <w:sz w:val="20"/>
+          <w:szCs w:val="20"/>
         </w:rPr>
         <w:t>Load</w:t>
       </w:r>
       <w:proofErr w:type="spellEnd"/>
       <w:r>
+        <w:rPr>
+          <w:sz w:val="20"/>
+          <w:szCs w:val="20"/>
+        </w:rPr>
         <w:t xml:space="preserve">) construído com o </w:t>
       </w:r>
       <w:proofErr w:type="spellStart"/>
@@ -3781,21 +3605,33 @@
         <w:rPr>
           <w:i/>
           <w:iCs/>
+          <w:sz w:val="20"/>
+          <w:szCs w:val="20"/>
         </w:rPr>
         <w:t>Pentaho</w:t>
       </w:r>
       <w:proofErr w:type="spellEnd"/>
       <w:r>
+        <w:rPr>
+          <w:sz w:val="20"/>
+          <w:szCs w:val="20"/>
+        </w:rPr>
         <w:t xml:space="preserve"> </w:t>
       </w:r>
       <w:r>
         <w:rPr>
           <w:i/>
           <w:iCs/>
+          <w:sz w:val="20"/>
+          <w:szCs w:val="20"/>
         </w:rPr>
         <w:t>Data</w:t>
       </w:r>
       <w:r>
+        <w:rPr>
+          <w:sz w:val="20"/>
+          <w:szCs w:val="20"/>
+        </w:rPr>
         <w:t xml:space="preserve"> </w:t>
       </w:r>
       <w:proofErr w:type="spellStart"/>
@@ -3803,11 +3639,17 @@
         <w:rPr>
           <w:i/>
           <w:iCs/>
+          <w:sz w:val="20"/>
+          <w:szCs w:val="20"/>
         </w:rPr>
         <w:t>Integration</w:t>
       </w:r>
       <w:proofErr w:type="spellEnd"/>
       <w:r>
+        <w:rPr>
+          <w:sz w:val="20"/>
+          <w:szCs w:val="20"/>
+        </w:rPr>
         <w:t xml:space="preserve"> (</w:t>
       </w:r>
       <w:proofErr w:type="spellStart"/>
@@ -3815,23 +3657,45 @@
         <w:rPr>
           <w:i/>
           <w:iCs/>
+          <w:sz w:val="20"/>
+          <w:szCs w:val="20"/>
         </w:rPr>
         <w:t>Spoon</w:t>
       </w:r>
       <w:proofErr w:type="spellEnd"/>
       <w:r>
+        <w:rPr>
+          <w:sz w:val="20"/>
+          <w:szCs w:val="20"/>
+        </w:rPr>
         <w:t>)</w:t>
       </w:r>
       <w:r>
+        <w:rPr>
+          <w:sz w:val="20"/>
+          <w:szCs w:val="20"/>
+        </w:rPr>
         <w:t>, focado no tratamento, integração e an</w:t>
       </w:r>
       <w:r>
+        <w:rPr>
+          <w:sz w:val="20"/>
+          <w:szCs w:val="20"/>
+        </w:rPr>
         <w:t>á</w:t>
       </w:r>
       <w:r>
+        <w:rPr>
+          <w:sz w:val="20"/>
+          <w:szCs w:val="20"/>
+        </w:rPr>
         <w:t xml:space="preserve">lise de </w:t>
       </w:r>
       <w:r>
+        <w:rPr>
+          <w:sz w:val="20"/>
+          <w:szCs w:val="20"/>
+        </w:rPr>
         <w:t>dados de transferências de futebol.</w:t>
       </w:r>
     </w:p>
@@ -3844,7 +3708,7 @@
           <w:szCs w:val="28"/>
         </w:rPr>
       </w:pPr>
-      <w:bookmarkStart w:id="1" w:name="_Toc243520271"/>
+      <w:bookmarkStart w:id="1" w:name="_Toc243583132"/>
       <w:r>
         <w:rPr>
           <w:color w:val="auto"/>
@@ -3867,12 +3731,10 @@
       <w:pPr>
         <w:pStyle w:val="Legenda"/>
         <w:keepNext/>
-      </w:pPr>
-    </w:p>
-    <w:p>
-      <w:pPr>
-        <w:pStyle w:val="Legenda"/>
-        <w:keepNext/>
+        <w:rPr>
+          <w:i w:val="0"/>
+          <w:iCs w:val="0"/>
+        </w:rPr>
       </w:pPr>
     </w:p>
     <w:tbl>
@@ -4174,9 +4036,22 @@
       <w:pPr>
         <w:pStyle w:val="Legenda"/>
       </w:pPr>
-      <w:r>
-        <w:t>Tabela 1– Enquadramento do trabalho</w:t>
-      </w:r>
+      <w:bookmarkStart w:id="2" w:name="_Toc243578478"/>
+      <w:r>
+        <w:t xml:space="preserve">Tabela </w:t>
+      </w:r>
+      <w:fldSimple w:instr=" SEQ Tabela \* ARABIC ">
+        <w:r>
+          <w:rPr>
+            <w:noProof/>
+          </w:rPr>
+          <w:t>1</w:t>
+        </w:r>
+      </w:fldSimple>
+      <w:r>
+        <w:t>– Enquadramento do trabalho</w:t>
+      </w:r>
+      <w:bookmarkEnd w:id="2"/>
     </w:p>
     <w:p>
       <w:pPr>
@@ -4187,8 +4062,8 @@
           <w:szCs w:val="28"/>
         </w:rPr>
       </w:pPr>
-      <w:bookmarkStart w:id="2" w:name="_Toc243065684"/>
-      <w:bookmarkStart w:id="3" w:name="_Toc243520272"/>
+      <w:bookmarkStart w:id="3" w:name="_Toc243065684"/>
+      <w:bookmarkStart w:id="4" w:name="_Toc243583133"/>
       <w:r>
         <w:rPr>
           <w:color w:val="auto"/>
@@ -4197,14 +4072,22 @@
         </w:rPr>
         <w:t>1.2 Estrutura do Documento</w:t>
       </w:r>
-      <w:bookmarkEnd w:id="2"/>
       <w:bookmarkEnd w:id="3"/>
+      <w:bookmarkEnd w:id="4"/>
     </w:p>
     <w:p>
       <w:pPr>
         <w:jc w:val="both"/>
-      </w:pPr>
-      <w:r>
+        <w:rPr>
+          <w:sz w:val="20"/>
+          <w:szCs w:val="20"/>
+        </w:rPr>
+      </w:pPr>
+      <w:r>
+        <w:rPr>
+          <w:sz w:val="20"/>
+          <w:szCs w:val="20"/>
+        </w:rPr>
         <w:t>Para além deste capítulo introdutório, o presente relatório encontra-se estruturado da seguinte forma:</w:t>
       </w:r>
     </w:p>
@@ -4215,15 +4098,25 @@
           <w:numId w:val="1"/>
         </w:numPr>
         <w:jc w:val="both"/>
+        <w:rPr>
+          <w:sz w:val="20"/>
+          <w:szCs w:val="20"/>
+        </w:rPr>
       </w:pPr>
       <w:r>
         <w:rPr>
           <w:b/>
           <w:bCs/>
+          <w:sz w:val="20"/>
+          <w:szCs w:val="20"/>
         </w:rPr>
         <w:t>Capítulo 2 — Problema e Objetivos:</w:t>
       </w:r>
       <w:r>
+        <w:rPr>
+          <w:sz w:val="20"/>
+          <w:szCs w:val="20"/>
+        </w:rPr>
         <w:t xml:space="preserve"> Apresenta a contextualização do caso de estudo, definindo o problema abordado e os objetivos principais delineados para o projeto.</w:t>
       </w:r>
     </w:p>
@@ -4234,15 +4127,25 @@
           <w:numId w:val="1"/>
         </w:numPr>
         <w:jc w:val="both"/>
+        <w:rPr>
+          <w:sz w:val="20"/>
+          <w:szCs w:val="20"/>
+        </w:rPr>
       </w:pPr>
       <w:r>
         <w:rPr>
           <w:b/>
           <w:bCs/>
+          <w:sz w:val="20"/>
+          <w:szCs w:val="20"/>
         </w:rPr>
         <w:t>Capítulo 3 — Estratégia, Ferramentas e Decisões:</w:t>
       </w:r>
       <w:r>
+        <w:rPr>
+          <w:sz w:val="20"/>
+          <w:szCs w:val="20"/>
+        </w:rPr>
         <w:t xml:space="preserve"> Detalha a arquitetura adotada, as ferramentas tecnológicas selecionadas e as principais opções de conceção assumidas ao longo do desenvolvimento.</w:t>
       </w:r>
     </w:p>
@@ -4253,31 +4156,57 @@
           <w:numId w:val="1"/>
         </w:numPr>
         <w:jc w:val="both"/>
+        <w:rPr>
+          <w:sz w:val="20"/>
+          <w:szCs w:val="20"/>
+        </w:rPr>
       </w:pPr>
       <w:r>
         <w:rPr>
           <w:b/>
           <w:bCs/>
+          <w:sz w:val="20"/>
+          <w:szCs w:val="20"/>
         </w:rPr>
         <w:t>Capítulo 4 — Transformações de ETL:</w:t>
       </w:r>
       <w:r>
+        <w:rPr>
+          <w:sz w:val="20"/>
+          <w:szCs w:val="20"/>
+        </w:rPr>
         <w:t xml:space="preserve"> Descreve em detalhe a implementação técnica das transformações desenvolvidas no </w:t>
       </w:r>
       <w:proofErr w:type="spellStart"/>
       <w:r>
+        <w:rPr>
+          <w:sz w:val="20"/>
+          <w:szCs w:val="20"/>
+        </w:rPr>
         <w:t>Pentaho</w:t>
       </w:r>
       <w:proofErr w:type="spellEnd"/>
       <w:r>
+        <w:rPr>
+          <w:sz w:val="20"/>
+          <w:szCs w:val="20"/>
+        </w:rPr>
         <w:t xml:space="preserve"> Data </w:t>
       </w:r>
       <w:proofErr w:type="spellStart"/>
       <w:r>
+        <w:rPr>
+          <w:sz w:val="20"/>
+          <w:szCs w:val="20"/>
+        </w:rPr>
         <w:t>Integration</w:t>
       </w:r>
       <w:proofErr w:type="spellEnd"/>
       <w:r>
+        <w:rPr>
+          <w:sz w:val="20"/>
+          <w:szCs w:val="20"/>
+        </w:rPr>
         <w:t>, cobrindo o tratamento, cruzamento e enriquecimento dos dados.</w:t>
       </w:r>
     </w:p>
@@ -4288,15 +4217,25 @@
           <w:numId w:val="1"/>
         </w:numPr>
         <w:jc w:val="both"/>
+        <w:rPr>
+          <w:sz w:val="20"/>
+          <w:szCs w:val="20"/>
+        </w:rPr>
       </w:pPr>
       <w:r>
         <w:rPr>
           <w:b/>
           <w:bCs/>
+          <w:sz w:val="20"/>
+          <w:szCs w:val="20"/>
         </w:rPr>
         <w:t>Capítulo 5 — Orquestração (Job Principal):</w:t>
       </w:r>
       <w:r>
+        <w:rPr>
+          <w:sz w:val="20"/>
+          <w:szCs w:val="20"/>
+        </w:rPr>
         <w:t xml:space="preserve"> Explica o funcionamento do job de controlo responsável por encadear e automatizar a execução sequencial do processo de ETL.</w:t>
       </w:r>
     </w:p>
@@ -4307,16 +4246,25 @@
           <w:numId w:val="1"/>
         </w:numPr>
         <w:jc w:val="both"/>
+        <w:rPr>
+          <w:sz w:val="20"/>
+          <w:szCs w:val="20"/>
+        </w:rPr>
       </w:pPr>
       <w:r>
         <w:rPr>
           <w:b/>
           <w:bCs/>
-        </w:rPr>
-        <w:lastRenderedPageBreak/>
+          <w:sz w:val="20"/>
+          <w:szCs w:val="20"/>
+        </w:rPr>
         <w:t>Capítulo 6 — Demonstração Prática:</w:t>
       </w:r>
       <w:r>
+        <w:rPr>
+          <w:sz w:val="20"/>
+          <w:szCs w:val="20"/>
+        </w:rPr>
         <w:t xml:space="preserve"> Remete para o vídeo de demonstração que comprova a execução e o comportamento operacional da solução implementada.</w:t>
       </w:r>
     </w:p>
@@ -4327,19 +4275,68 @@
           <w:numId w:val="1"/>
         </w:numPr>
         <w:jc w:val="both"/>
+        <w:rPr>
+          <w:sz w:val="20"/>
+          <w:szCs w:val="20"/>
+        </w:rPr>
       </w:pPr>
       <w:r>
         <w:rPr>
           <w:b/>
           <w:bCs/>
+          <w:sz w:val="20"/>
+          <w:szCs w:val="20"/>
         </w:rPr>
         <w:t>Capítulo 7 — Conclusão e Trabalhos Futuros:</w:t>
       </w:r>
       <w:r>
+        <w:rPr>
+          <w:sz w:val="20"/>
+          <w:szCs w:val="20"/>
+        </w:rPr>
         <w:t xml:space="preserve"> Apresenta um balanço crítico do trabalho realizado, refletindo sobre as principais dificuldades encontradas e sugerindo perspetivas de melhoria futura.</w:t>
       </w:r>
     </w:p>
-    <w:p/>
+    <w:p>
+      <w:pPr>
+        <w:numPr>
+          <w:ilvl w:val="0"/>
+          <w:numId w:val="1"/>
+        </w:numPr>
+        <w:jc w:val="both"/>
+        <w:rPr>
+          <w:sz w:val="20"/>
+          <w:szCs w:val="20"/>
+        </w:rPr>
+      </w:pPr>
+      <w:r>
+        <w:rPr>
+          <w:b/>
+          <w:bCs/>
+          <w:sz w:val="20"/>
+          <w:szCs w:val="20"/>
+        </w:rPr>
+        <w:t>Capítulo</w:t>
+      </w:r>
+      <w:r>
+        <w:rPr>
+          <w:b/>
+          <w:bCs/>
+          <w:sz w:val="20"/>
+          <w:szCs w:val="20"/>
+        </w:rPr>
+        <w:t xml:space="preserve"> 8 — </w:t>
+      </w:r>
+      <w:r>
+        <w:rPr>
+          <w:b/>
+          <w:bCs/>
+          <w:sz w:val="20"/>
+          <w:szCs w:val="20"/>
+        </w:rPr>
+        <w:t xml:space="preserve">Referências </w:t>
+      </w:r>
+    </w:p>
     <w:p>
       <w:pPr>
         <w:pStyle w:val="Ttulo1"/>
@@ -4347,11 +4344,12 @@
           <w:color w:val="auto"/>
         </w:rPr>
       </w:pPr>
-      <w:bookmarkStart w:id="4" w:name="_Toc243520273"/>
+      <w:bookmarkStart w:id="5" w:name="_Toc243583134"/>
       <w:r>
         <w:rPr>
           <w:color w:val="auto"/>
         </w:rPr>
+        <w:lastRenderedPageBreak/>
         <w:t>2.</w:t>
       </w:r>
       <w:r>
@@ -4360,7 +4358,7 @@
         </w:rPr>
         <w:t>Problema</w:t>
       </w:r>
-      <w:bookmarkEnd w:id="4"/>
+      <w:bookmarkEnd w:id="5"/>
       <w:r>
         <w:rPr>
           <w:color w:val="auto"/>
@@ -4375,7 +4373,7 @@
           <w:color w:val="auto"/>
         </w:rPr>
       </w:pPr>
-      <w:bookmarkStart w:id="5" w:name="_Toc243520274"/>
+      <w:bookmarkStart w:id="6" w:name="_Toc243583135"/>
       <w:r>
         <w:rPr>
           <w:color w:val="auto"/>
@@ -4388,7 +4386,7 @@
         </w:rPr>
         <w:t>Contexto</w:t>
       </w:r>
-      <w:bookmarkEnd w:id="5"/>
+      <w:bookmarkEnd w:id="6"/>
       <w:r>
         <w:rPr>
           <w:color w:val="auto"/>
@@ -4399,8 +4397,16 @@
     <w:p>
       <w:pPr>
         <w:jc w:val="both"/>
-      </w:pPr>
-      <w:r>
+        <w:rPr>
+          <w:sz w:val="20"/>
+          <w:szCs w:val="20"/>
+        </w:rPr>
+      </w:pPr>
+      <w:r>
+        <w:rPr>
+          <w:sz w:val="20"/>
+          <w:szCs w:val="20"/>
+        </w:rPr>
         <w:t xml:space="preserve">Os clubes de futebol pagam valores muito diferentes por transferências, mas o retorno desportivo nem sempre acompanha o custo. Os dados públicos do </w:t>
       </w:r>
       <w:proofErr w:type="spellStart"/>
@@ -4408,11 +4414,17 @@
         <w:rPr>
           <w:i/>
           <w:iCs/>
+          <w:sz w:val="20"/>
+          <w:szCs w:val="20"/>
         </w:rPr>
         <w:t>Transfermarkt</w:t>
       </w:r>
       <w:proofErr w:type="spellEnd"/>
       <w:r>
+        <w:rPr>
+          <w:sz w:val="20"/>
+          <w:szCs w:val="20"/>
+        </w:rPr>
         <w:t xml:space="preserve"> permitem comparar o que cada clube pagou com o que o jogador produziu no primeiro ano no novo clube.</w:t>
       </w:r>
     </w:p>
@@ -4423,14 +4435,14 @@
           <w:color w:val="auto"/>
         </w:rPr>
       </w:pPr>
-      <w:bookmarkStart w:id="6" w:name="_Toc243520275"/>
+      <w:bookmarkStart w:id="7" w:name="_Toc243583136"/>
       <w:r>
         <w:rPr>
           <w:color w:val="auto"/>
         </w:rPr>
         <w:t>2.2 Descrição do problema</w:t>
       </w:r>
-      <w:bookmarkEnd w:id="6"/>
+      <w:bookmarkEnd w:id="7"/>
       <w:r>
         <w:rPr>
           <w:color w:val="auto"/>
@@ -4441,8 +4453,16 @@
     <w:p>
       <w:pPr>
         <w:jc w:val="both"/>
-      </w:pPr>
-      <w:r>
+        <w:rPr>
+          <w:sz w:val="20"/>
+          <w:szCs w:val="20"/>
+        </w:rPr>
+      </w:pPr>
+      <w:r>
+        <w:rPr>
+          <w:sz w:val="20"/>
+          <w:szCs w:val="20"/>
+        </w:rPr>
         <w:t>Os dados vêm dispersos por quatro ficheiros CSV (transferências, jogos, jogadores, clubes), mais um XML de ligas e um YAML de limiares. Não existe uma tabela única que relacione o custo de uma transferência com o desempenho nos 365 dias seguintes. Os dados têm ainda problemas de qualidade: transferências futuras, transferências sem valor, ligas com nomes mal formatados e clubes sem liga associada.</w:t>
       </w:r>
     </w:p>
@@ -4453,14 +4473,14 @@
           <w:color w:val="auto"/>
         </w:rPr>
       </w:pPr>
-      <w:bookmarkStart w:id="7" w:name="_Toc243520276"/>
+      <w:bookmarkStart w:id="8" w:name="_Toc243583137"/>
       <w:r>
         <w:rPr>
           <w:color w:val="auto"/>
         </w:rPr>
         <w:t>2.3 Objetivos</w:t>
       </w:r>
-      <w:bookmarkEnd w:id="7"/>
+      <w:bookmarkEnd w:id="8"/>
       <w:r>
         <w:rPr>
           <w:color w:val="auto"/>
@@ -4475,8 +4495,16 @@
           <w:numId w:val="2"/>
         </w:numPr>
         <w:jc w:val="both"/>
-      </w:pPr>
-      <w:r>
+        <w:rPr>
+          <w:sz w:val="20"/>
+          <w:szCs w:val="20"/>
+        </w:rPr>
+      </w:pPr>
+      <w:r>
+        <w:rPr>
+          <w:sz w:val="20"/>
+          <w:szCs w:val="20"/>
+        </w:rPr>
         <w:t>Extrair e integrar quatro CSV, um XML e um YAML.</w:t>
       </w:r>
     </w:p>
@@ -4487,8 +4515,16 @@
           <w:numId w:val="2"/>
         </w:numPr>
         <w:jc w:val="both"/>
-      </w:pPr>
-      <w:r>
+        <w:rPr>
+          <w:sz w:val="20"/>
+          <w:szCs w:val="20"/>
+        </w:rPr>
+      </w:pPr>
+      <w:r>
+        <w:rPr>
+          <w:sz w:val="20"/>
+          <w:szCs w:val="20"/>
+        </w:rPr>
         <w:t>Calcular, por transferência, jogos, golos, assistências e minutos no primeiro ano.</w:t>
       </w:r>
     </w:p>
@@ -4499,8 +4535,16 @@
           <w:numId w:val="2"/>
         </w:numPr>
         <w:jc w:val="both"/>
-      </w:pPr>
-      <w:r>
+        <w:rPr>
+          <w:sz w:val="20"/>
+          <w:szCs w:val="20"/>
+        </w:rPr>
+      </w:pPr>
+      <w:r>
+        <w:rPr>
+          <w:sz w:val="20"/>
+          <w:szCs w:val="20"/>
+        </w:rPr>
         <w:t>Derivar métricas de eficiência: custo por jogo, custo por golo ou assistência e valorização do jogador.</w:t>
       </w:r>
     </w:p>
@@ -4511,8 +4555,16 @@
           <w:numId w:val="2"/>
         </w:numPr>
         <w:jc w:val="both"/>
-      </w:pPr>
-      <w:r>
+        <w:rPr>
+          <w:sz w:val="20"/>
+          <w:szCs w:val="20"/>
+        </w:rPr>
+      </w:pPr>
+      <w:r>
+        <w:rPr>
+          <w:sz w:val="20"/>
+          <w:szCs w:val="20"/>
+        </w:rPr>
         <w:t>Classificar cada transferência (Excelente, Boa, Fraca, Muito fraca, Sem contribuições) com limiares configuráveis.</w:t>
       </w:r>
     </w:p>
@@ -4523,28 +4575,48 @@
           <w:numId w:val="2"/>
         </w:numPr>
         <w:jc w:val="both"/>
-      </w:pPr>
-      <w:r>
+        <w:rPr>
+          <w:sz w:val="20"/>
+          <w:szCs w:val="20"/>
+        </w:rPr>
+      </w:pPr>
+      <w:r>
+        <w:rPr>
+          <w:sz w:val="20"/>
+          <w:szCs w:val="20"/>
+        </w:rPr>
         <w:t xml:space="preserve">Carregar o resultado em </w:t>
       </w:r>
       <w:r>
         <w:rPr>
           <w:i/>
           <w:iCs/>
+          <w:sz w:val="20"/>
+          <w:szCs w:val="20"/>
         </w:rPr>
         <w:t>CSV</w:t>
       </w:r>
       <w:r>
+        <w:rPr>
+          <w:sz w:val="20"/>
+          <w:szCs w:val="20"/>
+        </w:rPr>
         <w:t xml:space="preserve">, </w:t>
       </w:r>
       <w:r>
         <w:rPr>
           <w:i/>
           <w:iCs/>
+          <w:sz w:val="20"/>
+          <w:szCs w:val="20"/>
         </w:rPr>
         <w:t>JSON</w:t>
       </w:r>
       <w:r>
+        <w:rPr>
+          <w:sz w:val="20"/>
+          <w:szCs w:val="20"/>
+        </w:rPr>
         <w:t xml:space="preserve"> e </w:t>
       </w:r>
       <w:proofErr w:type="spellStart"/>
@@ -4552,11 +4624,17 @@
         <w:rPr>
           <w:i/>
           <w:iCs/>
+          <w:sz w:val="20"/>
+          <w:szCs w:val="20"/>
         </w:rPr>
         <w:t>MySQL</w:t>
       </w:r>
       <w:proofErr w:type="spellEnd"/>
       <w:r>
+        <w:rPr>
+          <w:sz w:val="20"/>
+          <w:szCs w:val="20"/>
+        </w:rPr>
         <w:t>, e automatizar tudo num job com envio de email.</w:t>
       </w:r>
     </w:p>
@@ -4567,15 +4645,14 @@
           <w:color w:val="auto"/>
         </w:rPr>
       </w:pPr>
-      <w:bookmarkStart w:id="8" w:name="_Toc243520277"/>
+      <w:bookmarkStart w:id="9" w:name="_Toc243583138"/>
       <w:r>
         <w:rPr>
           <w:color w:val="auto"/>
         </w:rPr>
-        <w:lastRenderedPageBreak/>
         <w:t>2.4 Dados Utilizados</w:t>
       </w:r>
-      <w:bookmarkEnd w:id="8"/>
+      <w:bookmarkEnd w:id="9"/>
       <w:r>
         <w:rPr>
           <w:color w:val="auto"/>
@@ -4586,8 +4663,16 @@
     <w:p>
       <w:pPr>
         <w:jc w:val="both"/>
-      </w:pPr>
-      <w:r>
+        <w:rPr>
+          <w:sz w:val="20"/>
+          <w:szCs w:val="20"/>
+        </w:rPr>
+      </w:pPr>
+      <w:r>
+        <w:rPr>
+          <w:sz w:val="20"/>
+          <w:szCs w:val="20"/>
+        </w:rPr>
         <w:t xml:space="preserve">Os dados vêm do </w:t>
       </w:r>
       <w:proofErr w:type="spellStart"/>
@@ -4595,11 +4680,17 @@
         <w:rPr>
           <w:i/>
           <w:iCs/>
+          <w:sz w:val="20"/>
+          <w:szCs w:val="20"/>
         </w:rPr>
         <w:t>dataset</w:t>
       </w:r>
       <w:proofErr w:type="spellEnd"/>
       <w:r>
+        <w:rPr>
+          <w:sz w:val="20"/>
+          <w:szCs w:val="20"/>
+        </w:rPr>
         <w:t xml:space="preserve"> público </w:t>
       </w:r>
       <w:proofErr w:type="spellStart"/>
@@ -4607,11 +4698,17 @@
         <w:rPr>
           <w:i/>
           <w:iCs/>
+          <w:sz w:val="20"/>
+          <w:szCs w:val="20"/>
         </w:rPr>
         <w:t>dcaribou</w:t>
       </w:r>
       <w:proofErr w:type="spellEnd"/>
       <w:r>
+        <w:rPr>
+          <w:sz w:val="20"/>
+          <w:szCs w:val="20"/>
+        </w:rPr>
         <w:t>/</w:t>
       </w:r>
       <w:proofErr w:type="spellStart"/>
@@ -4619,21 +4716,26 @@
         <w:rPr>
           <w:i/>
           <w:iCs/>
+          <w:sz w:val="20"/>
+          <w:szCs w:val="20"/>
         </w:rPr>
         <w:t>transfermarkt</w:t>
       </w:r>
       <w:r>
+        <w:rPr>
+          <w:sz w:val="20"/>
+          <w:szCs w:val="20"/>
+        </w:rPr>
         <w:t>-datasets</w:t>
       </w:r>
       <w:proofErr w:type="spellEnd"/>
       <w:r>
+        <w:rPr>
+          <w:sz w:val="20"/>
+          <w:szCs w:val="20"/>
+        </w:rPr>
         <w:t>. O XML de ligas e o YAML de limiares foram criados para o trabalho.</w:t>
       </w:r>
-    </w:p>
-    <w:p>
-      <w:pPr>
-        <w:jc w:val="both"/>
-      </w:pPr>
     </w:p>
     <w:tbl>
       <w:tblPr>
@@ -4916,43 +5018,38 @@
       <w:pPr>
         <w:pStyle w:val="Legenda"/>
       </w:pPr>
-      <w:bookmarkStart w:id="9" w:name="_Toc243491862"/>
-      <w:bookmarkStart w:id="10" w:name="_Toc243515675"/>
+      <w:bookmarkStart w:id="10" w:name="_Toc243491862"/>
+      <w:bookmarkStart w:id="11" w:name="_Toc243578479"/>
       <w:r>
         <w:t xml:space="preserve">Tabela </w:t>
       </w:r>
-      <w:r>
-        <w:fldChar w:fldCharType="begin"/>
-      </w:r>
-      <w:r>
-        <w:instrText xml:space="preserve"> SEQ Tabela \* ARABIC </w:instrText>
-      </w:r>
-      <w:r>
-        <w:fldChar w:fldCharType="separate"/>
-      </w:r>
-      <w:r>
-        <w:rPr>
-          <w:noProof/>
-        </w:rPr>
-        <w:t>1</w:t>
-      </w:r>
-      <w:r>
-        <w:rPr>
-          <w:noProof/>
-        </w:rPr>
-        <w:fldChar w:fldCharType="end"/>
-      </w:r>
+      <w:fldSimple w:instr=" SEQ Tabela \* ARABIC ">
+        <w:r>
+          <w:rPr>
+            <w:noProof/>
+          </w:rPr>
+          <w:t>2</w:t>
+        </w:r>
+      </w:fldSimple>
       <w:r>
         <w:t>– Fontes de dados</w:t>
       </w:r>
-      <w:bookmarkEnd w:id="9"/>
       <w:bookmarkEnd w:id="10"/>
+      <w:bookmarkEnd w:id="11"/>
     </w:p>
     <w:p>
       <w:pPr>
         <w:jc w:val="both"/>
-      </w:pPr>
-      <w:r>
+        <w:rPr>
+          <w:sz w:val="20"/>
+          <w:szCs w:val="20"/>
+        </w:rPr>
+      </w:pPr>
+      <w:r>
+        <w:rPr>
+          <w:sz w:val="20"/>
+          <w:szCs w:val="20"/>
+        </w:rPr>
         <w:t xml:space="preserve">O ficheiro ligas.xml e o </w:t>
       </w:r>
       <w:proofErr w:type="spellStart"/>
@@ -4961,46 +5058,69 @@
         <w:rPr>
           <w:i/>
           <w:iCs/>
+          <w:sz w:val="20"/>
+          <w:szCs w:val="20"/>
         </w:rPr>
         <w:t>limiares</w:t>
       </w:r>
       <w:r>
+        <w:rPr>
+          <w:sz w:val="20"/>
+          <w:szCs w:val="20"/>
+        </w:rPr>
         <w:t>.</w:t>
       </w:r>
       <w:r>
         <w:rPr>
           <w:i/>
           <w:iCs/>
+          <w:sz w:val="20"/>
+          <w:szCs w:val="20"/>
         </w:rPr>
         <w:t>yaml</w:t>
       </w:r>
       <w:proofErr w:type="spellEnd"/>
       <w:proofErr w:type="gramEnd"/>
       <w:r>
+        <w:rPr>
+          <w:sz w:val="20"/>
+          <w:szCs w:val="20"/>
+        </w:rPr>
         <w:t xml:space="preserve"> foram escritos por mim, para praticar a leitura de </w:t>
       </w:r>
       <w:r>
         <w:rPr>
           <w:i/>
           <w:iCs/>
+          <w:sz w:val="20"/>
+          <w:szCs w:val="20"/>
         </w:rPr>
         <w:t>XML</w:t>
       </w:r>
       <w:r>
+        <w:rPr>
+          <w:sz w:val="20"/>
+          <w:szCs w:val="20"/>
+        </w:rPr>
         <w:t xml:space="preserve"> e </w:t>
       </w:r>
       <w:r>
         <w:rPr>
           <w:i/>
           <w:iCs/>
+          <w:sz w:val="20"/>
+          <w:szCs w:val="20"/>
         </w:rPr>
         <w:t>YAML</w:t>
       </w:r>
       <w:r>
+        <w:rPr>
+          <w:sz w:val="20"/>
+          <w:szCs w:val="20"/>
+        </w:rPr>
         <w:t xml:space="preserve"> e para manter os limiares fora das transformações.</w:t>
       </w:r>
     </w:p>
-    <w:p/>
     <w:p>
       <w:pPr>
         <w:pStyle w:val="Ttulo1"/>
@@ -5010,13 +5130,14 @@
           <w:szCs w:val="32"/>
         </w:rPr>
       </w:pPr>
-      <w:bookmarkStart w:id="11" w:name="_Toc243520278"/>
+      <w:bookmarkStart w:id="12" w:name="_Toc243583139"/>
       <w:r>
         <w:rPr>
           <w:color w:val="auto"/>
           <w:sz w:val="32"/>
           <w:szCs w:val="32"/>
         </w:rPr>
+        <w:lastRenderedPageBreak/>
         <w:t>3.</w:t>
       </w:r>
       <w:r>
@@ -5027,10 +5148,20 @@
         </w:rPr>
         <w:t>Estratégia utilizada</w:t>
       </w:r>
-      <w:bookmarkEnd w:id="11"/>
-    </w:p>
-    <w:p>
-      <w:r>
+      <w:bookmarkEnd w:id="12"/>
+    </w:p>
+    <w:p>
+      <w:pPr>
+        <w:rPr>
+          <w:sz w:val="20"/>
+          <w:szCs w:val="20"/>
+        </w:rPr>
+      </w:pPr>
+      <w:r>
+        <w:rPr>
+          <w:sz w:val="20"/>
+          <w:szCs w:val="20"/>
+        </w:rPr>
         <w:t>A solução tem duas transformações encadeadas por um job: a primeira junta e mede, a segunda enriquece, classifica e carrega.</w:t>
       </w:r>
     </w:p>
@@ -5041,14 +5172,14 @@
           <w:color w:val="auto"/>
         </w:rPr>
       </w:pPr>
-      <w:bookmarkStart w:id="12" w:name="_Toc243520279"/>
+      <w:bookmarkStart w:id="13" w:name="_Toc243583140"/>
       <w:r>
         <w:rPr>
           <w:color w:val="auto"/>
         </w:rPr>
         <w:t>3.1 Arquitetura da Solução</w:t>
       </w:r>
-      <w:bookmarkEnd w:id="12"/>
+      <w:bookmarkEnd w:id="13"/>
     </w:p>
     <w:p>
       <w:pPr>
@@ -5056,18 +5187,32 @@
           <w:ilvl w:val="0"/>
           <w:numId w:val="3"/>
         </w:numPr>
-      </w:pPr>
-      <w:r>
+        <w:rPr>
+          <w:sz w:val="20"/>
+          <w:szCs w:val="20"/>
+        </w:rPr>
+      </w:pPr>
+      <w:r>
+        <w:rPr>
+          <w:sz w:val="20"/>
+          <w:szCs w:val="20"/>
+        </w:rPr>
         <w:t>Extração</w:t>
       </w:r>
       <w:r>
         <w:rPr>
           <w:b/>
           <w:bCs/>
+          <w:sz w:val="20"/>
+          <w:szCs w:val="20"/>
         </w:rPr>
         <w:t>:</w:t>
       </w:r>
       <w:r>
+        <w:rPr>
+          <w:sz w:val="20"/>
+          <w:szCs w:val="20"/>
+        </w:rPr>
         <w:t xml:space="preserve"> os quatro CSV, o XML das ligas e o YAML dos limiares.</w:t>
       </w:r>
     </w:p>
@@ -5077,18 +5222,32 @@
           <w:ilvl w:val="0"/>
           <w:numId w:val="3"/>
         </w:numPr>
-      </w:pPr>
-      <w:r>
+        <w:rPr>
+          <w:sz w:val="20"/>
+          <w:szCs w:val="20"/>
+        </w:rPr>
+      </w:pPr>
+      <w:r>
+        <w:rPr>
+          <w:sz w:val="20"/>
+          <w:szCs w:val="20"/>
+        </w:rPr>
         <w:t>Transformação 02</w:t>
       </w:r>
       <w:r>
         <w:rPr>
           <w:b/>
           <w:bCs/>
+          <w:sz w:val="20"/>
+          <w:szCs w:val="20"/>
         </w:rPr>
         <w:t>:</w:t>
       </w:r>
       <w:r>
+        <w:rPr>
+          <w:sz w:val="20"/>
+          <w:szCs w:val="20"/>
+        </w:rPr>
         <w:t xml:space="preserve"> filtra as transferências, junta os jogos do primeiro ano no novo clube e calcula as métricas. Escreve transferencias_eficiencia.csv.</w:t>
       </w:r>
     </w:p>
@@ -5098,18 +5257,32 @@
           <w:ilvl w:val="0"/>
           <w:numId w:val="3"/>
         </w:numPr>
-      </w:pPr>
-      <w:r>
+        <w:rPr>
+          <w:sz w:val="20"/>
+          <w:szCs w:val="20"/>
+        </w:rPr>
+      </w:pPr>
+      <w:r>
+        <w:rPr>
+          <w:sz w:val="20"/>
+          <w:szCs w:val="20"/>
+        </w:rPr>
         <w:t>Transformação 03</w:t>
       </w:r>
       <w:r>
         <w:rPr>
           <w:b/>
           <w:bCs/>
+          <w:sz w:val="20"/>
+          <w:szCs w:val="20"/>
         </w:rPr>
         <w:t>:</w:t>
       </w:r>
       <w:r>
+        <w:rPr>
+          <w:sz w:val="20"/>
+          <w:szCs w:val="20"/>
+        </w:rPr>
         <w:t xml:space="preserve"> limpa as ligas, junta-as às transferências, classifica e escreve três saídas.</w:t>
       </w:r>
     </w:p>
@@ -5119,18 +5292,32 @@
           <w:ilvl w:val="0"/>
           <w:numId w:val="3"/>
         </w:numPr>
-      </w:pPr>
-      <w:r>
+        <w:rPr>
+          <w:sz w:val="20"/>
+          <w:szCs w:val="20"/>
+        </w:rPr>
+      </w:pPr>
+      <w:r>
+        <w:rPr>
+          <w:sz w:val="20"/>
+          <w:szCs w:val="20"/>
+        </w:rPr>
         <w:t>Carga</w:t>
       </w:r>
       <w:r>
         <w:rPr>
           <w:b/>
           <w:bCs/>
+          <w:sz w:val="20"/>
+          <w:szCs w:val="20"/>
         </w:rPr>
         <w:t>:</w:t>
       </w:r>
       <w:r>
+        <w:rPr>
+          <w:sz w:val="20"/>
+          <w:szCs w:val="20"/>
+        </w:rPr>
         <w:t xml:space="preserve"> CSV final, JSON e tabela </w:t>
       </w:r>
       <w:proofErr w:type="spellStart"/>
@@ -5138,11 +5325,17 @@
         <w:rPr>
           <w:i/>
           <w:iCs/>
+          <w:sz w:val="20"/>
+          <w:szCs w:val="20"/>
         </w:rPr>
         <w:t>MySQL</w:t>
       </w:r>
       <w:proofErr w:type="spellEnd"/>
       <w:r>
+        <w:rPr>
+          <w:sz w:val="20"/>
+          <w:szCs w:val="20"/>
+        </w:rPr>
         <w:t xml:space="preserve"> </w:t>
       </w:r>
       <w:proofErr w:type="spellStart"/>
@@ -5150,14 +5343,24 @@
         <w:rPr>
           <w:i/>
           <w:iCs/>
+          <w:sz w:val="20"/>
+          <w:szCs w:val="20"/>
         </w:rPr>
         <w:t>transferencias</w:t>
       </w:r>
       <w:r>
+        <w:rPr>
+          <w:sz w:val="20"/>
+          <w:szCs w:val="20"/>
+        </w:rPr>
         <w:t>_eficiencia</w:t>
       </w:r>
       <w:proofErr w:type="spellEnd"/>
       <w:r>
+        <w:rPr>
+          <w:sz w:val="20"/>
+          <w:szCs w:val="20"/>
+        </w:rPr>
         <w:t>.</w:t>
       </w:r>
     </w:p>
@@ -5167,18 +5370,32 @@
           <w:ilvl w:val="0"/>
           <w:numId w:val="3"/>
         </w:numPr>
-      </w:pPr>
-      <w:r>
+        <w:rPr>
+          <w:sz w:val="20"/>
+          <w:szCs w:val="20"/>
+        </w:rPr>
+      </w:pPr>
+      <w:r>
+        <w:rPr>
+          <w:sz w:val="20"/>
+          <w:szCs w:val="20"/>
+        </w:rPr>
         <w:t>Job</w:t>
       </w:r>
       <w:r>
         <w:rPr>
           <w:b/>
           <w:bCs/>
+          <w:sz w:val="20"/>
+          <w:szCs w:val="20"/>
         </w:rPr>
         <w:t>:</w:t>
       </w:r>
       <w:r>
+        <w:rPr>
+          <w:sz w:val="20"/>
+          <w:szCs w:val="20"/>
+        </w:rPr>
         <w:t xml:space="preserve"> corre as duas transformações por ordem, regista os erros e envia um email com os ficheiros em anexo.</w:t>
       </w:r>
     </w:p>
@@ -5186,28 +5403,17 @@
       <w:pPr>
         <w:pStyle w:val="Ttulo2"/>
         <w:rPr>
-          <w:color w:val="0B769F" w:themeColor="accent4" w:themeShade="BF"/>
-        </w:rPr>
-      </w:pPr>
-    </w:p>
-    <w:p/>
-    <w:p/>
-    <w:p>
-      <w:pPr>
-        <w:pStyle w:val="Ttulo2"/>
-        <w:rPr>
           <w:color w:val="auto"/>
         </w:rPr>
       </w:pPr>
-      <w:bookmarkStart w:id="13" w:name="_Toc243520280"/>
+      <w:bookmarkStart w:id="14" w:name="_Toc243583141"/>
       <w:r>
         <w:rPr>
           <w:color w:val="auto"/>
         </w:rPr>
-        <w:lastRenderedPageBreak/>
         <w:t>3.2 Ferramentas</w:t>
       </w:r>
-      <w:bookmarkEnd w:id="13"/>
+      <w:bookmarkEnd w:id="14"/>
     </w:p>
     <w:tbl>
       <w:tblPr>
@@ -5537,37 +5743,24 @@
       <w:pPr>
         <w:pStyle w:val="Legenda"/>
       </w:pPr>
-      <w:bookmarkStart w:id="14" w:name="_Toc243491863"/>
-      <w:bookmarkStart w:id="15" w:name="_Toc243515676"/>
+      <w:bookmarkStart w:id="15" w:name="_Toc243491863"/>
+      <w:bookmarkStart w:id="16" w:name="_Toc243578480"/>
       <w:r>
         <w:t xml:space="preserve">Tabela </w:t>
       </w:r>
-      <w:r>
-        <w:fldChar w:fldCharType="begin"/>
-      </w:r>
-      <w:r>
-        <w:instrText xml:space="preserve"> SEQ Tabela \* ARABIC </w:instrText>
-      </w:r>
-      <w:r>
-        <w:fldChar w:fldCharType="separate"/>
-      </w:r>
-      <w:r>
-        <w:rPr>
-          <w:noProof/>
-        </w:rPr>
-        <w:t>2</w:t>
-      </w:r>
-      <w:r>
-        <w:rPr>
-          <w:noProof/>
-        </w:rPr>
-        <w:fldChar w:fldCharType="end"/>
-      </w:r>
+      <w:fldSimple w:instr=" SEQ Tabela \* ARABIC ">
+        <w:r>
+          <w:rPr>
+            <w:noProof/>
+          </w:rPr>
+          <w:t>3</w:t>
+        </w:r>
+      </w:fldSimple>
       <w:r>
         <w:t>– Ferramentas utilizadas</w:t>
       </w:r>
-      <w:bookmarkEnd w:id="14"/>
       <w:bookmarkEnd w:id="15"/>
+      <w:bookmarkEnd w:id="16"/>
     </w:p>
     <w:p>
       <w:pPr>
@@ -5578,7 +5771,7 @@
           <w:szCs w:val="32"/>
         </w:rPr>
       </w:pPr>
-      <w:bookmarkStart w:id="16" w:name="_Toc243520281"/>
+      <w:bookmarkStart w:id="17" w:name="_Toc243583142"/>
       <w:r>
         <w:rPr>
           <w:color w:val="auto"/>
@@ -5587,21 +5780,37 @@
         </w:rPr>
         <w:t>3.3 Modelo da Tabela de Destino</w:t>
       </w:r>
-      <w:bookmarkEnd w:id="16"/>
+      <w:bookmarkEnd w:id="17"/>
     </w:p>
     <w:p>
       <w:pPr>
         <w:jc w:val="both"/>
-      </w:pPr>
-      <w:r>
+        <w:rPr>
+          <w:sz w:val="20"/>
+          <w:szCs w:val="20"/>
+        </w:rPr>
+      </w:pPr>
+      <w:r>
+        <w:rPr>
+          <w:sz w:val="20"/>
+          <w:szCs w:val="20"/>
+        </w:rPr>
         <w:t xml:space="preserve">O resultado é uma única tabela, </w:t>
       </w:r>
       <w:proofErr w:type="spellStart"/>
       <w:r>
+        <w:rPr>
+          <w:sz w:val="20"/>
+          <w:szCs w:val="20"/>
+        </w:rPr>
         <w:t>transferencias_eficiencia</w:t>
       </w:r>
       <w:proofErr w:type="spellEnd"/>
       <w:r>
+        <w:rPr>
+          <w:sz w:val="20"/>
+          <w:szCs w:val="20"/>
+        </w:rPr>
         <w:t>, com 24 colunas e uma linha por transferência. Cada linha liga o jogador, os clubes e a liga às medidas do primeiro ano.</w:t>
       </w:r>
     </w:p>
@@ -5899,6 +6108,7 @@
               <w:jc w:val="both"/>
             </w:pPr>
             <w:r>
+              <w:lastRenderedPageBreak/>
               <w:t>Classificação</w:t>
             </w:r>
           </w:p>
@@ -5925,32 +6135,19 @@
       <w:pPr>
         <w:pStyle w:val="Legenda"/>
       </w:pPr>
-      <w:bookmarkStart w:id="17" w:name="_Toc243491864"/>
-      <w:bookmarkStart w:id="18" w:name="_Toc243515677"/>
+      <w:bookmarkStart w:id="18" w:name="_Toc243491864"/>
+      <w:bookmarkStart w:id="19" w:name="_Toc243578481"/>
       <w:r>
         <w:t xml:space="preserve">Tabela </w:t>
       </w:r>
-      <w:r>
-        <w:fldChar w:fldCharType="begin"/>
-      </w:r>
-      <w:r>
-        <w:instrText xml:space="preserve"> SEQ Tabela \* ARABIC </w:instrText>
-      </w:r>
-      <w:r>
-        <w:fldChar w:fldCharType="separate"/>
-      </w:r>
-      <w:r>
-        <w:rPr>
-          <w:noProof/>
-        </w:rPr>
-        <w:t>3</w:t>
-      </w:r>
-      <w:r>
-        <w:rPr>
-          <w:noProof/>
-        </w:rPr>
-        <w:fldChar w:fldCharType="end"/>
-      </w:r>
+      <w:fldSimple w:instr=" SEQ Tabela \* ARABIC ">
+        <w:r>
+          <w:rPr>
+            <w:noProof/>
+          </w:rPr>
+          <w:t>4</w:t>
+        </w:r>
+      </w:fldSimple>
       <w:r>
         <w:t>-</w:t>
       </w:r>
@@ -5965,28 +6162,8 @@
       <w:r>
         <w:t xml:space="preserve"> (resumo)</w:t>
       </w:r>
-      <w:bookmarkEnd w:id="17"/>
       <w:bookmarkEnd w:id="18"/>
-    </w:p>
-    <w:p>
-      <w:pPr>
-        <w:jc w:val="both"/>
-      </w:pPr>
-    </w:p>
-    <w:p>
-      <w:pPr>
-        <w:jc w:val="both"/>
-      </w:pPr>
-    </w:p>
-    <w:p>
-      <w:pPr>
-        <w:jc w:val="both"/>
-      </w:pPr>
-    </w:p>
-    <w:p>
-      <w:pPr>
-        <w:jc w:val="both"/>
-      </w:pPr>
+      <w:bookmarkEnd w:id="19"/>
     </w:p>
     <w:p>
       <w:pPr>
@@ -5995,14 +6172,14 @@
           <w:color w:val="auto"/>
         </w:rPr>
       </w:pPr>
-      <w:bookmarkStart w:id="19" w:name="_Toc243520282"/>
+      <w:bookmarkStart w:id="20" w:name="_Toc243583143"/>
       <w:r>
         <w:rPr>
           <w:color w:val="auto"/>
         </w:rPr>
         <w:t>3.4 Operadores Utilizados</w:t>
       </w:r>
-      <w:bookmarkEnd w:id="19"/>
+      <w:bookmarkEnd w:id="20"/>
     </w:p>
     <w:tbl>
       <w:tblPr>
@@ -6122,7 +6299,6 @@
           <w:p>
             <w:proofErr w:type="spellStart"/>
             <w:r>
-              <w:lastRenderedPageBreak/>
               <w:t>Filter</w:t>
             </w:r>
             <w:proofErr w:type="spellEnd"/>
@@ -6909,40 +7085,25 @@
       <w:pPr>
         <w:pStyle w:val="Legenda"/>
       </w:pPr>
-      <w:bookmarkStart w:id="20" w:name="_Toc243491865"/>
-      <w:bookmarkStart w:id="21" w:name="_Toc243515678"/>
+      <w:bookmarkStart w:id="21" w:name="_Toc243491865"/>
+      <w:bookmarkStart w:id="22" w:name="_Toc243578482"/>
       <w:r>
         <w:t xml:space="preserve">Tabela </w:t>
       </w:r>
-      <w:r>
-        <w:fldChar w:fldCharType="begin"/>
-      </w:r>
-      <w:r>
-        <w:instrText xml:space="preserve"> SEQ Tabela \* ARABIC </w:instrText>
-      </w:r>
-      <w:r>
-        <w:fldChar w:fldCharType="separate"/>
-      </w:r>
-      <w:r>
-        <w:rPr>
-          <w:noProof/>
-        </w:rPr>
-        <w:t>4</w:t>
-      </w:r>
-      <w:r>
-        <w:rPr>
-          <w:noProof/>
-        </w:rPr>
-        <w:fldChar w:fldCharType="end"/>
-      </w:r>
-      <w:r>
-        <w:t>– Operadores utilizados</w:t>
-      </w:r>
-      <w:bookmarkEnd w:id="20"/>
+      <w:fldSimple w:instr=" SEQ Tabela \* ARABIC ">
+        <w:r>
+          <w:rPr>
+            <w:noProof/>
+          </w:rPr>
+          <w:t>5</w:t>
+        </w:r>
+      </w:fldSimple>
+      <w:r>
+        <w:t>– Operadores utilizado</w:t>
+      </w:r>
       <w:bookmarkEnd w:id="21"/>
-    </w:p>
-    <w:p/>
-    <w:p/>
+      <w:bookmarkEnd w:id="22"/>
+    </w:p>
     <w:p>
       <w:pPr>
         <w:pStyle w:val="Ttulo2"/>
@@ -6950,14 +7111,15 @@
           <w:color w:val="auto"/>
         </w:rPr>
       </w:pPr>
-      <w:bookmarkStart w:id="22" w:name="_Toc243520283"/>
+      <w:bookmarkStart w:id="23" w:name="_Toc243583144"/>
       <w:r>
         <w:rPr>
           <w:color w:val="auto"/>
         </w:rPr>
-        <w:t>3.5 Organização do Repositório</w:t>
-      </w:r>
-      <w:bookmarkEnd w:id="22"/>
+        <w:lastRenderedPageBreak/>
+        <w:t>3.5Organização do Repositório</w:t>
+      </w:r>
+      <w:bookmarkEnd w:id="23"/>
     </w:p>
     <w:tbl>
       <w:tblPr>
@@ -7050,7 +7212,6 @@
           <w:p>
             <w:proofErr w:type="spellStart"/>
             <w:r>
-              <w:lastRenderedPageBreak/>
               <w:t>Transformations</w:t>
             </w:r>
             <w:proofErr w:type="spellEnd"/>
@@ -7243,37 +7404,24 @@
           <w:bCs/>
         </w:rPr>
       </w:pPr>
-      <w:bookmarkStart w:id="23" w:name="_Toc243491866"/>
-      <w:bookmarkStart w:id="24" w:name="_Toc243515679"/>
+      <w:bookmarkStart w:id="24" w:name="_Toc243491866"/>
+      <w:bookmarkStart w:id="25" w:name="_Toc243578483"/>
       <w:r>
         <w:t xml:space="preserve">Tabela </w:t>
       </w:r>
-      <w:r>
-        <w:fldChar w:fldCharType="begin"/>
-      </w:r>
-      <w:r>
-        <w:instrText xml:space="preserve"> SEQ Tabela \* ARABIC </w:instrText>
-      </w:r>
-      <w:r>
-        <w:fldChar w:fldCharType="separate"/>
-      </w:r>
-      <w:r>
-        <w:rPr>
-          <w:noProof/>
-        </w:rPr>
-        <w:t>5</w:t>
-      </w:r>
-      <w:r>
-        <w:rPr>
-          <w:noProof/>
-        </w:rPr>
-        <w:fldChar w:fldCharType="end"/>
-      </w:r>
+      <w:fldSimple w:instr=" SEQ Tabela \* ARABIC ">
+        <w:r>
+          <w:rPr>
+            <w:noProof/>
+          </w:rPr>
+          <w:t>6</w:t>
+        </w:r>
+      </w:fldSimple>
       <w:r>
         <w:t>– Estrutura do repositório</w:t>
       </w:r>
-      <w:bookmarkEnd w:id="23"/>
       <w:bookmarkEnd w:id="24"/>
+      <w:bookmarkEnd w:id="25"/>
     </w:p>
     <w:p>
       <w:pPr>
@@ -7282,14 +7430,14 @@
           <w:color w:val="auto"/>
         </w:rPr>
       </w:pPr>
-      <w:bookmarkStart w:id="25" w:name="_Toc243520284"/>
+      <w:bookmarkStart w:id="26" w:name="_Toc243583145"/>
       <w:r>
         <w:rPr>
           <w:color w:val="auto"/>
         </w:rPr>
         <w:t>3.6 Decisões Comuns de Implementação</w:t>
       </w:r>
-      <w:bookmarkEnd w:id="25"/>
+      <w:bookmarkEnd w:id="26"/>
     </w:p>
     <w:p>
       <w:pPr>
@@ -7298,25 +7446,43 @@
           <w:numId w:val="4"/>
         </w:numPr>
         <w:jc w:val="both"/>
+        <w:rPr>
+          <w:sz w:val="20"/>
+          <w:szCs w:val="20"/>
+        </w:rPr>
       </w:pPr>
       <w:r>
         <w:rPr>
           <w:b/>
           <w:bCs/>
+          <w:sz w:val="20"/>
+          <w:szCs w:val="20"/>
         </w:rPr>
         <w:t>Caminhos relativos.</w:t>
       </w:r>
       <w:r>
+        <w:rPr>
+          <w:sz w:val="20"/>
+          <w:szCs w:val="20"/>
+        </w:rPr>
         <w:t xml:space="preserve"> Todos os ficheiros são referidos com ${</w:t>
       </w:r>
       <w:proofErr w:type="spellStart"/>
       <w:proofErr w:type="gramStart"/>
       <w:r>
+        <w:rPr>
+          <w:sz w:val="20"/>
+          <w:szCs w:val="20"/>
+        </w:rPr>
         <w:t>Internal.Entry.Current.Directory</w:t>
       </w:r>
       <w:proofErr w:type="spellEnd"/>
       <w:proofErr w:type="gramEnd"/>
       <w:r>
+        <w:rPr>
+          <w:sz w:val="20"/>
+          <w:szCs w:val="20"/>
+        </w:rPr>
         <w:t>}, por isso o projeto corre em qualquer computador sem editar caminhos.</w:t>
       </w:r>
     </w:p>
@@ -7327,49 +7493,91 @@
           <w:numId w:val="4"/>
         </w:numPr>
         <w:jc w:val="both"/>
+        <w:rPr>
+          <w:sz w:val="20"/>
+          <w:szCs w:val="20"/>
+        </w:rPr>
       </w:pPr>
       <w:r>
         <w:rPr>
           <w:b/>
           <w:bCs/>
+          <w:sz w:val="20"/>
+          <w:szCs w:val="20"/>
         </w:rPr>
         <w:t>Credenciais fora do projeto.</w:t>
       </w:r>
       <w:r>
+        <w:rPr>
+          <w:sz w:val="20"/>
+          <w:szCs w:val="20"/>
+        </w:rPr>
         <w:t xml:space="preserve"> As passwords do </w:t>
       </w:r>
       <w:proofErr w:type="spellStart"/>
       <w:r>
+        <w:rPr>
+          <w:sz w:val="20"/>
+          <w:szCs w:val="20"/>
+        </w:rPr>
         <w:t>MySQL</w:t>
       </w:r>
       <w:proofErr w:type="spellEnd"/>
       <w:r>
+        <w:rPr>
+          <w:sz w:val="20"/>
+          <w:szCs w:val="20"/>
+        </w:rPr>
         <w:t xml:space="preserve"> e do </w:t>
       </w:r>
       <w:proofErr w:type="spellStart"/>
       <w:r>
+        <w:rPr>
+          <w:sz w:val="20"/>
+          <w:szCs w:val="20"/>
+        </w:rPr>
         <w:t>Gmail</w:t>
       </w:r>
       <w:proofErr w:type="spellEnd"/>
       <w:r>
+        <w:rPr>
+          <w:sz w:val="20"/>
+          <w:szCs w:val="20"/>
+        </w:rPr>
         <w:t xml:space="preserve"> estão em </w:t>
       </w:r>
       <w:proofErr w:type="spellStart"/>
       <w:proofErr w:type="gramStart"/>
       <w:r>
+        <w:rPr>
+          <w:sz w:val="20"/>
+          <w:szCs w:val="20"/>
+        </w:rPr>
         <w:t>kettle.properties</w:t>
       </w:r>
       <w:proofErr w:type="spellEnd"/>
       <w:proofErr w:type="gramEnd"/>
       <w:r>
+        <w:rPr>
+          <w:sz w:val="20"/>
+          <w:szCs w:val="20"/>
+        </w:rPr>
         <w:t xml:space="preserve"> (MYSQL_PASSWORD, SMTP_USER, SMTP_PASSWORD, EMAIL_DESTINO). O repositório é público, por isso nenhuma credencial entra no </w:t>
       </w:r>
       <w:proofErr w:type="spellStart"/>
       <w:r>
+        <w:rPr>
+          <w:sz w:val="20"/>
+          <w:szCs w:val="20"/>
+        </w:rPr>
         <w:t>Git</w:t>
       </w:r>
       <w:proofErr w:type="spellEnd"/>
       <w:r>
+        <w:rPr>
+          <w:sz w:val="20"/>
+          <w:szCs w:val="20"/>
+        </w:rPr>
         <w:t>.</w:t>
       </w:r>
     </w:p>
@@ -7380,11 +7588,17 @@
           <w:numId w:val="4"/>
         </w:numPr>
         <w:jc w:val="both"/>
+        <w:rPr>
+          <w:sz w:val="20"/>
+          <w:szCs w:val="20"/>
+        </w:rPr>
       </w:pPr>
       <w:r>
         <w:rPr>
           <w:b/>
           <w:bCs/>
+          <w:sz w:val="20"/>
+          <w:szCs w:val="20"/>
         </w:rPr>
         <w:t xml:space="preserve">Dados brutos fora do </w:t>
       </w:r>
@@ -7393,6 +7607,8 @@
         <w:rPr>
           <w:b/>
           <w:bCs/>
+          <w:sz w:val="20"/>
+          <w:szCs w:val="20"/>
         </w:rPr>
         <w:t>Git</w:t>
       </w:r>
@@ -7401,31 +7617,57 @@
         <w:rPr>
           <w:b/>
           <w:bCs/>
+          <w:sz w:val="20"/>
+          <w:szCs w:val="20"/>
         </w:rPr>
         <w:t>.</w:t>
       </w:r>
       <w:r>
+        <w:rPr>
+          <w:sz w:val="20"/>
+          <w:szCs w:val="20"/>
+        </w:rPr>
         <w:t xml:space="preserve"> A pasta data/</w:t>
       </w:r>
       <w:proofErr w:type="spellStart"/>
       <w:r>
+        <w:rPr>
+          <w:sz w:val="20"/>
+          <w:szCs w:val="20"/>
+        </w:rPr>
         <w:t>raw</w:t>
       </w:r>
       <w:proofErr w:type="spellEnd"/>
       <w:r>
+        <w:rPr>
+          <w:sz w:val="20"/>
+          <w:szCs w:val="20"/>
+        </w:rPr>
         <w:t xml:space="preserve">/ está </w:t>
       </w:r>
       <w:proofErr w:type="gramStart"/>
       <w:r>
+        <w:rPr>
+          <w:sz w:val="20"/>
+          <w:szCs w:val="20"/>
+        </w:rPr>
         <w:t>no .</w:t>
       </w:r>
       <w:proofErr w:type="spellStart"/>
       <w:r>
+        <w:rPr>
+          <w:sz w:val="20"/>
+          <w:szCs w:val="20"/>
+        </w:rPr>
         <w:t>gitignore</w:t>
       </w:r>
       <w:proofErr w:type="spellEnd"/>
       <w:proofErr w:type="gramEnd"/>
       <w:r>
+        <w:rPr>
+          <w:sz w:val="20"/>
+          <w:szCs w:val="20"/>
+        </w:rPr>
         <w:t>, porque os CSV são grandes e podem ser descarregados do conjunto original.</w:t>
       </w:r>
     </w:p>
@@ -7516,31 +7758,22 @@
       <w:pPr>
         <w:pStyle w:val="Ttulo1"/>
         <w:rPr>
-          <w:color w:val="0B769F" w:themeColor="accent4" w:themeShade="BF"/>
-          <w:sz w:val="32"/>
-          <w:szCs w:val="32"/>
-        </w:rPr>
-      </w:pPr>
-    </w:p>
-    <w:p>
-      <w:pPr>
-        <w:pStyle w:val="Ttulo1"/>
-        <w:rPr>
           <w:color w:val="auto"/>
           <w:sz w:val="32"/>
           <w:szCs w:val="32"/>
         </w:rPr>
       </w:pPr>
-      <w:bookmarkStart w:id="26" w:name="_Toc243520285"/>
+      <w:bookmarkStart w:id="27" w:name="_Toc243583146"/>
       <w:r>
         <w:rPr>
           <w:color w:val="auto"/>
           <w:sz w:val="32"/>
           <w:szCs w:val="32"/>
         </w:rPr>
+        <w:lastRenderedPageBreak/>
         <w:t>4. Transformações</w:t>
       </w:r>
-      <w:bookmarkEnd w:id="26"/>
+      <w:bookmarkEnd w:id="27"/>
     </w:p>
     <w:p>
       <w:pPr>
@@ -7550,7 +7783,7 @@
           <w:color w:val="auto"/>
         </w:rPr>
       </w:pPr>
-      <w:bookmarkStart w:id="27" w:name="_Toc243520286"/>
+      <w:bookmarkStart w:id="28" w:name="_Toc243583147"/>
       <w:r>
         <w:rPr>
           <w:color w:val="auto"/>
@@ -7564,7 +7797,7 @@
         </w:rPr>
         <w:t>Transformação 02</w:t>
       </w:r>
-      <w:bookmarkEnd w:id="27"/>
+      <w:bookmarkEnd w:id="28"/>
     </w:p>
     <w:p>
       <w:r>
@@ -7612,35 +7845,22 @@
                             <w:pPr>
                               <w:pStyle w:val="Legenda"/>
                             </w:pPr>
-                            <w:bookmarkStart w:id="28" w:name="_Toc243515680"/>
+                            <w:bookmarkStart w:id="29" w:name="_Toc243578484"/>
                             <w:r>
                               <w:t xml:space="preserve">Tabela </w:t>
                             </w:r>
-                            <w:r>
-                              <w:fldChar w:fldCharType="begin"/>
-                            </w:r>
-                            <w:r>
-                              <w:instrText xml:space="preserve"> SEQ Tabela \* ARABIC </w:instrText>
-                            </w:r>
-                            <w:r>
-                              <w:fldChar w:fldCharType="separate"/>
-                            </w:r>
-                            <w:r>
-                              <w:rPr>
-                                <w:noProof/>
-                              </w:rPr>
-                              <w:t>6</w:t>
-                            </w:r>
-                            <w:r>
-                              <w:rPr>
-                                <w:noProof/>
-                              </w:rPr>
-                              <w:fldChar w:fldCharType="end"/>
-                            </w:r>
+                            <w:fldSimple w:instr=" SEQ Tabela \* ARABIC ">
+                              <w:r>
+                                <w:rPr>
+                                  <w:noProof/>
+                                </w:rPr>
+                                <w:t>7</w:t>
+                              </w:r>
+                            </w:fldSimple>
                             <w:r>
                               <w:t>– Transformação 02_join_transfers_appearances no Spoon</w:t>
                             </w:r>
-                            <w:bookmarkEnd w:id="28"/>
+                            <w:bookmarkEnd w:id="29"/>
                           </w:p>
                         </w:txbxContent>
                       </wps:txbx>
@@ -7669,35 +7889,22 @@
                       <w:pPr>
                         <w:pStyle w:val="Legenda"/>
                       </w:pPr>
-                      <w:bookmarkStart w:id="29" w:name="_Toc243515680"/>
+                      <w:bookmarkStart w:id="30" w:name="_Toc243578484"/>
                       <w:r>
                         <w:t xml:space="preserve">Tabela </w:t>
                       </w:r>
-                      <w:r>
-                        <w:fldChar w:fldCharType="begin"/>
-                      </w:r>
-                      <w:r>
-                        <w:instrText xml:space="preserve"> SEQ Tabela \* ARABIC </w:instrText>
-                      </w:r>
-                      <w:r>
-                        <w:fldChar w:fldCharType="separate"/>
-                      </w:r>
-                      <w:r>
-                        <w:rPr>
-                          <w:noProof/>
-                        </w:rPr>
-                        <w:t>6</w:t>
-                      </w:r>
-                      <w:r>
-                        <w:rPr>
-                          <w:noProof/>
-                        </w:rPr>
-                        <w:fldChar w:fldCharType="end"/>
-                      </w:r>
+                      <w:fldSimple w:instr=" SEQ Tabela \* ARABIC ">
+                        <w:r>
+                          <w:rPr>
+                            <w:noProof/>
+                          </w:rPr>
+                          <w:t>7</w:t>
+                        </w:r>
+                      </w:fldSimple>
                       <w:r>
                         <w:t>– Transformação 02_join_transfers_appearances no Spoon</w:t>
                       </w:r>
-                      <w:bookmarkEnd w:id="29"/>
+                      <w:bookmarkEnd w:id="30"/>
                     </w:p>
                   </w:txbxContent>
                 </v:textbox>
@@ -7758,27 +7965,14 @@
                             <w:r>
                               <w:t xml:space="preserve">Figura 02– Linhas lidas e escritas por  </w:t>
                             </w:r>
-                            <w:r>
-                              <w:fldChar w:fldCharType="begin"/>
-                            </w:r>
-                            <w:r>
-                              <w:instrText xml:space="preserve"> SEQ Figura_02–_Linhas_lidas_e_escritas_por_ \* ARABIC </w:instrText>
-                            </w:r>
-                            <w:r>
-                              <w:fldChar w:fldCharType="separate"/>
-                            </w:r>
-                            <w:r>
-                              <w:rPr>
-                                <w:noProof/>
-                              </w:rPr>
-                              <w:t>1</w:t>
-                            </w:r>
-                            <w:r>
-                              <w:rPr>
-                                <w:noProof/>
-                              </w:rPr>
-                              <w:fldChar w:fldCharType="end"/>
-                            </w:r>
+                            <w:fldSimple w:instr=" SEQ Figura_02–_Linhas_lidas_e_escritas_por_ \* ARABIC ">
+                              <w:r>
+                                <w:rPr>
+                                  <w:noProof/>
+                                </w:rPr>
+                                <w:t>1</w:t>
+                              </w:r>
+                            </w:fldSimple>
                           </w:p>
                         </w:txbxContent>
                       </wps:txbx>
@@ -7809,27 +8003,14 @@
                       <w:r>
                         <w:t xml:space="preserve">Figura 02– Linhas lidas e escritas por  </w:t>
                       </w:r>
-                      <w:r>
-                        <w:fldChar w:fldCharType="begin"/>
-                      </w:r>
-                      <w:r>
-                        <w:instrText xml:space="preserve"> SEQ Figura_02–_Linhas_lidas_e_escritas_por_ \* ARABIC </w:instrText>
-                      </w:r>
-                      <w:r>
-                        <w:fldChar w:fldCharType="separate"/>
-                      </w:r>
-                      <w:r>
-                        <w:rPr>
-                          <w:noProof/>
-                        </w:rPr>
-                        <w:t>1</w:t>
-                      </w:r>
-                      <w:r>
-                        <w:rPr>
-                          <w:noProof/>
-                        </w:rPr>
-                        <w:fldChar w:fldCharType="end"/>
-                      </w:r>
+                      <w:fldSimple w:instr=" SEQ Figura_02–_Linhas_lidas_e_escritas_por_ \* ARABIC ">
+                        <w:r>
+                          <w:rPr>
+                            <w:noProof/>
+                          </w:rPr>
+                          <w:t>1</w:t>
+                        </w:r>
+                      </w:fldSimple>
                     </w:p>
                   </w:txbxContent>
                 </v:textbox>
@@ -7933,8 +8114,380 @@
         <w:rPr>
           <w:noProof/>
         </w:rPr>
+        <mc:AlternateContent>
+          <mc:Choice Requires="wps">
+            <w:drawing>
+              <wp:anchor distT="0" distB="0" distL="114300" distR="114300" simplePos="0" relativeHeight="251670528" behindDoc="0" locked="0" layoutInCell="1" allowOverlap="1" wp14:anchorId="411FFDB7" wp14:editId="4AF9A6BA">
+                <wp:simplePos x="0" y="0"/>
+                <wp:positionH relativeFrom="column">
+                  <wp:posOffset>0</wp:posOffset>
+                </wp:positionH>
+                <wp:positionV relativeFrom="paragraph">
+                  <wp:posOffset>3395980</wp:posOffset>
+                </wp:positionV>
+                <wp:extent cx="5399405" cy="635"/>
+                <wp:effectExtent l="0" t="0" r="0" b="0"/>
+                <wp:wrapTopAndBottom/>
+                <wp:docPr id="463757337" name="Caixa de texto 1"/>
+                <wp:cNvGraphicFramePr/>
+                <a:graphic xmlns:a="http://schemas.openxmlformats.org/drawingml/2006/main">
+                  <a:graphicData uri="http://schemas.microsoft.com/office/word/2010/wordprocessingShape">
+                    <wps:wsp>
+                      <wps:cNvSpPr txBox="1"/>
+                      <wps:spPr>
+                        <a:xfrm>
+                          <a:off x="0" y="0"/>
+                          <a:ext cx="5399405" cy="635"/>
+                        </a:xfrm>
+                        <a:prstGeom prst="rect">
+                          <a:avLst/>
+                        </a:prstGeom>
+                        <a:solidFill>
+                          <a:prstClr val="white"/>
+                        </a:solidFill>
+                        <a:ln>
+                          <a:noFill/>
+                        </a:ln>
+                      </wps:spPr>
+                      <wps:txbx>
+                        <w:txbxContent>
+                          <w:p>
+                            <w:pPr>
+                              <w:pStyle w:val="Legenda"/>
+                              <w:rPr>
+                                <w:noProof/>
+                              </w:rPr>
+                            </w:pPr>
+                            <w:r>
+                              <w:t xml:space="preserve">Figura 02– Linhas lidas e escritas por  </w:t>
+                            </w:r>
+                            <w:fldSimple w:instr=" SEQ Figura_02–_Linhas_lidas_e_escritas_por_ \* ARABIC ">
+                              <w:r>
+                                <w:rPr>
+                                  <w:noProof/>
+                                </w:rPr>
+                                <w:t>2</w:t>
+                              </w:r>
+                            </w:fldSimple>
+                          </w:p>
+                        </w:txbxContent>
+                      </wps:txbx>
+                      <wps:bodyPr rot="0" spcFirstLastPara="0" vertOverflow="overflow" horzOverflow="overflow" vert="horz" wrap="square" lIns="0" tIns="0" rIns="0" bIns="0" numCol="1" spcCol="0" rtlCol="0" fromWordArt="0" anchor="t" anchorCtr="0" forceAA="0" compatLnSpc="1">
+                        <a:prstTxWarp prst="textNoShape">
+                          <a:avLst/>
+                        </a:prstTxWarp>
+                        <a:spAutoFit/>
+                      </wps:bodyPr>
+                    </wps:wsp>
+                  </a:graphicData>
+                </a:graphic>
+              </wp:anchor>
+            </w:drawing>
+          </mc:Choice>
+          <mc:Fallback>
+            <w:pict>
+              <v:shape w14:anchorId="411FFDB7" id="_x0000_s1029" type="#_x0000_t202" style="position:absolute;margin-left:0;margin-top:267.4pt;width:425.15pt;height:.05pt;z-index:251670528;visibility:visible;mso-wrap-style:square;mso-wrap-distance-left:9pt;mso-wrap-distance-top:0;mso-wrap-distance-right:9pt;mso-wrap-distance-bottom:0;mso-position-horizontal:absolute;mso-position-horizontal-relative:text;mso-position-vertical:absolute;mso-position-vertical-relative:text;v-text-anchor:top" o:gfxdata="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" stroked="f">
+                <v:textbox style="mso-fit-shape-to-text:t" inset="0,0,0,0">
+                  <w:txbxContent>
+                    <w:p>
+                      <w:pPr>
+                        <w:pStyle w:val="Legenda"/>
+                        <w:rPr>
+                          <w:noProof/>
+                        </w:rPr>
+                      </w:pPr>
+                      <w:r>
+                        <w:t xml:space="preserve">Figura 02– Linhas lidas e escritas por  </w:t>
+                      </w:r>
+                      <w:fldSimple w:instr=" SEQ Figura_02–_Linhas_lidas_e_escritas_por_ \* ARABIC ">
+                        <w:r>
+                          <w:rPr>
+                            <w:noProof/>
+                          </w:rPr>
+                          <w:t>2</w:t>
+                        </w:r>
+                      </w:fldSimple>
+                    </w:p>
+                  </w:txbxContent>
+                </v:textbox>
+                <w10:wrap type="topAndBottom"/>
+              </v:shape>
+            </w:pict>
+          </mc:Fallback>
+        </mc:AlternateContent>
+      </w:r>
+      <w:r>
+        <w:rPr>
+          <w:noProof/>
+        </w:rPr>
+        <mc:AlternateContent>
+          <mc:Choice Requires="wps">
+            <w:drawing>
+              <wp:anchor distT="0" distB="0" distL="114300" distR="114300" simplePos="0" relativeHeight="251672576" behindDoc="0" locked="0" layoutInCell="1" allowOverlap="1" wp14:anchorId="14C2379A" wp14:editId="1A201E50">
+                <wp:simplePos x="0" y="0"/>
+                <wp:positionH relativeFrom="column">
+                  <wp:posOffset>0</wp:posOffset>
+                </wp:positionH>
+                <wp:positionV relativeFrom="paragraph">
+                  <wp:posOffset>3395980</wp:posOffset>
+                </wp:positionV>
+                <wp:extent cx="5399405" cy="635"/>
+                <wp:effectExtent l="0" t="0" r="0" b="0"/>
+                <wp:wrapTopAndBottom/>
+                <wp:docPr id="1191568145" name="Caixa de texto 1"/>
+                <wp:cNvGraphicFramePr/>
+                <a:graphic xmlns:a="http://schemas.openxmlformats.org/drawingml/2006/main">
+                  <a:graphicData uri="http://schemas.microsoft.com/office/word/2010/wordprocessingShape">
+                    <wps:wsp>
+                      <wps:cNvSpPr txBox="1"/>
+                      <wps:spPr>
+                        <a:xfrm>
+                          <a:off x="0" y="0"/>
+                          <a:ext cx="5399405" cy="635"/>
+                        </a:xfrm>
+                        <a:prstGeom prst="rect">
+                          <a:avLst/>
+                        </a:prstGeom>
+                        <a:solidFill>
+                          <a:prstClr val="white"/>
+                        </a:solidFill>
+                        <a:ln>
+                          <a:noFill/>
+                        </a:ln>
+                      </wps:spPr>
+                      <wps:txbx>
+                        <w:txbxContent>
+                          <w:p>
+                            <w:pPr>
+                              <w:pStyle w:val="Legenda"/>
+                              <w:rPr>
+                                <w:noProof/>
+                              </w:rPr>
+                            </w:pPr>
+                            <w:r>
+                              <w:rPr>
+                                <w:noProof/>
+                              </w:rPr>
+                              <w:fldChar w:fldCharType="begin"/>
+                            </w:r>
+                            <w:r>
+                              <w:rPr>
+                                <w:noProof/>
+                              </w:rPr>
+                              <w:instrText xml:space="preserve"> SEQ Figura_01_–_Transformação_02_join_transf \* ARABIC </w:instrText>
+                            </w:r>
+                            <w:r>
+                              <w:rPr>
+                                <w:noProof/>
+                              </w:rPr>
+                              <w:fldChar w:fldCharType="separate"/>
+                            </w:r>
+                            <w:r>
+                              <w:rPr>
+                                <w:noProof/>
+                              </w:rPr>
+                              <w:t>1</w:t>
+                            </w:r>
+                            <w:r>
+                              <w:rPr>
+                                <w:noProof/>
+                              </w:rPr>
+                              <w:fldChar w:fldCharType="end"/>
+                            </w:r>
+                          </w:p>
+                        </w:txbxContent>
+                      </wps:txbx>
+                      <wps:bodyPr rot="0" spcFirstLastPara="0" vertOverflow="overflow" horzOverflow="overflow" vert="horz" wrap="square" lIns="0" tIns="0" rIns="0" bIns="0" numCol="1" spcCol="0" rtlCol="0" fromWordArt="0" anchor="t" anchorCtr="0" forceAA="0" compatLnSpc="1">
+                        <a:prstTxWarp prst="textNoShape">
+                          <a:avLst/>
+                        </a:prstTxWarp>
+                        <a:spAutoFit/>
+                      </wps:bodyPr>
+                    </wps:wsp>
+                  </a:graphicData>
+                </a:graphic>
+              </wp:anchor>
+            </w:drawing>
+          </mc:Choice>
+          <mc:Fallback>
+            <w:pict>
+              <v:shape w14:anchorId="14C2379A" id="_x0000_s1030" type="#_x0000_t202" style="position:absolute;margin-left:0;margin-top:267.4pt;width:425.15pt;height:.05pt;z-index:251672576;visibility:visible;mso-wrap-style:square;mso-wrap-distance-left:9pt;mso-wrap-distance-top:0;mso-wrap-distance-right:9pt;mso-wrap-distance-bottom:0;mso-position-horizontal:absolute;mso-position-horizontal-relative:text;mso-position-vertical:absolute;mso-position-vertical-relative:text;v-text-anchor:top" o:gfxdata="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" stroked="f">
+                <v:textbox style="mso-fit-shape-to-text:t" inset="0,0,0,0">
+                  <w:txbxContent>
+                    <w:p>
+                      <w:pPr>
+                        <w:pStyle w:val="Legenda"/>
+                        <w:rPr>
+                          <w:noProof/>
+                        </w:rPr>
+                      </w:pPr>
+                      <w:r>
+                        <w:rPr>
+                          <w:noProof/>
+                        </w:rPr>
+                        <w:fldChar w:fldCharType="begin"/>
+                      </w:r>
+                      <w:r>
+                        <w:rPr>
+                          <w:noProof/>
+                        </w:rPr>
+                        <w:instrText xml:space="preserve"> SEQ Figura_01_–_Transformação_02_join_transf \* ARABIC </w:instrText>
+                      </w:r>
+                      <w:r>
+                        <w:rPr>
+                          <w:noProof/>
+                        </w:rPr>
+                        <w:fldChar w:fldCharType="separate"/>
+                      </w:r>
+                      <w:r>
+                        <w:rPr>
+                          <w:noProof/>
+                        </w:rPr>
+                        <w:t>1</w:t>
+                      </w:r>
+                      <w:r>
+                        <w:rPr>
+                          <w:noProof/>
+                        </w:rPr>
+                        <w:fldChar w:fldCharType="end"/>
+                      </w:r>
+                    </w:p>
+                  </w:txbxContent>
+                </v:textbox>
+                <w10:wrap type="topAndBottom"/>
+              </v:shape>
+            </w:pict>
+          </mc:Fallback>
+        </mc:AlternateContent>
+      </w:r>
+      <w:r>
+        <w:rPr>
+          <w:noProof/>
+        </w:rPr>
+        <mc:AlternateContent>
+          <mc:Choice Requires="wps">
+            <w:drawing>
+              <wp:anchor distT="0" distB="0" distL="114300" distR="114300" simplePos="0" relativeHeight="251674624" behindDoc="0" locked="0" layoutInCell="1" allowOverlap="1" wp14:anchorId="155CE4A1" wp14:editId="4ED87B7F">
+                <wp:simplePos x="0" y="0"/>
+                <wp:positionH relativeFrom="column">
+                  <wp:posOffset>0</wp:posOffset>
+                </wp:positionH>
+                <wp:positionV relativeFrom="paragraph">
+                  <wp:posOffset>3395980</wp:posOffset>
+                </wp:positionV>
+                <wp:extent cx="5399405" cy="635"/>
+                <wp:effectExtent l="0" t="0" r="0" b="0"/>
+                <wp:wrapTopAndBottom/>
+                <wp:docPr id="403233721" name="Caixa de texto 1"/>
+                <wp:cNvGraphicFramePr/>
+                <a:graphic xmlns:a="http://schemas.openxmlformats.org/drawingml/2006/main">
+                  <a:graphicData uri="http://schemas.microsoft.com/office/word/2010/wordprocessingShape">
+                    <wps:wsp>
+                      <wps:cNvSpPr txBox="1"/>
+                      <wps:spPr>
+                        <a:xfrm>
+                          <a:off x="0" y="0"/>
+                          <a:ext cx="5399405" cy="635"/>
+                        </a:xfrm>
+                        <a:prstGeom prst="rect">
+                          <a:avLst/>
+                        </a:prstGeom>
+                        <a:solidFill>
+                          <a:prstClr val="white"/>
+                        </a:solidFill>
+                        <a:ln>
+                          <a:noFill/>
+                        </a:ln>
+                      </wps:spPr>
+                      <wps:txbx>
+                        <w:txbxContent>
+                          <w:p>
+                            <w:pPr>
+                              <w:pStyle w:val="Legenda"/>
+                              <w:rPr>
+                                <w:noProof/>
+                              </w:rPr>
+                            </w:pPr>
+                            <w:r>
+                              <w:t xml:space="preserve">Figura </w:t>
+                            </w:r>
+                            <w:fldSimple w:instr=" SEQ Figura \* ARABIC ">
+                              <w:r>
+                                <w:rPr>
+                                  <w:noProof/>
+                                </w:rPr>
+                                <w:t>1</w:t>
+                              </w:r>
+                            </w:fldSimple>
+                            <w:r>
+                              <w:t xml:space="preserve">– Transformação 02_join_transfers_appearances no </w:t>
+                            </w:r>
+                            <w:proofErr w:type="spellStart"/>
+                            <w:r>
+                              <w:t>Spoon</w:t>
+                            </w:r>
+                            <w:proofErr w:type="spellEnd"/>
+                          </w:p>
+                        </w:txbxContent>
+                      </wps:txbx>
+                      <wps:bodyPr rot="0" spcFirstLastPara="0" vertOverflow="overflow" horzOverflow="overflow" vert="horz" wrap="square" lIns="0" tIns="0" rIns="0" bIns="0" numCol="1" spcCol="0" rtlCol="0" fromWordArt="0" anchor="t" anchorCtr="0" forceAA="0" compatLnSpc="1">
+                        <a:prstTxWarp prst="textNoShape">
+                          <a:avLst/>
+                        </a:prstTxWarp>
+                        <a:spAutoFit/>
+                      </wps:bodyPr>
+                    </wps:wsp>
+                  </a:graphicData>
+                </a:graphic>
+              </wp:anchor>
+            </w:drawing>
+          </mc:Choice>
+          <mc:Fallback>
+            <w:pict>
+              <v:shape w14:anchorId="155CE4A1" id="_x0000_s1031" type="#_x0000_t202" style="position:absolute;margin-left:0;margin-top:267.4pt;width:425.15pt;height:.05pt;z-index:251674624;visibility:visible;mso-wrap-style:square;mso-wrap-distance-left:9pt;mso-wrap-distance-top:0;mso-wrap-distance-right:9pt;mso-wrap-distance-bottom:0;mso-position-horizontal:absolute;mso-position-horizontal-relative:text;mso-position-vertical:absolute;mso-position-vertical-relative:text;v-text-anchor:top" o:gfxdata="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" stroked="f">
+                <v:textbox style="mso-fit-shape-to-text:t" inset="0,0,0,0">
+                  <w:txbxContent>
+                    <w:p>
+                      <w:pPr>
+                        <w:pStyle w:val="Legenda"/>
+                        <w:rPr>
+                          <w:noProof/>
+                        </w:rPr>
+                      </w:pPr>
+                      <w:r>
+                        <w:t xml:space="preserve">Figura </w:t>
+                      </w:r>
+                      <w:fldSimple w:instr=" SEQ Figura \* ARABIC ">
+                        <w:r>
+                          <w:rPr>
+                            <w:noProof/>
+                          </w:rPr>
+                          <w:t>1</w:t>
+                        </w:r>
+                      </w:fldSimple>
+                      <w:r>
+                        <w:t xml:space="preserve">– Transformação 02_join_transfers_appearances no </w:t>
+                      </w:r>
+                      <w:proofErr w:type="spellStart"/>
+                      <w:r>
+                        <w:t>Spoon</w:t>
+                      </w:r>
+                      <w:proofErr w:type="spellEnd"/>
+                    </w:p>
+                  </w:txbxContent>
+                </v:textbox>
+                <w10:wrap type="topAndBottom"/>
+              </v:shape>
+            </w:pict>
+          </mc:Fallback>
+        </mc:AlternateContent>
+      </w:r>
+      <w:r>
+        <w:rPr>
+          <w:noProof/>
+        </w:rPr>
         <w:drawing>
-          <wp:anchor distT="0" distB="0" distL="114300" distR="114300" simplePos="0" relativeHeight="251662336" behindDoc="0" locked="0" layoutInCell="1" allowOverlap="1" wp14:anchorId="21C05685" wp14:editId="611BA21D">
+          <wp:anchor distT="0" distB="0" distL="114300" distR="114300" simplePos="0" relativeHeight="251662336" behindDoc="0" locked="0" layoutInCell="1" allowOverlap="1" wp14:anchorId="21C05685" wp14:editId="7FD4DC97">
             <wp:simplePos x="0" y="0"/>
             <wp:positionH relativeFrom="margin">
               <wp:align>left</wp:align>
@@ -9121,7 +9674,6 @@
           </w:tcPr>
           <w:p>
             <w:r>
-              <w:lastRenderedPageBreak/>
               <w:t>13</w:t>
             </w:r>
           </w:p>
@@ -9295,6 +9847,7 @@
           </w:tcPr>
           <w:p>
             <w:r>
+              <w:lastRenderedPageBreak/>
               <w:t>15</w:t>
             </w:r>
           </w:p>
@@ -9738,6 +10291,7 @@
           </w:tcPr>
           <w:p>
             <w:pPr>
+              <w:keepNext/>
               <w:rPr>
                 <w:sz w:val="20"/>
                 <w:szCs w:val="20"/>
@@ -9755,35 +10309,18 @@
       </w:tr>
     </w:tbl>
     <w:p>
-      <w:bookmarkStart w:id="30" w:name="_Toc243515681"/>
+      <w:pPr>
+        <w:pStyle w:val="Legenda"/>
+      </w:pPr>
       <w:r>
         <w:t xml:space="preserve">Tabela </w:t>
       </w:r>
       <w:r>
-        <w:fldChar w:fldCharType="begin"/>
-      </w:r>
-      <w:r>
-        <w:instrText xml:space="preserve"> SEQ Tabela \* ARABIC </w:instrText>
-      </w:r>
-      <w:r>
-        <w:fldChar w:fldCharType="separate"/>
-      </w:r>
-      <w:r>
-        <w:rPr>
-          <w:noProof/>
-        </w:rPr>
         <w:t>7</w:t>
       </w:r>
       <w:r>
-        <w:rPr>
-          <w:noProof/>
-        </w:rPr>
-        <w:fldChar w:fldCharType="end"/>
-      </w:r>
-      <w:r>
         <w:t>– Passos da transformação 02</w:t>
       </w:r>
-      <w:bookmarkEnd w:id="30"/>
     </w:p>
     <w:p>
       <w:r>
@@ -9806,7 +10343,6 @@
         <w:t xml:space="preserve"> usa chave composta (jogador e clube) porque o mesmo jogador aparece em vários clubes. Sem o clube, os jogos de um clube antigo seriam contados no novo.</w:t>
       </w:r>
     </w:p>
-    <w:p/>
     <w:p/>
     <w:tbl>
       <w:tblPr>
@@ -9993,6 +10529,9 @@
             <w:tcW w:w="5567" w:type="dxa"/>
           </w:tcPr>
           <w:p>
+            <w:pPr>
+              <w:keepNext/>
+            </w:pPr>
             <w:r>
               <w:rPr>
                 <w:sz w:val="20"/>
@@ -10005,43 +10544,36 @@
       </w:tr>
     </w:tbl>
     <w:p>
-      <w:bookmarkStart w:id="31" w:name="_Toc243515682"/>
+      <w:pPr>
+        <w:pStyle w:val="Legenda"/>
+      </w:pPr>
+      <w:bookmarkStart w:id="31" w:name="_Toc243578485"/>
       <w:r>
         <w:t xml:space="preserve">Tabela </w:t>
       </w:r>
-      <w:r>
-        <w:fldChar w:fldCharType="begin"/>
-      </w:r>
-      <w:r>
-        <w:instrText xml:space="preserve"> SEQ Tabela \* ARABIC </w:instrText>
-      </w:r>
-      <w:r>
-        <w:fldChar w:fldCharType="separate"/>
-      </w:r>
+      <w:fldSimple w:instr=" SEQ Tabela \* ARABIC ">
+        <w:r>
+          <w:rPr>
+            <w:noProof/>
+          </w:rPr>
+          <w:t>8</w:t>
+        </w:r>
+      </w:fldSimple>
+      <w:r>
+        <w:t>– Métricas calculadas</w:t>
+      </w:r>
+      <w:bookmarkEnd w:id="31"/>
+    </w:p>
+    <w:p>
+      <w:pPr>
+        <w:keepNext/>
+      </w:pPr>
       <w:r>
         <w:rPr>
           <w:noProof/>
         </w:rPr>
-        <w:t>8</w:t>
-      </w:r>
-      <w:r>
-        <w:rPr>
-          <w:noProof/>
-        </w:rPr>
-        <w:fldChar w:fldCharType="end"/>
-      </w:r>
-      <w:r>
-        <w:t>– Métricas calculadas</w:t>
-      </w:r>
-      <w:bookmarkEnd w:id="31"/>
-    </w:p>
-    <w:p>
-      <w:r>
-        <w:rPr>
-          <w:noProof/>
-        </w:rPr>
         <w:drawing>
-          <wp:inline distT="0" distB="0" distL="0" distR="0" wp14:anchorId="6C38585B" wp14:editId="032EF6D2">
+          <wp:inline distT="0" distB="0" distL="0" distR="0" wp14:anchorId="4E99B0AB" wp14:editId="680D26E2">
             <wp:extent cx="5400040" cy="2703830"/>
             <wp:effectExtent l="0" t="0" r="0" b="1270"/>
             <wp:docPr id="1069219177" name="Imagem 1"/>
@@ -10078,31 +10610,28 @@
       </w:r>
     </w:p>
     <w:p>
-      <w:r>
-        <w:t xml:space="preserve">Figura 02– Linhas lidas e escritas por  </w:t>
-      </w:r>
-      <w:r>
-        <w:fldChar w:fldCharType="begin"/>
-      </w:r>
-      <w:r>
-        <w:instrText xml:space="preserve"> SEQ Figura_02–_Linhas_lidas_e_escritas_por_ \* ARABIC </w:instrText>
-      </w:r>
-      <w:r>
-        <w:fldChar w:fldCharType="separate"/>
-      </w:r>
-      <w:r>
-        <w:rPr>
-          <w:noProof/>
-        </w:rPr>
-        <w:t>2</w:t>
-      </w:r>
-      <w:r>
-        <w:rPr>
-          <w:noProof/>
-        </w:rPr>
-        <w:fldChar w:fldCharType="end"/>
-      </w:r>
-    </w:p>
+      <w:pPr>
+        <w:pStyle w:val="Legenda"/>
+      </w:pPr>
+      <w:r>
+        <w:t xml:space="preserve">Figura </w:t>
+      </w:r>
+      <w:fldSimple w:instr=" SEQ Figura \* ARABIC ">
+        <w:r>
+          <w:rPr>
+            <w:noProof/>
+          </w:rPr>
+          <w:t>2</w:t>
+        </w:r>
+      </w:fldSimple>
+      <w:r>
+        <w:t>– Linhas lidas e escritas por passo</w:t>
+      </w:r>
+    </w:p>
+    <w:p/>
+    <w:p/>
+    <w:p/>
+    <w:p/>
     <w:tbl>
       <w:tblPr>
         <w:tblStyle w:val="TabelacomGrelha"/>
@@ -10159,6 +10688,9 @@
         </w:tc>
       </w:tr>
       <w:tr>
+        <w:trPr>
+          <w:trHeight w:val="300"/>
+        </w:trPr>
         <w:tc>
           <w:tcPr>
             <w:tcW w:w="4247" w:type="dxa"/>
@@ -10201,6 +10733,9 @@
         </w:tc>
       </w:tr>
       <w:tr>
+        <w:trPr>
+          <w:trHeight w:val="277"/>
+        </w:trPr>
         <w:tc>
           <w:tcPr>
             <w:tcW w:w="4247" w:type="dxa"/>
@@ -10252,6 +10787,9 @@
         </w:tc>
       </w:tr>
       <w:tr>
+        <w:trPr>
+          <w:trHeight w:val="409"/>
+        </w:trPr>
         <w:tc>
           <w:tcPr>
             <w:tcW w:w="4247" w:type="dxa"/>
@@ -10361,6 +10899,9 @@
         </w:tc>
       </w:tr>
       <w:tr>
+        <w:trPr>
+          <w:trHeight w:val="348"/>
+        </w:trPr>
         <w:tc>
           <w:tcPr>
             <w:tcW w:w="4247" w:type="dxa"/>
@@ -10463,6 +11004,9 @@
         </w:tc>
       </w:tr>
       <w:tr>
+        <w:trPr>
+          <w:trHeight w:val="346"/>
+        </w:trPr>
         <w:tc>
           <w:tcPr>
             <w:tcW w:w="4247" w:type="dxa"/>
@@ -10489,6 +11033,7 @@
           </w:tcPr>
           <w:p>
             <w:pPr>
+              <w:keepNext/>
               <w:rPr>
                 <w:sz w:val="20"/>
                 <w:szCs w:val="20"/>
@@ -10506,38 +11051,26 @@
       </w:tr>
     </w:tbl>
     <w:p>
-      <w:bookmarkStart w:id="32" w:name="_Toc243515683"/>
+      <w:pPr>
+        <w:pStyle w:val="Legenda"/>
+      </w:pPr>
+      <w:bookmarkStart w:id="32" w:name="_Toc243578486"/>
       <w:r>
         <w:t xml:space="preserve">Tabela </w:t>
       </w:r>
-      <w:r>
-        <w:fldChar w:fldCharType="begin"/>
-      </w:r>
-      <w:r>
-        <w:instrText xml:space="preserve"> SEQ Tabela \* ARABIC </w:instrText>
-      </w:r>
-      <w:r>
-        <w:fldChar w:fldCharType="separate"/>
-      </w:r>
-      <w:r>
-        <w:rPr>
-          <w:noProof/>
-        </w:rPr>
-        <w:t>9</w:t>
-      </w:r>
-      <w:r>
-        <w:rPr>
-          <w:noProof/>
-        </w:rPr>
-        <w:fldChar w:fldCharType="end"/>
-      </w:r>
+      <w:fldSimple w:instr=" SEQ Tabela \* ARABIC ">
+        <w:r>
+          <w:rPr>
+            <w:noProof/>
+          </w:rPr>
+          <w:t>9</w:t>
+        </w:r>
+      </w:fldSimple>
       <w:r>
         <w:t>– Resultados da execução da transformação 02</w:t>
       </w:r>
       <w:bookmarkEnd w:id="32"/>
     </w:p>
-    <w:p/>
-    <w:p/>
     <w:p/>
     <w:p>
       <w:r>
@@ -10582,6 +11115,9 @@
       </w:r>
     </w:p>
     <w:p>
+      <w:pPr>
+        <w:keepNext/>
+      </w:pPr>
       <w:r>
         <w:rPr>
           <w:noProof/>
@@ -10625,65 +11161,42 @@
     </w:p>
     <w:p>
       <w:pPr>
-        <w:rPr>
-          <w:color w:val="0E2841" w:themeColor="text2"/>
-        </w:rPr>
-      </w:pPr>
-      <w:bookmarkStart w:id="33" w:name="_Toc243515684"/>
-      <w:r>
+        <w:pStyle w:val="Legenda"/>
+      </w:pPr>
+      <w:r>
+        <w:t xml:space="preserve">Figura </w:t>
+      </w:r>
+      <w:fldSimple w:instr=" SEQ Figura \* ARABIC ">
+        <w:r>
+          <w:rPr>
+            <w:noProof/>
+          </w:rPr>
+          <w:t>3</w:t>
+        </w:r>
+      </w:fldSimple>
+      <w:r>
+        <w:t>– Resultado da transformação 02</w:t>
+      </w:r>
+    </w:p>
+    <w:p>
+      <w:pPr>
+        <w:pStyle w:val="Ttulo2"/>
+        <w:rPr>
+          <w:color w:val="auto"/>
+        </w:rPr>
+      </w:pPr>
+      <w:bookmarkStart w:id="33" w:name="_Toc243583148"/>
+      <w:r>
+        <w:rPr>
+          <w:color w:val="auto"/>
+        </w:rPr>
         <w:lastRenderedPageBreak/>
-        <w:t xml:space="preserve">Tabela </w:t>
-      </w:r>
-      <w:r>
-        <w:fldChar w:fldCharType="begin"/>
-      </w:r>
-      <w:r>
-        <w:instrText xml:space="preserve"> SEQ Tabela \* ARABIC </w:instrText>
-      </w:r>
-      <w:r>
-        <w:fldChar w:fldCharType="separate"/>
-      </w:r>
-      <w:r>
-        <w:rPr>
-          <w:noProof/>
-        </w:rPr>
-        <w:t>10</w:t>
-      </w:r>
-      <w:r>
-        <w:rPr>
-          <w:noProof/>
-        </w:rPr>
-        <w:fldChar w:fldCharType="end"/>
-      </w:r>
-      <w:r>
-        <w:t>– Resultado da transformação 02</w:t>
+        <w:t>4.2 Transformação 03 – Enriquecer, classificar e carregar</w:t>
       </w:r>
       <w:bookmarkEnd w:id="33"/>
-    </w:p>
-    <w:p>
-      <w:pPr>
-        <w:pStyle w:val="Ttulo1"/>
+      <w:r>
         <w:rPr>
           <w:color w:val="auto"/>
-          <w:sz w:val="32"/>
-          <w:szCs w:val="32"/>
-        </w:rPr>
-      </w:pPr>
-      <w:bookmarkStart w:id="34" w:name="_Toc243520287"/>
-      <w:r>
-        <w:rPr>
-          <w:color w:val="auto"/>
-          <w:sz w:val="32"/>
-          <w:szCs w:val="32"/>
-        </w:rPr>
-        <w:t>4.2 Transformação 03 – Enriquecer, classificar e carregar</w:t>
-      </w:r>
-      <w:bookmarkEnd w:id="34"/>
-      <w:r>
-        <w:rPr>
-          <w:color w:val="auto"/>
-          <w:sz w:val="32"/>
-          <w:szCs w:val="32"/>
         </w:rPr>
         <w:t xml:space="preserve"> </w:t>
       </w:r>
@@ -10756,19 +11269,36 @@
       <w:pPr>
         <w:pStyle w:val="Legenda"/>
         <w:jc w:val="both"/>
-        <w:rPr>
-          <w:sz w:val="20"/>
-          <w:szCs w:val="20"/>
-        </w:rPr>
-      </w:pPr>
-      <w:r>
-        <w:t xml:space="preserve">Figura 4 – Transformação 03_enriquecer_ligas no </w:t>
+      </w:pPr>
+      <w:r>
+        <w:t xml:space="preserve">Figura </w:t>
+      </w:r>
+      <w:fldSimple w:instr=" SEQ Figura \* ARABIC ">
+        <w:r>
+          <w:rPr>
+            <w:noProof/>
+          </w:rPr>
+          <w:t>4</w:t>
+        </w:r>
+      </w:fldSimple>
+      <w:r>
+        <w:t xml:space="preserve">– Transformação 03_enriquecer_ligas no </w:t>
       </w:r>
       <w:proofErr w:type="spellStart"/>
       <w:r>
         <w:t>Spoon</w:t>
       </w:r>
       <w:proofErr w:type="spellEnd"/>
+    </w:p>
+    <w:p>
+      <w:pPr>
+        <w:pStyle w:val="Legenda"/>
+        <w:jc w:val="both"/>
+        <w:rPr>
+          <w:sz w:val="20"/>
+          <w:szCs w:val="20"/>
+        </w:rPr>
+      </w:pPr>
     </w:p>
     <w:tbl>
       <w:tblPr>
@@ -12180,9 +12710,22 @@
       <w:pPr>
         <w:pStyle w:val="Legenda"/>
       </w:pPr>
-      <w:r>
-        <w:t>Tabela 11 – Passos da transformação 03</w:t>
-      </w:r>
+      <w:bookmarkStart w:id="34" w:name="_Toc243578487"/>
+      <w:r>
+        <w:t xml:space="preserve">Tabela </w:t>
+      </w:r>
+      <w:fldSimple w:instr=" SEQ Tabela \* ARABIC ">
+        <w:r>
+          <w:rPr>
+            <w:noProof/>
+          </w:rPr>
+          <w:t>10</w:t>
+        </w:r>
+      </w:fldSimple>
+      <w:r>
+        <w:t>– Passos da transformação 03</w:t>
+      </w:r>
+      <w:bookmarkEnd w:id="34"/>
     </w:p>
     <w:p>
       <w:pPr>
@@ -12410,9 +12953,22 @@
       <w:pPr>
         <w:pStyle w:val="Legenda"/>
       </w:pPr>
-      <w:r>
-        <w:t>Tabela 12 – Expressões regulares</w:t>
-      </w:r>
+      <w:bookmarkStart w:id="35" w:name="_Toc243578488"/>
+      <w:r>
+        <w:t xml:space="preserve">Tabela </w:t>
+      </w:r>
+      <w:fldSimple w:instr=" SEQ Tabela \* ARABIC ">
+        <w:r>
+          <w:rPr>
+            <w:noProof/>
+          </w:rPr>
+          <w:t>11</w:t>
+        </w:r>
+      </w:fldSimple>
+      <w:r>
+        <w:t>– Expressões regulares</w:t>
+      </w:r>
+      <w:bookmarkEnd w:id="35"/>
     </w:p>
     <w:p>
       <w:pPr>
@@ -12463,35 +13019,23 @@
       <w:pPr>
         <w:pStyle w:val="Legenda"/>
       </w:pPr>
-      <w:bookmarkStart w:id="35" w:name="_Toc243515685"/>
-      <w:r>
-        <w:t xml:space="preserve">Tabela </w:t>
-      </w:r>
-      <w:r>
-        <w:fldChar w:fldCharType="begin"/>
-      </w:r>
-      <w:r>
-        <w:instrText xml:space="preserve"> SEQ Tabela \* ARABIC </w:instrText>
-      </w:r>
-      <w:r>
-        <w:fldChar w:fldCharType="separate"/>
-      </w:r>
-      <w:r>
-        <w:rPr>
-          <w:noProof/>
-        </w:rPr>
-        <w:t>11</w:t>
-      </w:r>
-      <w:r>
-        <w:rPr>
-          <w:noProof/>
-        </w:rPr>
-        <w:fldChar w:fldCharType="end"/>
-      </w:r>
-      <w:r>
-        <w:t>- Dados do XML antes da limpeza</w:t>
-      </w:r>
-      <w:bookmarkEnd w:id="35"/>
+      <w:r>
+        <w:t xml:space="preserve">Figura </w:t>
+      </w:r>
+      <w:fldSimple w:instr=" SEQ Figura \* ARABIC ">
+        <w:r>
+          <w:rPr>
+            <w:noProof/>
+          </w:rPr>
+          <w:t>5</w:t>
+        </w:r>
+      </w:fldSimple>
+      <w:r>
+        <w:t xml:space="preserve">– Dados do XML </w:t>
+      </w:r>
+      <w:r>
+        <w:t>antes da limpeza</w:t>
+      </w:r>
     </w:p>
     <w:p>
       <w:pPr>
@@ -12542,42 +13086,26 @@
       <w:pPr>
         <w:pStyle w:val="Legenda"/>
       </w:pPr>
-      <w:bookmarkStart w:id="36" w:name="_Toc243515686"/>
-      <w:r>
-        <w:t xml:space="preserve">Tabela </w:t>
-      </w:r>
-      <w:r>
-        <w:fldChar w:fldCharType="begin"/>
-      </w:r>
-      <w:r>
-        <w:instrText xml:space="preserve"> SEQ Tabela \* ARABIC </w:instrText>
-      </w:r>
-      <w:r>
-        <w:fldChar w:fldCharType="separate"/>
-      </w:r>
-      <w:r>
-        <w:rPr>
-          <w:noProof/>
-        </w:rPr>
-        <w:t>12</w:t>
-      </w:r>
-      <w:r>
-        <w:rPr>
-          <w:noProof/>
-        </w:rPr>
-        <w:fldChar w:fldCharType="end"/>
-      </w:r>
-      <w:r>
-        <w:t>- Dados do XML depois da limpeza</w:t>
-      </w:r>
-      <w:bookmarkEnd w:id="36"/>
-    </w:p>
-    <w:p>
-      <w:pPr>
-        <w:rPr>
-          <w:highlight w:val="yellow"/>
-        </w:rPr>
-      </w:pPr>
+      <w:r>
+        <w:t xml:space="preserve">Figura </w:t>
+      </w:r>
+      <w:fldSimple w:instr=" SEQ Figura \* ARABIC ">
+        <w:r>
+          <w:rPr>
+            <w:noProof/>
+          </w:rPr>
+          <w:t>6</w:t>
+        </w:r>
+      </w:fldSimple>
+      <w:r>
+        <w:t xml:space="preserve">– Dados do XML </w:t>
+      </w:r>
+      <w:r>
+        <w:t>depois</w:t>
+      </w:r>
+      <w:r>
+        <w:t xml:space="preserve"> da limpeza</w:t>
+      </w:r>
       <w:r>
         <w:rPr>
           <w:highlight w:val="yellow"/>
@@ -12618,6 +13146,42 @@
         </w:rPr>
         <w:t xml:space="preserve"> e a classificação usa o custo por golo ou assistência:</w:t>
       </w:r>
+    </w:p>
+    <w:p>
+      <w:pPr>
+        <w:jc w:val="both"/>
+        <w:rPr>
+          <w:sz w:val="20"/>
+          <w:szCs w:val="20"/>
+        </w:rPr>
+      </w:pPr>
+    </w:p>
+    <w:p>
+      <w:pPr>
+        <w:jc w:val="both"/>
+        <w:rPr>
+          <w:sz w:val="20"/>
+          <w:szCs w:val="20"/>
+        </w:rPr>
+      </w:pPr>
+    </w:p>
+    <w:p>
+      <w:pPr>
+        <w:jc w:val="both"/>
+        <w:rPr>
+          <w:sz w:val="20"/>
+          <w:szCs w:val="20"/>
+        </w:rPr>
+      </w:pPr>
+    </w:p>
+    <w:p>
+      <w:pPr>
+        <w:jc w:val="both"/>
+        <w:rPr>
+          <w:sz w:val="20"/>
+          <w:szCs w:val="20"/>
+        </w:rPr>
+      </w:pPr>
     </w:p>
     <w:p>
       <w:pPr>
@@ -12660,6 +13224,7 @@
                 <w:sz w:val="20"/>
                 <w:szCs w:val="20"/>
               </w:rPr>
+              <w:lastRenderedPageBreak/>
               <w:t>Classificação</w:t>
             </w:r>
           </w:p>
@@ -12804,7 +13369,6 @@
                 <w:sz w:val="20"/>
                 <w:szCs w:val="20"/>
               </w:rPr>
-              <w:lastRenderedPageBreak/>
               <w:t>Boa</w:t>
             </w:r>
           </w:p>
@@ -12933,14 +13497,23 @@
     <w:p>
       <w:pPr>
         <w:pStyle w:val="Legenda"/>
-        <w:rPr>
-          <w:sz w:val="20"/>
-          <w:szCs w:val="20"/>
-        </w:rPr>
-      </w:pPr>
-      <w:r>
-        <w:t>Tabela 13 – Regras de classificação</w:t>
-      </w:r>
+      </w:pPr>
+      <w:bookmarkStart w:id="36" w:name="_Toc243578489"/>
+      <w:r>
+        <w:t xml:space="preserve">Tabela </w:t>
+      </w:r>
+      <w:fldSimple w:instr=" SEQ Tabela \* ARABIC ">
+        <w:r>
+          <w:rPr>
+            <w:noProof/>
+          </w:rPr>
+          <w:t>12</w:t>
+        </w:r>
+      </w:fldSimple>
+      <w:r>
+        <w:t>– Regras de classificação</w:t>
+      </w:r>
+      <w:bookmarkEnd w:id="36"/>
     </w:p>
     <w:p>
       <w:pPr>
@@ -12991,35 +13564,20 @@
       <w:pPr>
         <w:pStyle w:val="Legenda"/>
       </w:pPr>
-      <w:bookmarkStart w:id="37" w:name="_Toc243515687"/>
-      <w:r>
-        <w:t xml:space="preserve">Tabela </w:t>
-      </w:r>
-      <w:r>
-        <w:fldChar w:fldCharType="begin"/>
-      </w:r>
-      <w:r>
-        <w:instrText xml:space="preserve"> SEQ Tabela \* ARABIC </w:instrText>
-      </w:r>
-      <w:r>
-        <w:fldChar w:fldCharType="separate"/>
-      </w:r>
-      <w:r>
-        <w:rPr>
-          <w:noProof/>
-        </w:rPr>
-        <w:t>13</w:t>
-      </w:r>
-      <w:r>
-        <w:rPr>
-          <w:noProof/>
-        </w:rPr>
-        <w:fldChar w:fldCharType="end"/>
-      </w:r>
+      <w:r>
+        <w:t xml:space="preserve">Figura </w:t>
+      </w:r>
+      <w:fldSimple w:instr=" SEQ Figura \* ARABIC ">
+        <w:r>
+          <w:rPr>
+            <w:noProof/>
+          </w:rPr>
+          <w:t>7</w:t>
+        </w:r>
+      </w:fldSimple>
       <w:r>
         <w:t>– Passo de classificação</w:t>
       </w:r>
-      <w:bookmarkEnd w:id="37"/>
     </w:p>
     <w:p>
       <w:pPr>
@@ -13070,36 +13628,41 @@
       <w:pPr>
         <w:pStyle w:val="Legenda"/>
       </w:pPr>
-      <w:bookmarkStart w:id="38" w:name="_Toc243515688"/>
-      <w:r>
-        <w:t xml:space="preserve">Tabela </w:t>
-      </w:r>
-      <w:r>
-        <w:fldChar w:fldCharType="begin"/>
-      </w:r>
-      <w:r>
-        <w:instrText xml:space="preserve"> SEQ Tabela \* ARABIC </w:instrText>
-      </w:r>
-      <w:r>
-        <w:fldChar w:fldCharType="separate"/>
-      </w:r>
-      <w:r>
-        <w:rPr>
-          <w:noProof/>
-        </w:rPr>
-        <w:t>14</w:t>
-      </w:r>
-      <w:r>
-        <w:rPr>
-          <w:noProof/>
-        </w:rPr>
-        <w:fldChar w:fldCharType="end"/>
-      </w:r>
-      <w:r>
-        <w:t>- Código para a classificação</w:t>
-      </w:r>
-      <w:bookmarkEnd w:id="38"/>
-    </w:p>
+      <w:r>
+        <w:t xml:space="preserve">Figura </w:t>
+      </w:r>
+      <w:fldSimple w:instr=" SEQ Figura \* ARABIC ">
+        <w:r>
+          <w:rPr>
+            <w:noProof/>
+          </w:rPr>
+          <w:t>8</w:t>
+        </w:r>
+      </w:fldSimple>
+      <w:proofErr w:type="gramStart"/>
+      <w:r>
+        <w:t xml:space="preserve">– </w:t>
+      </w:r>
+      <w:r>
+        <w:t xml:space="preserve"> </w:t>
+      </w:r>
+      <w:proofErr w:type="spellStart"/>
+      <w:r>
+        <w:t>Codigo</w:t>
+      </w:r>
+      <w:proofErr w:type="spellEnd"/>
+      <w:proofErr w:type="gramEnd"/>
+      <w:r>
+        <w:t xml:space="preserve"> para a classificação</w:t>
+      </w:r>
+    </w:p>
+    <w:p>
+      <w:pPr>
+        <w:pStyle w:val="Legenda"/>
+      </w:pPr>
+    </w:p>
+    <w:p/>
+    <w:p/>
     <w:tbl>
       <w:tblPr>
         <w:tblStyle w:val="TabelacomGrelha"/>
@@ -13122,6 +13685,7 @@
           </w:tcPr>
           <w:p>
             <w:r>
+              <w:lastRenderedPageBreak/>
               <w:t>Saída</w:t>
             </w:r>
           </w:p>
@@ -13338,54 +13902,22 @@
           <w:highlight w:val="yellow"/>
         </w:rPr>
       </w:pPr>
-      <w:r>
-        <w:t>Tabela 14 – Resultados da execução da transformação 03</w:t>
-      </w:r>
-    </w:p>
-    <w:p>
-      <w:pPr>
-        <w:rPr>
-          <w:b/>
-          <w:bCs/>
-          <w:highlight w:val="yellow"/>
-        </w:rPr>
-      </w:pPr>
-    </w:p>
-    <w:p>
-      <w:pPr>
-        <w:rPr>
-          <w:b/>
-          <w:bCs/>
-          <w:highlight w:val="yellow"/>
-        </w:rPr>
-      </w:pPr>
-    </w:p>
-    <w:p>
-      <w:pPr>
-        <w:rPr>
-          <w:b/>
-          <w:bCs/>
-          <w:highlight w:val="yellow"/>
-        </w:rPr>
-      </w:pPr>
-    </w:p>
-    <w:p>
-      <w:pPr>
-        <w:rPr>
-          <w:b/>
-          <w:bCs/>
-          <w:highlight w:val="yellow"/>
-        </w:rPr>
-      </w:pPr>
-    </w:p>
-    <w:p>
-      <w:pPr>
-        <w:rPr>
-          <w:b/>
-          <w:bCs/>
-          <w:highlight w:val="yellow"/>
-        </w:rPr>
-      </w:pPr>
+      <w:bookmarkStart w:id="37" w:name="_Toc243578490"/>
+      <w:r>
+        <w:t xml:space="preserve">Tabela </w:t>
+      </w:r>
+      <w:fldSimple w:instr=" SEQ Tabela \* ARABIC ">
+        <w:r>
+          <w:rPr>
+            <w:noProof/>
+          </w:rPr>
+          <w:t>13</w:t>
+        </w:r>
+      </w:fldSimple>
+      <w:r>
+        <w:t>– Resultados da execução da transformação 03</w:t>
+      </w:r>
+      <w:bookmarkEnd w:id="37"/>
     </w:p>
     <w:p>
       <w:pPr>
@@ -13437,72 +13969,51 @@
     <w:p>
       <w:pPr>
         <w:pStyle w:val="Legenda"/>
-        <w:rPr>
-          <w:b/>
-          <w:bCs/>
-          <w:highlight w:val="yellow"/>
-        </w:rPr>
-      </w:pPr>
-      <w:bookmarkStart w:id="39" w:name="_Toc243515689"/>
-      <w:r>
-        <w:t xml:space="preserve">Tabela </w:t>
-      </w:r>
-      <w:r>
-        <w:fldChar w:fldCharType="begin"/>
-      </w:r>
-      <w:r>
-        <w:instrText xml:space="preserve"> SEQ Tabela \* ARABIC </w:instrText>
-      </w:r>
-      <w:r>
-        <w:fldChar w:fldCharType="separate"/>
-      </w:r>
-      <w:r>
-        <w:rPr>
-          <w:noProof/>
+      </w:pPr>
+      <w:r>
+        <w:t xml:space="preserve">Figura </w:t>
+      </w:r>
+      <w:fldSimple w:instr=" SEQ Figura \* ARABIC ">
+        <w:r>
+          <w:rPr>
+            <w:noProof/>
+          </w:rPr>
+          <w:t>9</w:t>
+        </w:r>
+      </w:fldSimple>
+      <w:r>
+        <w:t>– Resultado da transformação 03</w:t>
+      </w:r>
+    </w:p>
+    <w:p>
+      <w:pPr>
+        <w:rPr>
+          <w:sz w:val="20"/>
+          <w:szCs w:val="20"/>
+        </w:rPr>
+      </w:pPr>
+      <w:r>
+        <w:rPr>
+          <w:sz w:val="20"/>
+          <w:szCs w:val="20"/>
+        </w:rPr>
+        <w:t xml:space="preserve">Na Figura </w:t>
+      </w:r>
+      <w:r>
+        <w:rPr>
+          <w:sz w:val="20"/>
+          <w:szCs w:val="20"/>
         </w:rPr>
         <w:t>15</w:t>
       </w:r>
       <w:r>
         <w:rPr>
-          <w:noProof/>
-        </w:rPr>
-        <w:fldChar w:fldCharType="end"/>
-      </w:r>
-      <w:r>
-        <w:t>– Resultado da transformação 03</w:t>
-      </w:r>
-      <w:bookmarkEnd w:id="39"/>
-    </w:p>
-    <w:p>
-      <w:pPr>
-        <w:rPr>
-          <w:sz w:val="20"/>
-          <w:szCs w:val="20"/>
-        </w:rPr>
-      </w:pPr>
-      <w:r>
-        <w:rPr>
-          <w:sz w:val="20"/>
-          <w:szCs w:val="20"/>
-        </w:rPr>
-        <w:t xml:space="preserve">Na Figura </w:t>
-      </w:r>
-      <w:r>
-        <w:rPr>
-          <w:sz w:val="20"/>
-          <w:szCs w:val="20"/>
-        </w:rPr>
-        <w:t>15</w:t>
-      </w:r>
-      <w:r>
-        <w:rPr>
           <w:sz w:val="20"/>
           <w:szCs w:val="20"/>
         </w:rPr>
         <w:t>, a coluna classificação surge em último lugar, porque é o último campo calculado na transformação.</w:t>
       </w:r>
     </w:p>
-    <w:p/>
     <w:p>
       <w:pPr>
         <w:keepNext/>
@@ -13552,31 +14063,17 @@
       <w:pPr>
         <w:pStyle w:val="Legenda"/>
       </w:pPr>
-      <w:bookmarkStart w:id="40" w:name="_Toc243515690"/>
-      <w:r>
-        <w:t xml:space="preserve">Tabela </w:t>
-      </w:r>
-      <w:r>
-        <w:fldChar w:fldCharType="begin"/>
-      </w:r>
-      <w:r>
-        <w:instrText xml:space="preserve"> SEQ Tabela \* ARABIC </w:instrText>
-      </w:r>
-      <w:r>
-        <w:fldChar w:fldCharType="separate"/>
-      </w:r>
-      <w:r>
-        <w:rPr>
-          <w:noProof/>
-        </w:rPr>
-        <w:t>16</w:t>
-      </w:r>
-      <w:r>
-        <w:rPr>
-          <w:noProof/>
-        </w:rPr>
-        <w:fldChar w:fldCharType="end"/>
-      </w:r>
+      <w:r>
+        <w:t xml:space="preserve">Figura </w:t>
+      </w:r>
+      <w:fldSimple w:instr=" SEQ Figura \* ARABIC ">
+        <w:r>
+          <w:rPr>
+            <w:noProof/>
+          </w:rPr>
+          <w:t>10</w:t>
+        </w:r>
+      </w:fldSimple>
       <w:r>
         <w:t xml:space="preserve">– Tabela carregada no </w:t>
       </w:r>
@@ -13588,25 +14085,24 @@
       <w:r>
         <w:t xml:space="preserve"> Workbench</w:t>
       </w:r>
-      <w:bookmarkEnd w:id="40"/>
-    </w:p>
-    <w:p/>
-    <w:p/>
-    <w:p>
-      <w:pPr>
-        <w:pStyle w:val="Ttulo2"/>
+    </w:p>
+    <w:p>
+      <w:pPr>
+        <w:pStyle w:val="Legenda"/>
+        <w:rPr>
+          <w:sz w:val="32"/>
+          <w:szCs w:val="32"/>
+        </w:rPr>
+      </w:pPr>
+      <w:r>
         <w:rPr>
           <w:color w:val="auto"/>
-        </w:rPr>
-      </w:pPr>
-      <w:bookmarkStart w:id="41" w:name="_Toc243520288"/>
-      <w:r>
-        <w:rPr>
-          <w:color w:val="auto"/>
-        </w:rPr>
+          <w:sz w:val="32"/>
+          <w:szCs w:val="32"/>
+        </w:rPr>
+        <w:lastRenderedPageBreak/>
         <w:t>4.3 Problemas de Qualidade dos Dados</w:t>
       </w:r>
-      <w:bookmarkEnd w:id="41"/>
     </w:p>
     <w:tbl>
       <w:tblPr>
@@ -13845,6 +14341,7 @@
           <w:p>
             <w:pPr>
               <w:pStyle w:val="NormalWeb"/>
+              <w:keepNext/>
             </w:pPr>
             <w:r>
               <w:t>Campo removido da saída</w:t>
@@ -13857,11 +14354,23 @@
       <w:pPr>
         <w:pStyle w:val="Legenda"/>
       </w:pPr>
-      <w:r>
-        <w:t>Tabela 15 – Problemas de qualidade e respetivo tratamento</w:t>
-      </w:r>
-    </w:p>
-    <w:p/>
+      <w:bookmarkStart w:id="38" w:name="_Toc243578491"/>
+      <w:r>
+        <w:t xml:space="preserve">Tabela </w:t>
+      </w:r>
+      <w:fldSimple w:instr=" SEQ Tabela \* ARABIC ">
+        <w:r>
+          <w:rPr>
+            <w:noProof/>
+          </w:rPr>
+          <w:t>14</w:t>
+        </w:r>
+      </w:fldSimple>
+      <w:r>
+        <w:t>– Problemas de qualidade e respetivo tratamento</w:t>
+      </w:r>
+      <w:bookmarkEnd w:id="38"/>
+    </w:p>
     <w:p>
       <w:pPr>
         <w:pStyle w:val="Ttulo1"/>
@@ -13871,7 +14380,7 @@
           <w:szCs w:val="32"/>
         </w:rPr>
       </w:pPr>
-      <w:bookmarkStart w:id="42" w:name="_Toc243520289"/>
+      <w:bookmarkStart w:id="39" w:name="_Toc243583149"/>
       <w:r>
         <w:rPr>
           <w:color w:val="auto"/>
@@ -13880,7 +14389,7 @@
         </w:rPr>
         <w:t>5. Jobs</w:t>
       </w:r>
-      <w:bookmarkEnd w:id="42"/>
+      <w:bookmarkEnd w:id="39"/>
     </w:p>
     <w:p>
       <w:pPr>
@@ -13937,14 +14446,14 @@
           <w:color w:val="auto"/>
         </w:rPr>
       </w:pPr>
-      <w:bookmarkStart w:id="43" w:name="_Toc243520290"/>
+      <w:bookmarkStart w:id="40" w:name="_Toc243583150"/>
       <w:r>
         <w:rPr>
           <w:color w:val="auto"/>
         </w:rPr>
         <w:t>5.1 Job Principal</w:t>
       </w:r>
-      <w:bookmarkEnd w:id="43"/>
+      <w:bookmarkEnd w:id="40"/>
     </w:p>
     <w:p>
       <w:pPr>
@@ -13998,13 +14507,20 @@
       <w:pPr>
         <w:pStyle w:val="Legenda"/>
         <w:jc w:val="both"/>
-        <w:rPr>
-          <w:sz w:val="20"/>
-          <w:szCs w:val="20"/>
-        </w:rPr>
-      </w:pPr>
-      <w:r>
-        <w:t xml:space="preserve">Figura 9 – Job principal no </w:t>
+      </w:pPr>
+      <w:r>
+        <w:t xml:space="preserve">Figura </w:t>
+      </w:r>
+      <w:fldSimple w:instr=" SEQ Figura \* ARABIC ">
+        <w:r>
+          <w:rPr>
+            <w:noProof/>
+          </w:rPr>
+          <w:t>11</w:t>
+        </w:r>
+      </w:fldSimple>
+      <w:r>
+        <w:t xml:space="preserve">– Job principal no </w:t>
       </w:r>
       <w:proofErr w:type="spellStart"/>
       <w:r>
@@ -14012,6 +14528,19 @@
       </w:r>
       <w:proofErr w:type="spellEnd"/>
     </w:p>
+    <w:p>
+      <w:pPr>
+        <w:pStyle w:val="Legenda"/>
+        <w:jc w:val="both"/>
+        <w:rPr>
+          <w:sz w:val="20"/>
+          <w:szCs w:val="20"/>
+        </w:rPr>
+      </w:pPr>
+    </w:p>
+    <w:p/>
+    <w:p/>
+    <w:p/>
     <w:tbl>
       <w:tblPr>
         <w:tblStyle w:val="TabelacomGrelha"/>
@@ -14035,6 +14564,7 @@
           </w:tcPr>
           <w:p>
             <w:r>
+              <w:lastRenderedPageBreak/>
               <w:t>Nº</w:t>
             </w:r>
           </w:p>
@@ -14275,7 +14805,6 @@
           </w:tcPr>
           <w:p>
             <w:r>
-              <w:lastRenderedPageBreak/>
               <w:t>3</w:t>
             </w:r>
           </w:p>
@@ -14730,11 +15259,23 @@
       <w:pPr>
         <w:pStyle w:val="Legenda"/>
       </w:pPr>
-      <w:r>
-        <w:t>Tabela 16 – Entradas do job principal</w:t>
-      </w:r>
-    </w:p>
-    <w:p/>
+      <w:bookmarkStart w:id="41" w:name="_Toc243578492"/>
+      <w:r>
+        <w:t xml:space="preserve">Tabela </w:t>
+      </w:r>
+      <w:fldSimple w:instr=" SEQ Tabela \* ARABIC ">
+        <w:r>
+          <w:rPr>
+            <w:noProof/>
+          </w:rPr>
+          <w:t>15</w:t>
+        </w:r>
+      </w:fldSimple>
+      <w:r>
+        <w:t>– Entradas do job principal</w:t>
+      </w:r>
+      <w:bookmarkEnd w:id="41"/>
+    </w:p>
     <w:p>
       <w:pPr>
         <w:pStyle w:val="Ttulo2"/>
@@ -14742,14 +15283,14 @@
           <w:color w:val="auto"/>
         </w:rPr>
       </w:pPr>
-      <w:bookmarkStart w:id="44" w:name="_Toc243520291"/>
+      <w:bookmarkStart w:id="42" w:name="_Toc243583151"/>
       <w:r>
         <w:rPr>
           <w:color w:val="auto"/>
         </w:rPr>
         <w:t>5.2 Tratamento de Erros</w:t>
       </w:r>
-      <w:bookmarkEnd w:id="44"/>
+      <w:bookmarkEnd w:id="42"/>
     </w:p>
     <w:p>
       <w:pPr>
@@ -14806,14 +15347,14 @@
           <w:color w:val="auto"/>
         </w:rPr>
       </w:pPr>
-      <w:bookmarkStart w:id="45" w:name="_Toc243520292"/>
+      <w:bookmarkStart w:id="43" w:name="_Toc243583152"/>
       <w:r>
         <w:rPr>
           <w:color w:val="auto"/>
         </w:rPr>
         <w:t>5.3 Serviços Remotos: Email</w:t>
       </w:r>
-      <w:bookmarkEnd w:id="45"/>
+      <w:bookmarkEnd w:id="43"/>
     </w:p>
     <w:p>
       <w:pPr>
@@ -14929,46 +15470,20 @@
         <w:pStyle w:val="Legenda"/>
         <w:jc w:val="both"/>
       </w:pPr>
-      <w:bookmarkStart w:id="46" w:name="_Toc243515691"/>
-      <w:r>
-        <w:t xml:space="preserve">Tabela </w:t>
-      </w:r>
-      <w:r>
-        <w:fldChar w:fldCharType="begin"/>
-      </w:r>
-      <w:r>
-        <w:instrText xml:space="preserve"> SEQ Tabela \* ARABIC </w:instrText>
-      </w:r>
-      <w:r>
-        <w:fldChar w:fldCharType="separate"/>
-      </w:r>
-      <w:r>
-        <w:rPr>
-          <w:noProof/>
-        </w:rPr>
-        <w:t>18</w:t>
-      </w:r>
-      <w:r>
-        <w:rPr>
-          <w:noProof/>
-        </w:rPr>
-        <w:fldChar w:fldCharType="end"/>
-      </w:r>
+      <w:r>
+        <w:t xml:space="preserve">Figura </w:t>
+      </w:r>
+      <w:fldSimple w:instr=" SEQ Figura \* ARABIC ">
+        <w:r>
+          <w:rPr>
+            <w:noProof/>
+          </w:rPr>
+          <w:t>12</w:t>
+        </w:r>
+      </w:fldSimple>
       <w:r>
         <w:t>– Email enviado pelo job</w:t>
       </w:r>
-      <w:bookmarkEnd w:id="46"/>
-    </w:p>
-    <w:p>
-      <w:pPr>
-        <w:jc w:val="both"/>
-        <w:rPr>
-          <w:i/>
-          <w:iCs/>
-          <w:sz w:val="20"/>
-          <w:szCs w:val="20"/>
-        </w:rPr>
-      </w:pPr>
     </w:p>
     <w:p>
       <w:pPr>
@@ -14978,6 +15493,7 @@
         </w:rPr>
       </w:pPr>
     </w:p>
+    <w:p/>
     <w:p>
       <w:pPr>
         <w:pStyle w:val="Ttulo2"/>
@@ -14985,11 +15501,12 @@
           <w:color w:val="auto"/>
         </w:rPr>
       </w:pPr>
-      <w:bookmarkStart w:id="47" w:name="_Toc243520293"/>
+      <w:bookmarkStart w:id="44" w:name="_Toc243583153"/>
       <w:r>
         <w:rPr>
           <w:color w:val="auto"/>
         </w:rPr>
+        <w:lastRenderedPageBreak/>
         <w:t xml:space="preserve">5.4 </w:t>
       </w:r>
       <w:proofErr w:type="spellStart"/>
@@ -14999,7 +15516,7 @@
         </w:rPr>
         <w:t>Logs</w:t>
       </w:r>
-      <w:bookmarkEnd w:id="47"/>
+      <w:bookmarkEnd w:id="44"/>
       <w:proofErr w:type="spellEnd"/>
     </w:p>
     <w:p>
@@ -15068,7 +15585,6 @@
         <w:rPr>
           <w:noProof/>
         </w:rPr>
-        <w:lastRenderedPageBreak/>
         <w:drawing>
           <wp:inline distT="0" distB="0" distL="0" distR="0" wp14:anchorId="2C282D26" wp14:editId="0824056E">
             <wp:extent cx="5400040" cy="2853690"/>
@@ -15111,35 +15627,20 @@
         <w:pStyle w:val="Legenda"/>
         <w:jc w:val="both"/>
       </w:pPr>
-      <w:bookmarkStart w:id="48" w:name="_Toc243515692"/>
-      <w:r>
-        <w:t xml:space="preserve">Tabela </w:t>
-      </w:r>
-      <w:r>
-        <w:fldChar w:fldCharType="begin"/>
-      </w:r>
-      <w:r>
-        <w:instrText xml:space="preserve"> SEQ Tabela \* ARABIC </w:instrText>
-      </w:r>
-      <w:r>
-        <w:fldChar w:fldCharType="separate"/>
-      </w:r>
-      <w:r>
-        <w:rPr>
-          <w:noProof/>
-        </w:rPr>
-        <w:t>19</w:t>
-      </w:r>
-      <w:r>
-        <w:rPr>
-          <w:noProof/>
-        </w:rPr>
-        <w:fldChar w:fldCharType="end"/>
-      </w:r>
+      <w:r>
+        <w:t xml:space="preserve">Figura </w:t>
+      </w:r>
+      <w:fldSimple w:instr=" SEQ Figura \* ARABIC ">
+        <w:r>
+          <w:rPr>
+            <w:noProof/>
+          </w:rPr>
+          <w:t>13</w:t>
+        </w:r>
+      </w:fldSimple>
       <w:r>
         <w:t>– Execução do job</w:t>
       </w:r>
-      <w:bookmarkEnd w:id="48"/>
     </w:p>
     <w:p>
       <w:pPr>
@@ -15148,14 +15649,14 @@
           <w:color w:val="auto"/>
         </w:rPr>
       </w:pPr>
-      <w:bookmarkStart w:id="49" w:name="_Toc243520294"/>
+      <w:bookmarkStart w:id="45" w:name="_Toc243583154"/>
       <w:r>
         <w:rPr>
           <w:color w:val="auto"/>
         </w:rPr>
         <w:t>5.5 Agendamento</w:t>
       </w:r>
-      <w:bookmarkEnd w:id="49"/>
+      <w:bookmarkEnd w:id="45"/>
     </w:p>
     <w:p>
       <w:pPr>
@@ -15206,132 +15707,97 @@
           <w:szCs w:val="32"/>
         </w:rPr>
       </w:pPr>
-      <w:bookmarkStart w:id="50" w:name="_Toc243520295"/>
+      <w:bookmarkStart w:id="46" w:name="_Toc243583155"/>
       <w:r>
         <w:rPr>
           <w:color w:val="auto"/>
           <w:sz w:val="32"/>
           <w:szCs w:val="32"/>
         </w:rPr>
-        <w:t>6.</w:t>
-      </w:r>
-      <w:r>
+        <w:t>6.Demonstração</w:t>
+      </w:r>
+      <w:bookmarkEnd w:id="46"/>
+    </w:p>
+    <w:p>
+      <w:pPr>
+        <w:ind w:left="360"/>
+      </w:pPr>
+      <w:r>
+        <w:t xml:space="preserve">O vídeo de demonstração (4 a 5 minutos) mostra o job a correr no </w:t>
+      </w:r>
+      <w:proofErr w:type="spellStart"/>
+      <w:r>
+        <w:t>Spoon</w:t>
+      </w:r>
+      <w:proofErr w:type="spellEnd"/>
+      <w:r>
+        <w:t xml:space="preserve">, a tabela no </w:t>
+      </w:r>
+      <w:proofErr w:type="spellStart"/>
+      <w:r>
+        <w:t>MySQL</w:t>
+      </w:r>
+      <w:proofErr w:type="spellEnd"/>
+      <w:r>
+        <w:t xml:space="preserve"> e o email recebido.</w:t>
+      </w:r>
+    </w:p>
+    <w:p>
+      <w:pPr>
+        <w:ind w:left="360"/>
+      </w:pPr>
+      <w:r>
+        <w:t>https://drive.google.com/file/d/1gN69u3x7Osel6qRizAWxtm-s8E_I47Qh/view?usp=drive_link</w:t>
+      </w:r>
+    </w:p>
+    <w:p>
+      <w:pPr>
+        <w:pStyle w:val="Ttulo2"/>
         <w:rPr>
           <w:color w:val="auto"/>
-          <w:sz w:val="32"/>
-          <w:szCs w:val="32"/>
-        </w:rPr>
-        <w:t>Demonstração</w:t>
-      </w:r>
-      <w:bookmarkEnd w:id="50"/>
+        </w:rPr>
+      </w:pPr>
+    </w:p>
+    <w:p>
+      <w:pPr>
+        <w:pStyle w:val="Ttulo2"/>
+        <w:rPr>
+          <w:color w:val="auto"/>
+        </w:rPr>
+      </w:pPr>
     </w:p>
     <w:p/>
-    <w:p>
-      <w:pPr>
-        <w:ind w:left="360"/>
-      </w:pPr>
-      <w:r>
-        <w:t xml:space="preserve">O vídeo de demonstração (4 a 5 minutos) mostra o job a correr no </w:t>
+    <w:p/>
+    <w:p>
+      <w:pPr>
+        <w:pStyle w:val="Ttulo2"/>
+        <w:rPr>
+          <w:color w:val="auto"/>
+        </w:rPr>
+      </w:pPr>
+    </w:p>
+    <w:p>
+      <w:pPr>
+        <w:pStyle w:val="Ttulo2"/>
+        <w:rPr>
+          <w:color w:val="auto"/>
+        </w:rPr>
+      </w:pPr>
+      <w:bookmarkStart w:id="47" w:name="_Toc243583156"/>
+      <w:r>
+        <w:rPr>
+          <w:color w:val="auto"/>
+        </w:rPr>
+        <w:t xml:space="preserve">6.1 </w:t>
       </w:r>
       <w:proofErr w:type="spellStart"/>
       <w:r>
-        <w:t>Spoon</w:t>
-      </w:r>
-      <w:proofErr w:type="spellEnd"/>
-      <w:r>
-        <w:t xml:space="preserve">, a tabela no </w:t>
-      </w:r>
-      <w:proofErr w:type="spellStart"/>
-      <w:r>
-        <w:t>MySQL</w:t>
-      </w:r>
-      <w:proofErr w:type="spellEnd"/>
-      <w:r>
-        <w:t xml:space="preserve"> e o email recebido.</w:t>
-      </w:r>
-    </w:p>
-    <w:p>
-      <w:pPr>
-        <w:ind w:left="360"/>
-      </w:pPr>
-      <w:r>
-        <w:rPr>
-          <w:b/>
-          <w:bCs/>
-        </w:rPr>
-        <w:t>[COLAR QR CODE do vídeo]</w:t>
-      </w:r>
-    </w:p>
-    <w:p>
-      <w:pPr>
-        <w:ind w:left="360"/>
-      </w:pPr>
-      <w:r>
-        <w:rPr>
-          <w:i/>
-          <w:iCs/>
-        </w:rPr>
-        <w:t xml:space="preserve">Figura 12 – QR </w:t>
-      </w:r>
-      <w:proofErr w:type="spellStart"/>
-      <w:r>
-        <w:rPr>
-          <w:i/>
-          <w:iCs/>
-        </w:rPr>
-        <w:t>Code</w:t>
-      </w:r>
-      <w:proofErr w:type="spellEnd"/>
-      <w:r>
-        <w:rPr>
-          <w:i/>
-          <w:iCs/>
-        </w:rPr>
-        <w:t xml:space="preserve"> para o vídeo de demonstração</w:t>
-      </w:r>
-    </w:p>
-    <w:p>
-      <w:pPr>
-        <w:ind w:left="360"/>
-      </w:pPr>
-      <w:r>
-        <w:t xml:space="preserve">Link do vídeo: </w:t>
-      </w:r>
-      <w:r>
-        <w:rPr>
-          <w:b/>
-          <w:bCs/>
-        </w:rPr>
-        <w:t>[PREENCHER]</w:t>
-      </w:r>
-    </w:p>
-    <w:p>
-      <w:pPr>
-        <w:ind w:left="360"/>
-      </w:pPr>
-    </w:p>
-    <w:p>
-      <w:pPr>
-        <w:pStyle w:val="Ttulo2"/>
         <w:rPr>
           <w:color w:val="auto"/>
         </w:rPr>
-      </w:pPr>
-      <w:bookmarkStart w:id="51" w:name="_Toc243520296"/>
-      <w:r>
-        <w:rPr>
-          <w:color w:val="auto"/>
-        </w:rPr>
-        <w:t xml:space="preserve">6.1 </w:t>
-      </w:r>
-      <w:proofErr w:type="spellStart"/>
-      <w:r>
-        <w:rPr>
-          <w:color w:val="auto"/>
-        </w:rPr>
         <w:t>Dashboard</w:t>
       </w:r>
-      <w:bookmarkEnd w:id="51"/>
+      <w:bookmarkEnd w:id="47"/>
       <w:proofErr w:type="spellEnd"/>
     </w:p>
     <w:p>
@@ -15504,7 +15970,6 @@
           <w:sz w:val="20"/>
           <w:szCs w:val="20"/>
         </w:rPr>
-        <w:lastRenderedPageBreak/>
         <w:t>Custo por liga:</w:t>
       </w:r>
       <w:r>
@@ -15517,16 +15982,14 @@
     </w:p>
     <w:p>
       <w:pPr>
+        <w:keepNext/>
         <w:jc w:val="both"/>
-        <w:rPr>
-          <w:sz w:val="20"/>
-          <w:szCs w:val="20"/>
-        </w:rPr>
       </w:pPr>
       <w:r>
         <w:rPr>
           <w:b/>
           <w:bCs/>
+          <w:noProof/>
           <w:sz w:val="20"/>
           <w:szCs w:val="20"/>
         </w:rPr>
@@ -15566,6 +16029,57 @@
           </wp:inline>
         </w:drawing>
       </w:r>
+    </w:p>
+    <w:p>
+      <w:pPr>
+        <w:pStyle w:val="Legenda"/>
+        <w:jc w:val="both"/>
+        <w:rPr>
+          <w:i w:val="0"/>
+          <w:iCs w:val="0"/>
+          <w:sz w:val="20"/>
+          <w:szCs w:val="20"/>
+        </w:rPr>
+      </w:pPr>
+      <w:r>
+        <w:t xml:space="preserve">Figura </w:t>
+      </w:r>
+      <w:fldSimple w:instr=" SEQ Figura \* ARABIC ">
+        <w:r>
+          <w:rPr>
+            <w:noProof/>
+          </w:rPr>
+          <w:t>14</w:t>
+        </w:r>
+      </w:fldSimple>
+      <w:r>
+        <w:t xml:space="preserve">– </w:t>
+      </w:r>
+      <w:proofErr w:type="spellStart"/>
+      <w:r>
+        <w:t>Dashboard</w:t>
+      </w:r>
+      <w:proofErr w:type="spellEnd"/>
+      <w:r>
+        <w:t xml:space="preserve"> no </w:t>
+      </w:r>
+      <w:proofErr w:type="spellStart"/>
+      <w:r>
+        <w:t>Power</w:t>
+      </w:r>
+      <w:proofErr w:type="spellEnd"/>
+      <w:r>
+        <w:t xml:space="preserve"> BI</w:t>
+      </w:r>
+    </w:p>
+    <w:p>
+      <w:pPr>
+        <w:jc w:val="both"/>
+        <w:rPr>
+          <w:sz w:val="20"/>
+          <w:szCs w:val="20"/>
+        </w:rPr>
+      </w:pPr>
       <w:r>
         <w:rPr>
           <w:i/>
@@ -15573,33 +16087,66 @@
           <w:sz w:val="20"/>
           <w:szCs w:val="20"/>
         </w:rPr>
-        <w:t xml:space="preserve">Figura 13 – </w:t>
+        <w:t>5</w:t>
+      </w:r>
+      <w:r>
+        <w:rPr>
+          <w:sz w:val="20"/>
+          <w:szCs w:val="20"/>
+        </w:rPr>
+        <w:t xml:space="preserve">Os campos </w:t>
       </w:r>
       <w:proofErr w:type="spellStart"/>
       <w:r>
         <w:rPr>
-          <w:i/>
-          <w:iCs/>
-          <w:sz w:val="20"/>
-          <w:szCs w:val="20"/>
-        </w:rPr>
-        <w:t>Dashboard</w:t>
+          <w:sz w:val="20"/>
+          <w:szCs w:val="20"/>
+        </w:rPr>
+        <w:t>custo_por_jogo</w:t>
       </w:r>
       <w:proofErr w:type="spellEnd"/>
       <w:r>
         <w:rPr>
-          <w:i/>
-          <w:iCs/>
-          <w:sz w:val="20"/>
-          <w:szCs w:val="20"/>
-        </w:rPr>
-        <w:t xml:space="preserve"> no </w:t>
+          <w:sz w:val="20"/>
+          <w:szCs w:val="20"/>
+        </w:rPr>
+        <w:t xml:space="preserve">, </w:t>
       </w:r>
       <w:proofErr w:type="spellStart"/>
       <w:r>
         <w:rPr>
-          <w:i/>
-          <w:iCs/>
+          <w:sz w:val="20"/>
+          <w:szCs w:val="20"/>
+        </w:rPr>
+        <w:t>valorizacao</w:t>
+      </w:r>
+      <w:proofErr w:type="spellEnd"/>
+      <w:r>
+        <w:rPr>
+          <w:sz w:val="20"/>
+          <w:szCs w:val="20"/>
+        </w:rPr>
+        <w:t xml:space="preserve"> e </w:t>
+      </w:r>
+      <w:proofErr w:type="spellStart"/>
+      <w:r>
+        <w:rPr>
+          <w:sz w:val="20"/>
+          <w:szCs w:val="20"/>
+        </w:rPr>
+        <w:t>custo_por_golo_ou_assistencia</w:t>
+      </w:r>
+      <w:proofErr w:type="spellEnd"/>
+      <w:r>
+        <w:rPr>
+          <w:sz w:val="20"/>
+          <w:szCs w:val="20"/>
+        </w:rPr>
+        <w:t xml:space="preserve"> têm decimais com ponto, por isso foi preciso convertê-los no </w:t>
+      </w:r>
+      <w:proofErr w:type="spellStart"/>
+      <w:r>
+        <w:rPr>
           <w:sz w:val="20"/>
           <w:szCs w:val="20"/>
         </w:rPr>
@@ -15608,12 +16155,26 @@
       <w:proofErr w:type="spellEnd"/>
       <w:r>
         <w:rPr>
-          <w:i/>
-          <w:iCs/>
-          <w:sz w:val="20"/>
-          <w:szCs w:val="20"/>
-        </w:rPr>
-        <w:t xml:space="preserve"> BI</w:t>
+          <w:sz w:val="20"/>
+          <w:szCs w:val="20"/>
+        </w:rPr>
+        <w:t xml:space="preserve"> </w:t>
+      </w:r>
+      <w:proofErr w:type="spellStart"/>
+      <w:r>
+        <w:rPr>
+          <w:sz w:val="20"/>
+          <w:szCs w:val="20"/>
+        </w:rPr>
+        <w:t>Query</w:t>
+      </w:r>
+      <w:proofErr w:type="spellEnd"/>
+      <w:r>
+        <w:rPr>
+          <w:sz w:val="20"/>
+          <w:szCs w:val="20"/>
+        </w:rPr>
+        <w:t xml:space="preserve"> com a localidade Inglês (Estados Unidos).</w:t>
       </w:r>
     </w:p>
     <w:p>
@@ -15629,7 +16190,7 @@
           <w:sz w:val="20"/>
           <w:szCs w:val="20"/>
         </w:rPr>
-        <w:t xml:space="preserve">Os campos </w:t>
+        <w:t xml:space="preserve">O </w:t>
       </w:r>
       <w:proofErr w:type="spellStart"/>
       <w:r>
@@ -15637,7 +16198,7 @@
           <w:sz w:val="20"/>
           <w:szCs w:val="20"/>
         </w:rPr>
-        <w:t>custo_por_jogo</w:t>
+        <w:t>dashboard</w:t>
       </w:r>
       <w:proofErr w:type="spellEnd"/>
       <w:r>
@@ -15645,7 +16206,7 @@
           <w:sz w:val="20"/>
           <w:szCs w:val="20"/>
         </w:rPr>
-        <w:t xml:space="preserve">, </w:t>
+        <w:t xml:space="preserve"> não se atualiza sozinho: depois de o job gerar um novo CSV, basta clicar em Atualizar no </w:t>
       </w:r>
       <w:proofErr w:type="spellStart"/>
       <w:r>
@@ -15653,7 +16214,7 @@
           <w:sz w:val="20"/>
           <w:szCs w:val="20"/>
         </w:rPr>
-        <w:t>valorizacao</w:t>
+        <w:t>Power</w:t>
       </w:r>
       <w:proofErr w:type="spellEnd"/>
       <w:r>
@@ -15661,7 +16222,7 @@
           <w:sz w:val="20"/>
           <w:szCs w:val="20"/>
         </w:rPr>
-        <w:t xml:space="preserve"> e </w:t>
+        <w:t xml:space="preserve"> BI para os gráficos refletirem os dados novos. O ficheiro .</w:t>
       </w:r>
       <w:proofErr w:type="spellStart"/>
       <w:r>
@@ -15669,7 +16230,7 @@
           <w:sz w:val="20"/>
           <w:szCs w:val="20"/>
         </w:rPr>
-        <w:t>custo_por_golo_ou_assistencia</w:t>
+        <w:t>pbix</w:t>
       </w:r>
       <w:proofErr w:type="spellEnd"/>
       <w:r>
@@ -15677,7 +16238,7 @@
           <w:sz w:val="20"/>
           <w:szCs w:val="20"/>
         </w:rPr>
-        <w:t xml:space="preserve"> têm decimais com ponto, por isso foi preciso convertê-los no </w:t>
+        <w:t xml:space="preserve"> fica guardado na pasta </w:t>
       </w:r>
       <w:proofErr w:type="spellStart"/>
       <w:r>
@@ -15685,7 +16246,7 @@
           <w:sz w:val="20"/>
           <w:szCs w:val="20"/>
         </w:rPr>
-        <w:t>Power</w:t>
+        <w:t>docs</w:t>
       </w:r>
       <w:proofErr w:type="spellEnd"/>
       <w:r>
@@ -15693,105 +16254,10 @@
           <w:sz w:val="20"/>
           <w:szCs w:val="20"/>
         </w:rPr>
-        <w:t xml:space="preserve"> </w:t>
-      </w:r>
-      <w:proofErr w:type="spellStart"/>
-      <w:r>
-        <w:rPr>
-          <w:sz w:val="20"/>
-          <w:szCs w:val="20"/>
-        </w:rPr>
-        <w:t>Query</w:t>
-      </w:r>
-      <w:proofErr w:type="spellEnd"/>
-      <w:r>
-        <w:rPr>
-          <w:sz w:val="20"/>
-          <w:szCs w:val="20"/>
-        </w:rPr>
-        <w:t xml:space="preserve"> com a localidade Inglês (Estados Unidos).</w:t>
-      </w:r>
-    </w:p>
-    <w:p>
-      <w:pPr>
-        <w:jc w:val="both"/>
-        <w:rPr>
-          <w:sz w:val="20"/>
-          <w:szCs w:val="20"/>
-        </w:rPr>
-      </w:pPr>
-      <w:r>
-        <w:rPr>
-          <w:sz w:val="20"/>
-          <w:szCs w:val="20"/>
-        </w:rPr>
-        <w:t xml:space="preserve">O </w:t>
-      </w:r>
-      <w:proofErr w:type="spellStart"/>
-      <w:r>
-        <w:rPr>
-          <w:sz w:val="20"/>
-          <w:szCs w:val="20"/>
-        </w:rPr>
-        <w:t>dashboard</w:t>
-      </w:r>
-      <w:proofErr w:type="spellEnd"/>
-      <w:r>
-        <w:rPr>
-          <w:sz w:val="20"/>
-          <w:szCs w:val="20"/>
-        </w:rPr>
-        <w:t xml:space="preserve"> não se atualiza sozinho: depois de o job gerar um novo CSV, basta clicar em Atualizar no </w:t>
-      </w:r>
-      <w:proofErr w:type="spellStart"/>
-      <w:r>
-        <w:rPr>
-          <w:sz w:val="20"/>
-          <w:szCs w:val="20"/>
-        </w:rPr>
-        <w:t>Power</w:t>
-      </w:r>
-      <w:proofErr w:type="spellEnd"/>
-      <w:r>
-        <w:rPr>
-          <w:sz w:val="20"/>
-          <w:szCs w:val="20"/>
-        </w:rPr>
-        <w:t xml:space="preserve"> BI para os gráficos refletirem os dados novos. O ficheiro .</w:t>
-      </w:r>
-      <w:proofErr w:type="spellStart"/>
-      <w:r>
-        <w:rPr>
-          <w:sz w:val="20"/>
-          <w:szCs w:val="20"/>
-        </w:rPr>
-        <w:t>pbix</w:t>
-      </w:r>
-      <w:proofErr w:type="spellEnd"/>
-      <w:r>
-        <w:rPr>
-          <w:sz w:val="20"/>
-          <w:szCs w:val="20"/>
-        </w:rPr>
-        <w:t xml:space="preserve"> fica guardado na pasta </w:t>
-      </w:r>
-      <w:proofErr w:type="spellStart"/>
-      <w:r>
-        <w:rPr>
-          <w:sz w:val="20"/>
-          <w:szCs w:val="20"/>
-        </w:rPr>
-        <w:t>docs</w:t>
-      </w:r>
-      <w:proofErr w:type="spellEnd"/>
-      <w:r>
-        <w:rPr>
-          <w:sz w:val="20"/>
-          <w:szCs w:val="20"/>
-        </w:rPr>
         <w:t>/.</w:t>
       </w:r>
     </w:p>
+    <w:p/>
     <w:p/>
     <w:p>
       <w:pPr>
@@ -15802,18 +16268,18 @@
           <w:szCs w:val="32"/>
         </w:rPr>
       </w:pPr>
-      <w:bookmarkStart w:id="52" w:name="_Toc243520297"/>
+      <w:bookmarkStart w:id="48" w:name="_Toc243583157"/>
       <w:r>
         <w:rPr>
           <w:color w:val="auto"/>
           <w:sz w:val="32"/>
           <w:szCs w:val="32"/>
         </w:rPr>
+        <w:lastRenderedPageBreak/>
         <w:t>7. Conclusão e Trabalhos Futuros</w:t>
       </w:r>
-      <w:bookmarkEnd w:id="52"/>
-    </w:p>
-    <w:p/>
+      <w:bookmarkEnd w:id="48"/>
+    </w:p>
     <w:p>
       <w:pPr>
         <w:pStyle w:val="Ttulo2"/>
@@ -15821,14 +16287,14 @@
           <w:color w:val="auto"/>
         </w:rPr>
       </w:pPr>
-      <w:bookmarkStart w:id="53" w:name="_Toc243520298"/>
+      <w:bookmarkStart w:id="49" w:name="_Toc243583158"/>
       <w:r>
         <w:rPr>
           <w:color w:val="auto"/>
         </w:rPr>
         <w:t>7.1 Conclusão</w:t>
       </w:r>
-      <w:bookmarkEnd w:id="53"/>
+      <w:bookmarkEnd w:id="49"/>
     </w:p>
     <w:p>
       <w:pPr>
@@ -15917,14 +16383,14 @@
           <w:color w:val="auto"/>
         </w:rPr>
       </w:pPr>
-      <w:bookmarkStart w:id="54" w:name="_Toc243520299"/>
+      <w:bookmarkStart w:id="50" w:name="_Toc243583159"/>
       <w:r>
         <w:rPr>
           <w:color w:val="auto"/>
         </w:rPr>
         <w:t>7.3 Trabalhos Futuros</w:t>
       </w:r>
-      <w:bookmarkEnd w:id="54"/>
+      <w:bookmarkEnd w:id="50"/>
     </w:p>
     <w:p>
       <w:pPr>
@@ -16003,7 +16469,6 @@
           <w:sz w:val="20"/>
           <w:szCs w:val="20"/>
         </w:rPr>
-        <w:lastRenderedPageBreak/>
         <w:t xml:space="preserve">Guardar mais de uma transferência por jogador e clube (o </w:t>
       </w:r>
       <w:proofErr w:type="spellStart"/>
@@ -16111,51 +16576,6 @@
         <w:t xml:space="preserve"> input, que leia a tabela e exporte as dez transferências mais eficientes.</w:t>
       </w:r>
     </w:p>
-    <w:p>
-      <w:pPr>
-        <w:numPr>
-          <w:ilvl w:val="0"/>
-          <w:numId w:val="6"/>
-        </w:numPr>
-        <w:jc w:val="both"/>
-        <w:rPr>
-          <w:sz w:val="20"/>
-          <w:szCs w:val="20"/>
-        </w:rPr>
-      </w:pPr>
-      <w:r>
-        <w:rPr>
-          <w:sz w:val="20"/>
-          <w:szCs w:val="20"/>
-        </w:rPr>
-        <w:t xml:space="preserve">Mostrar os resultados num </w:t>
-      </w:r>
-      <w:proofErr w:type="spellStart"/>
-      <w:r>
-        <w:rPr>
-          <w:sz w:val="20"/>
-          <w:szCs w:val="20"/>
-        </w:rPr>
-        <w:t>dashboard</w:t>
-      </w:r>
-      <w:proofErr w:type="spellEnd"/>
-      <w:r>
-        <w:rPr>
-          <w:sz w:val="20"/>
-          <w:szCs w:val="20"/>
-        </w:rPr>
-        <w:t xml:space="preserve"> e enviar os ficheiros por SFTP.</w:t>
-      </w:r>
-    </w:p>
-    <w:p>
-      <w:pPr>
-        <w:jc w:val="both"/>
-        <w:rPr>
-          <w:sz w:val="20"/>
-          <w:szCs w:val="20"/>
-        </w:rPr>
-      </w:pPr>
-    </w:p>
     <w:p/>
     <w:p>
       <w:pPr>
@@ -16166,7 +16586,7 @@
           <w:szCs w:val="32"/>
         </w:rPr>
       </w:pPr>
-      <w:bookmarkStart w:id="55" w:name="_Toc243520300"/>
+      <w:bookmarkStart w:id="51" w:name="_Toc243583160"/>
       <w:r>
         <w:rPr>
           <w:color w:val="auto"/>
@@ -16175,7 +16595,7 @@
         </w:rPr>
         <w:t>8. Referências</w:t>
       </w:r>
-      <w:bookmarkEnd w:id="55"/>
+      <w:bookmarkEnd w:id="51"/>
     </w:p>
     <w:p>
       <w:pPr>
@@ -17995,6 +18415,7 @@
   <w:style w:type="character" w:default="1" w:styleId="Tipodeletrapredefinidodopargrafo">
     <w:name w:val="Default Paragraph Font"/>
     <w:uiPriority w:val="1"/>
+    <w:semiHidden/>
     <w:unhideWhenUsed/>
   </w:style>
   <w:style w:type="table" w:default="1" w:styleId="Tabelanormal">

--- a/docs/Integração Sistema de Informação.docx
+++ b/docs/Integração Sistema de Informação.docx
@@ -188,25 +188,23 @@
     </w:p>
     <w:sdt>
       <w:sdtPr>
+        <w:id w:val="-134029462"/>
+        <w:docPartObj>
+          <w:docPartGallery w:val="Table of Contents"/>
+          <w:docPartUnique/>
+        </w:docPartObj>
+      </w:sdtPr>
+      <w:sdtEndPr>
         <w:rPr>
           <w:rFonts w:asciiTheme="minorHAnsi" w:eastAsiaTheme="minorHAnsi" w:hAnsiTheme="minorHAnsi" w:cstheme="minorBidi"/>
+          <w:b/>
+          <w:bCs/>
           <w:color w:val="auto"/>
           <w:kern w:val="2"/>
           <w:sz w:val="24"/>
           <w:szCs w:val="24"/>
           <w:lang w:eastAsia="en-US"/>
           <w14:ligatures w14:val="standardContextual"/>
-        </w:rPr>
-        <w:id w:val="-1874224293"/>
-        <w:docPartObj>
-          <w:docPartGallery w:val="Table of Contents"/>
-          <w:docPartUnique/>
-        </w:docPartObj>
-      </w:sdtPr>
-      <w:sdtEndPr>
-        <w:rPr>
-          <w:b/>
-          <w:bCs/>
         </w:rPr>
       </w:sdtEndPr>
       <w:sdtContent>
@@ -215,7 +213,7 @@
             <w:pStyle w:val="Cabealhodondice"/>
           </w:pPr>
           <w:r>
-            <w:t xml:space="preserve">Índice </w:t>
+            <w:t>Conteúdo</w:t>
           </w:r>
         </w:p>
         <w:p>
@@ -239,7 +237,7 @@
           <w:r>
             <w:fldChar w:fldCharType="separate"/>
           </w:r>
-          <w:hyperlink w:anchor="_Toc243583131" w:history="1">
+          <w:hyperlink w:anchor="_Toc243660183" w:history="1">
             <w:r>
               <w:rPr>
                 <w:rStyle w:val="Hiperligao"/>
@@ -266,7 +264,7 @@
                 <w:noProof/>
                 <w:webHidden/>
               </w:rPr>
-              <w:instrText xml:space="preserve"> PAGEREF _Toc243583131 \h </w:instrText>
+              <w:instrText xml:space="preserve"> PAGEREF _Toc243660183 \h </w:instrText>
             </w:r>
             <w:r>
               <w:rPr>
@@ -286,7 +284,7 @@
                 <w:noProof/>
                 <w:webHidden/>
               </w:rPr>
-              <w:t>3</w:t>
+              <w:t>4</w:t>
             </w:r>
             <w:r>
               <w:rPr>
@@ -309,7 +307,7 @@
               <w:lang w:eastAsia="pt-PT"/>
             </w:rPr>
           </w:pPr>
-          <w:hyperlink w:anchor="_Toc243583132" w:history="1">
+          <w:hyperlink w:anchor="_Toc243660184" w:history="1">
             <w:r>
               <w:rPr>
                 <w:rStyle w:val="Hiperligao"/>
@@ -336,7 +334,7 @@
                 <w:noProof/>
                 <w:webHidden/>
               </w:rPr>
-              <w:instrText xml:space="preserve"> PAGEREF _Toc243583132 \h </w:instrText>
+              <w:instrText xml:space="preserve"> PAGEREF _Toc243660184 \h </w:instrText>
             </w:r>
             <w:r>
               <w:rPr>
@@ -379,7 +377,7 @@
               <w:lang w:eastAsia="pt-PT"/>
             </w:rPr>
           </w:pPr>
-          <w:hyperlink w:anchor="_Toc243583133" w:history="1">
+          <w:hyperlink w:anchor="_Toc243660185" w:history="1">
             <w:r>
               <w:rPr>
                 <w:rStyle w:val="Hiperligao"/>
@@ -406,7 +404,7 @@
                 <w:noProof/>
                 <w:webHidden/>
               </w:rPr>
-              <w:instrText xml:space="preserve"> PAGEREF _Toc243583133 \h </w:instrText>
+              <w:instrText xml:space="preserve"> PAGEREF _Toc243660185 \h </w:instrText>
             </w:r>
             <w:r>
               <w:rPr>
@@ -449,7 +447,7 @@
               <w:lang w:eastAsia="pt-PT"/>
             </w:rPr>
           </w:pPr>
-          <w:hyperlink w:anchor="_Toc243583134" w:history="1">
+          <w:hyperlink w:anchor="_Toc243660186" w:history="1">
             <w:r>
               <w:rPr>
                 <w:rStyle w:val="Hiperligao"/>
@@ -476,7 +474,7 @@
                 <w:noProof/>
                 <w:webHidden/>
               </w:rPr>
-              <w:instrText xml:space="preserve"> PAGEREF _Toc243583134 \h </w:instrText>
+              <w:instrText xml:space="preserve"> PAGEREF _Toc243660186 \h </w:instrText>
             </w:r>
             <w:r>
               <w:rPr>
@@ -519,7 +517,7 @@
               <w:lang w:eastAsia="pt-PT"/>
             </w:rPr>
           </w:pPr>
-          <w:hyperlink w:anchor="_Toc243583135" w:history="1">
+          <w:hyperlink w:anchor="_Toc243660187" w:history="1">
             <w:r>
               <w:rPr>
                 <w:rStyle w:val="Hiperligao"/>
@@ -546,7 +544,7 @@
                 <w:noProof/>
                 <w:webHidden/>
               </w:rPr>
-              <w:instrText xml:space="preserve"> PAGEREF _Toc243583135 \h </w:instrText>
+              <w:instrText xml:space="preserve"> PAGEREF _Toc243660187 \h </w:instrText>
             </w:r>
             <w:r>
               <w:rPr>
@@ -589,7 +587,7 @@
               <w:lang w:eastAsia="pt-PT"/>
             </w:rPr>
           </w:pPr>
-          <w:hyperlink w:anchor="_Toc243583136" w:history="1">
+          <w:hyperlink w:anchor="_Toc243660188" w:history="1">
             <w:r>
               <w:rPr>
                 <w:rStyle w:val="Hiperligao"/>
@@ -616,7 +614,7 @@
                 <w:noProof/>
                 <w:webHidden/>
               </w:rPr>
-              <w:instrText xml:space="preserve"> PAGEREF _Toc243583136 \h </w:instrText>
+              <w:instrText xml:space="preserve"> PAGEREF _Toc243660188 \h </w:instrText>
             </w:r>
             <w:r>
               <w:rPr>
@@ -659,7 +657,7 @@
               <w:lang w:eastAsia="pt-PT"/>
             </w:rPr>
           </w:pPr>
-          <w:hyperlink w:anchor="_Toc243583137" w:history="1">
+          <w:hyperlink w:anchor="_Toc243660189" w:history="1">
             <w:r>
               <w:rPr>
                 <w:rStyle w:val="Hiperligao"/>
@@ -686,7 +684,7 @@
                 <w:noProof/>
                 <w:webHidden/>
               </w:rPr>
-              <w:instrText xml:space="preserve"> PAGEREF _Toc243583137 \h </w:instrText>
+              <w:instrText xml:space="preserve"> PAGEREF _Toc243660189 \h </w:instrText>
             </w:r>
             <w:r>
               <w:rPr>
@@ -729,7 +727,7 @@
               <w:lang w:eastAsia="pt-PT"/>
             </w:rPr>
           </w:pPr>
-          <w:hyperlink w:anchor="_Toc243583138" w:history="1">
+          <w:hyperlink w:anchor="_Toc243660190" w:history="1">
             <w:r>
               <w:rPr>
                 <w:rStyle w:val="Hiperligao"/>
@@ -756,7 +754,7 @@
                 <w:noProof/>
                 <w:webHidden/>
               </w:rPr>
-              <w:instrText xml:space="preserve"> PAGEREF _Toc243583138 \h </w:instrText>
+              <w:instrText xml:space="preserve"> PAGEREF _Toc243660190 \h </w:instrText>
             </w:r>
             <w:r>
               <w:rPr>
@@ -799,7 +797,7 @@
               <w:lang w:eastAsia="pt-PT"/>
             </w:rPr>
           </w:pPr>
-          <w:hyperlink w:anchor="_Toc243583139" w:history="1">
+          <w:hyperlink w:anchor="_Toc243660191" w:history="1">
             <w:r>
               <w:rPr>
                 <w:rStyle w:val="Hiperligao"/>
@@ -826,7 +824,7 @@
                 <w:noProof/>
                 <w:webHidden/>
               </w:rPr>
-              <w:instrText xml:space="preserve"> PAGEREF _Toc243583139 \h </w:instrText>
+              <w:instrText xml:space="preserve"> PAGEREF _Toc243660191 \h </w:instrText>
             </w:r>
             <w:r>
               <w:rPr>
@@ -869,7 +867,7 @@
               <w:lang w:eastAsia="pt-PT"/>
             </w:rPr>
           </w:pPr>
-          <w:hyperlink w:anchor="_Toc243583140" w:history="1">
+          <w:hyperlink w:anchor="_Toc243660192" w:history="1">
             <w:r>
               <w:rPr>
                 <w:rStyle w:val="Hiperligao"/>
@@ -896,7 +894,7 @@
                 <w:noProof/>
                 <w:webHidden/>
               </w:rPr>
-              <w:instrText xml:space="preserve"> PAGEREF _Toc243583140 \h </w:instrText>
+              <w:instrText xml:space="preserve"> PAGEREF _Toc243660192 \h </w:instrText>
             </w:r>
             <w:r>
               <w:rPr>
@@ -939,7 +937,7 @@
               <w:lang w:eastAsia="pt-PT"/>
             </w:rPr>
           </w:pPr>
-          <w:hyperlink w:anchor="_Toc243583141" w:history="1">
+          <w:hyperlink w:anchor="_Toc243660193" w:history="1">
             <w:r>
               <w:rPr>
                 <w:rStyle w:val="Hiperligao"/>
@@ -966,7 +964,7 @@
                 <w:noProof/>
                 <w:webHidden/>
               </w:rPr>
-              <w:instrText xml:space="preserve"> PAGEREF _Toc243583141 \h </w:instrText>
+              <w:instrText xml:space="preserve"> PAGEREF _Toc243660193 \h </w:instrText>
             </w:r>
             <w:r>
               <w:rPr>
@@ -1009,7 +1007,7 @@
               <w:lang w:eastAsia="pt-PT"/>
             </w:rPr>
           </w:pPr>
-          <w:hyperlink w:anchor="_Toc243583142" w:history="1">
+          <w:hyperlink w:anchor="_Toc243660194" w:history="1">
             <w:r>
               <w:rPr>
                 <w:rStyle w:val="Hiperligao"/>
@@ -1036,7 +1034,7 @@
                 <w:noProof/>
                 <w:webHidden/>
               </w:rPr>
-              <w:instrText xml:space="preserve"> PAGEREF _Toc243583142 \h </w:instrText>
+              <w:instrText xml:space="preserve"> PAGEREF _Toc243660194 \h </w:instrText>
             </w:r>
             <w:r>
               <w:rPr>
@@ -1079,7 +1077,7 @@
               <w:lang w:eastAsia="pt-PT"/>
             </w:rPr>
           </w:pPr>
-          <w:hyperlink w:anchor="_Toc243583143" w:history="1">
+          <w:hyperlink w:anchor="_Toc243660195" w:history="1">
             <w:r>
               <w:rPr>
                 <w:rStyle w:val="Hiperligao"/>
@@ -1106,7 +1104,7 @@
                 <w:noProof/>
                 <w:webHidden/>
               </w:rPr>
-              <w:instrText xml:space="preserve"> PAGEREF _Toc243583143 \h </w:instrText>
+              <w:instrText xml:space="preserve"> PAGEREF _Toc243660195 \h </w:instrText>
             </w:r>
             <w:r>
               <w:rPr>
@@ -1149,7 +1147,7 @@
               <w:lang w:eastAsia="pt-PT"/>
             </w:rPr>
           </w:pPr>
-          <w:hyperlink w:anchor="_Toc243583144" w:history="1">
+          <w:hyperlink w:anchor="_Toc243660196" w:history="1">
             <w:r>
               <w:rPr>
                 <w:rStyle w:val="Hiperligao"/>
@@ -1176,7 +1174,7 @@
                 <w:noProof/>
                 <w:webHidden/>
               </w:rPr>
-              <w:instrText xml:space="preserve"> PAGEREF _Toc243583144 \h </w:instrText>
+              <w:instrText xml:space="preserve"> PAGEREF _Toc243660196 \h </w:instrText>
             </w:r>
             <w:r>
               <w:rPr>
@@ -1219,7 +1217,7 @@
               <w:lang w:eastAsia="pt-PT"/>
             </w:rPr>
           </w:pPr>
-          <w:hyperlink w:anchor="_Toc243583145" w:history="1">
+          <w:hyperlink w:anchor="_Toc243660197" w:history="1">
             <w:r>
               <w:rPr>
                 <w:rStyle w:val="Hiperligao"/>
@@ -1246,7 +1244,7 @@
                 <w:noProof/>
                 <w:webHidden/>
               </w:rPr>
-              <w:instrText xml:space="preserve"> PAGEREF _Toc243583145 \h </w:instrText>
+              <w:instrText xml:space="preserve"> PAGEREF _Toc243660197 \h </w:instrText>
             </w:r>
             <w:r>
               <w:rPr>
@@ -1289,7 +1287,7 @@
               <w:lang w:eastAsia="pt-PT"/>
             </w:rPr>
           </w:pPr>
-          <w:hyperlink w:anchor="_Toc243583146" w:history="1">
+          <w:hyperlink w:anchor="_Toc243660198" w:history="1">
             <w:r>
               <w:rPr>
                 <w:rStyle w:val="Hiperligao"/>
@@ -1316,7 +1314,7 @@
                 <w:noProof/>
                 <w:webHidden/>
               </w:rPr>
-              <w:instrText xml:space="preserve"> PAGEREF _Toc243583146 \h </w:instrText>
+              <w:instrText xml:space="preserve"> PAGEREF _Toc243660198 \h </w:instrText>
             </w:r>
             <w:r>
               <w:rPr>
@@ -1359,7 +1357,7 @@
               <w:lang w:eastAsia="pt-PT"/>
             </w:rPr>
           </w:pPr>
-          <w:hyperlink w:anchor="_Toc243583147" w:history="1">
+          <w:hyperlink w:anchor="_Toc243660199" w:history="1">
             <w:r>
               <w:rPr>
                 <w:rStyle w:val="Hiperligao"/>
@@ -1386,7 +1384,7 @@
                 <w:noProof/>
                 <w:webHidden/>
               </w:rPr>
-              <w:instrText xml:space="preserve"> PAGEREF _Toc243583147 \h </w:instrText>
+              <w:instrText xml:space="preserve"> PAGEREF _Toc243660199 \h </w:instrText>
             </w:r>
             <w:r>
               <w:rPr>
@@ -1429,7 +1427,7 @@
               <w:lang w:eastAsia="pt-PT"/>
             </w:rPr>
           </w:pPr>
-          <w:hyperlink w:anchor="_Toc243583148" w:history="1">
+          <w:hyperlink w:anchor="_Toc243660200" w:history="1">
             <w:r>
               <w:rPr>
                 <w:rStyle w:val="Hiperligao"/>
@@ -1456,7 +1454,7 @@
                 <w:noProof/>
                 <w:webHidden/>
               </w:rPr>
-              <w:instrText xml:space="preserve"> PAGEREF _Toc243583148 \h </w:instrText>
+              <w:instrText xml:space="preserve"> PAGEREF _Toc243660200 \h </w:instrText>
             </w:r>
             <w:r>
               <w:rPr>
@@ -1499,7 +1497,7 @@
               <w:lang w:eastAsia="pt-PT"/>
             </w:rPr>
           </w:pPr>
-          <w:hyperlink w:anchor="_Toc243583149" w:history="1">
+          <w:hyperlink w:anchor="_Toc243660201" w:history="1">
             <w:r>
               <w:rPr>
                 <w:rStyle w:val="Hiperligao"/>
@@ -1526,7 +1524,7 @@
                 <w:noProof/>
                 <w:webHidden/>
               </w:rPr>
-              <w:instrText xml:space="preserve"> PAGEREF _Toc243583149 \h </w:instrText>
+              <w:instrText xml:space="preserve"> PAGEREF _Toc243660201 \h </w:instrText>
             </w:r>
             <w:r>
               <w:rPr>
@@ -1569,7 +1567,7 @@
               <w:lang w:eastAsia="pt-PT"/>
             </w:rPr>
           </w:pPr>
-          <w:hyperlink w:anchor="_Toc243583150" w:history="1">
+          <w:hyperlink w:anchor="_Toc243660202" w:history="1">
             <w:r>
               <w:rPr>
                 <w:rStyle w:val="Hiperligao"/>
@@ -1596,7 +1594,7 @@
                 <w:noProof/>
                 <w:webHidden/>
               </w:rPr>
-              <w:instrText xml:space="preserve"> PAGEREF _Toc243583150 \h </w:instrText>
+              <w:instrText xml:space="preserve"> PAGEREF _Toc243660202 \h </w:instrText>
             </w:r>
             <w:r>
               <w:rPr>
@@ -1639,7 +1637,7 @@
               <w:lang w:eastAsia="pt-PT"/>
             </w:rPr>
           </w:pPr>
-          <w:hyperlink w:anchor="_Toc243583151" w:history="1">
+          <w:hyperlink w:anchor="_Toc243660203" w:history="1">
             <w:r>
               <w:rPr>
                 <w:rStyle w:val="Hiperligao"/>
@@ -1666,7 +1664,7 @@
                 <w:noProof/>
                 <w:webHidden/>
               </w:rPr>
-              <w:instrText xml:space="preserve"> PAGEREF _Toc243583151 \h </w:instrText>
+              <w:instrText xml:space="preserve"> PAGEREF _Toc243660203 \h </w:instrText>
             </w:r>
             <w:r>
               <w:rPr>
@@ -1709,7 +1707,7 @@
               <w:lang w:eastAsia="pt-PT"/>
             </w:rPr>
           </w:pPr>
-          <w:hyperlink w:anchor="_Toc243583152" w:history="1">
+          <w:hyperlink w:anchor="_Toc243660204" w:history="1">
             <w:r>
               <w:rPr>
                 <w:rStyle w:val="Hiperligao"/>
@@ -1736,7 +1734,7 @@
                 <w:noProof/>
                 <w:webHidden/>
               </w:rPr>
-              <w:instrText xml:space="preserve"> PAGEREF _Toc243583152 \h </w:instrText>
+              <w:instrText xml:space="preserve"> PAGEREF _Toc243660204 \h </w:instrText>
             </w:r>
             <w:r>
               <w:rPr>
@@ -1779,7 +1777,7 @@
               <w:lang w:eastAsia="pt-PT"/>
             </w:rPr>
           </w:pPr>
-          <w:hyperlink w:anchor="_Toc243583153" w:history="1">
+          <w:hyperlink w:anchor="_Toc243660205" w:history="1">
             <w:r>
               <w:rPr>
                 <w:rStyle w:val="Hiperligao"/>
@@ -1806,7 +1804,7 @@
                 <w:noProof/>
                 <w:webHidden/>
               </w:rPr>
-              <w:instrText xml:space="preserve"> PAGEREF _Toc243583153 \h </w:instrText>
+              <w:instrText xml:space="preserve"> PAGEREF _Toc243660205 \h </w:instrText>
             </w:r>
             <w:r>
               <w:rPr>
@@ -1849,7 +1847,7 @@
               <w:lang w:eastAsia="pt-PT"/>
             </w:rPr>
           </w:pPr>
-          <w:hyperlink w:anchor="_Toc243583154" w:history="1">
+          <w:hyperlink w:anchor="_Toc243660206" w:history="1">
             <w:r>
               <w:rPr>
                 <w:rStyle w:val="Hiperligao"/>
@@ -1876,7 +1874,7 @@
                 <w:noProof/>
                 <w:webHidden/>
               </w:rPr>
-              <w:instrText xml:space="preserve"> PAGEREF _Toc243583154 \h </w:instrText>
+              <w:instrText xml:space="preserve"> PAGEREF _Toc243660206 \h </w:instrText>
             </w:r>
             <w:r>
               <w:rPr>
@@ -1919,7 +1917,7 @@
               <w:lang w:eastAsia="pt-PT"/>
             </w:rPr>
           </w:pPr>
-          <w:hyperlink w:anchor="_Toc243583155" w:history="1">
+          <w:hyperlink w:anchor="_Toc243660207" w:history="1">
             <w:r>
               <w:rPr>
                 <w:rStyle w:val="Hiperligao"/>
@@ -1946,7 +1944,7 @@
                 <w:noProof/>
                 <w:webHidden/>
               </w:rPr>
-              <w:instrText xml:space="preserve"> PAGEREF _Toc243583155 \h </w:instrText>
+              <w:instrText xml:space="preserve"> PAGEREF _Toc243660207 \h </w:instrText>
             </w:r>
             <w:r>
               <w:rPr>
@@ -1989,7 +1987,7 @@
               <w:lang w:eastAsia="pt-PT"/>
             </w:rPr>
           </w:pPr>
-          <w:hyperlink w:anchor="_Toc243583156" w:history="1">
+          <w:hyperlink w:anchor="_Toc243660208" w:history="1">
             <w:r>
               <w:rPr>
                 <w:rStyle w:val="Hiperligao"/>
@@ -2016,7 +2014,7 @@
                 <w:noProof/>
                 <w:webHidden/>
               </w:rPr>
-              <w:instrText xml:space="preserve"> PAGEREF _Toc243583156 \h </w:instrText>
+              <w:instrText xml:space="preserve"> PAGEREF _Toc243660208 \h </w:instrText>
             </w:r>
             <w:r>
               <w:rPr>
@@ -2059,7 +2057,7 @@
               <w:lang w:eastAsia="pt-PT"/>
             </w:rPr>
           </w:pPr>
-          <w:hyperlink w:anchor="_Toc243583157" w:history="1">
+          <w:hyperlink w:anchor="_Toc243660209" w:history="1">
             <w:r>
               <w:rPr>
                 <w:rStyle w:val="Hiperligao"/>
@@ -2086,7 +2084,7 @@
                 <w:noProof/>
                 <w:webHidden/>
               </w:rPr>
-              <w:instrText xml:space="preserve"> PAGEREF _Toc243583157 \h </w:instrText>
+              <w:instrText xml:space="preserve"> PAGEREF _Toc243660209 \h </w:instrText>
             </w:r>
             <w:r>
               <w:rPr>
@@ -2129,7 +2127,7 @@
               <w:lang w:eastAsia="pt-PT"/>
             </w:rPr>
           </w:pPr>
-          <w:hyperlink w:anchor="_Toc243583158" w:history="1">
+          <w:hyperlink w:anchor="_Toc243660210" w:history="1">
             <w:r>
               <w:rPr>
                 <w:rStyle w:val="Hiperligao"/>
@@ -2156,7 +2154,7 @@
                 <w:noProof/>
                 <w:webHidden/>
               </w:rPr>
-              <w:instrText xml:space="preserve"> PAGEREF _Toc243583158 \h </w:instrText>
+              <w:instrText xml:space="preserve"> PAGEREF _Toc243660210 \h </w:instrText>
             </w:r>
             <w:r>
               <w:rPr>
@@ -2199,7 +2197,7 @@
               <w:lang w:eastAsia="pt-PT"/>
             </w:rPr>
           </w:pPr>
-          <w:hyperlink w:anchor="_Toc243583159" w:history="1">
+          <w:hyperlink w:anchor="_Toc243660211" w:history="1">
             <w:r>
               <w:rPr>
                 <w:rStyle w:val="Hiperligao"/>
@@ -2226,7 +2224,7 @@
                 <w:noProof/>
                 <w:webHidden/>
               </w:rPr>
-              <w:instrText xml:space="preserve"> PAGEREF _Toc243583159 \h </w:instrText>
+              <w:instrText xml:space="preserve"> PAGEREF _Toc243660211 \h </w:instrText>
             </w:r>
             <w:r>
               <w:rPr>
@@ -2269,7 +2267,7 @@
               <w:lang w:eastAsia="pt-PT"/>
             </w:rPr>
           </w:pPr>
-          <w:hyperlink w:anchor="_Toc243583160" w:history="1">
+          <w:hyperlink w:anchor="_Toc243660212" w:history="1">
             <w:r>
               <w:rPr>
                 <w:rStyle w:val="Hiperligao"/>
@@ -2296,7 +2294,7 @@
                 <w:noProof/>
                 <w:webHidden/>
               </w:rPr>
-              <w:instrText xml:space="preserve"> PAGEREF _Toc243583160 \h </w:instrText>
+              <w:instrText xml:space="preserve"> PAGEREF _Toc243660212 \h </w:instrText>
             </w:r>
             <w:r>
               <w:rPr>
@@ -2328,11 +2326,6 @@
           </w:hyperlink>
         </w:p>
         <w:p>
-          <w:pPr>
-            <w:tabs>
-              <w:tab w:val="left" w:pos="1752"/>
-            </w:tabs>
-          </w:pPr>
           <w:r>
             <w:rPr>
               <w:b/>
@@ -2340,13 +2333,6 @@
             </w:rPr>
             <w:fldChar w:fldCharType="end"/>
           </w:r>
-          <w:r>
-            <w:rPr>
-              <w:b/>
-              <w:bCs/>
-            </w:rPr>
-            <w:tab/>
-          </w:r>
         </w:p>
       </w:sdtContent>
     </w:sdt>
@@ -2379,7 +2365,6 @@
     </w:p>
     <w:p>
       <w:pPr>
-        <w:jc w:val="center"/>
         <w:rPr>
           <w:sz w:val="22"/>
           <w:szCs w:val="22"/>
@@ -2388,11 +2373,15 @@
     </w:p>
     <w:p>
       <w:pPr>
-        <w:jc w:val="center"/>
-        <w:rPr>
-          <w:sz w:val="22"/>
-          <w:szCs w:val="22"/>
-        </w:rPr>
+        <w:pStyle w:val="SemEspaamento"/>
+      </w:pPr>
+      <w:r>
+        <w:t xml:space="preserve">Índice de Tabelas </w:t>
+      </w:r>
+    </w:p>
+    <w:p>
+      <w:pPr>
+        <w:pStyle w:val="SemEspaamento"/>
       </w:pPr>
     </w:p>
     <w:p>
@@ -3318,7 +3307,6 @@
     </w:p>
     <w:p>
       <w:pPr>
-        <w:jc w:val="center"/>
         <w:rPr>
           <w:sz w:val="22"/>
           <w:szCs w:val="22"/>
@@ -3334,48 +3322,1019 @@
     </w:p>
     <w:p>
       <w:pPr>
-        <w:jc w:val="center"/>
         <w:rPr>
           <w:sz w:val="22"/>
           <w:szCs w:val="22"/>
         </w:rPr>
       </w:pPr>
-    </w:p>
-    <w:p>
-      <w:pPr>
-        <w:jc w:val="center"/>
+      <w:r>
         <w:rPr>
           <w:sz w:val="22"/>
           <w:szCs w:val="22"/>
         </w:rPr>
-      </w:pPr>
-    </w:p>
-    <w:p>
-      <w:pPr>
-        <w:jc w:val="center"/>
+        <w:t>Índice de figuras</w:t>
+      </w:r>
+    </w:p>
+    <w:p>
+      <w:pPr>
+        <w:pStyle w:val="ndicedeilustraes"/>
+        <w:tabs>
+          <w:tab w:val="right" w:leader="dot" w:pos="8494"/>
+        </w:tabs>
+        <w:rPr>
+          <w:rFonts w:eastAsiaTheme="minorEastAsia"/>
+          <w:noProof/>
+          <w:lang w:eastAsia="pt-PT"/>
+        </w:rPr>
+      </w:pPr>
+      <w:r>
         <w:rPr>
           <w:sz w:val="22"/>
           <w:szCs w:val="22"/>
         </w:rPr>
-      </w:pPr>
-    </w:p>
-    <w:p>
-      <w:pPr>
-        <w:jc w:val="center"/>
+        <w:fldChar w:fldCharType="begin"/>
+      </w:r>
+      <w:r>
         <w:rPr>
           <w:sz w:val="22"/>
           <w:szCs w:val="22"/>
         </w:rPr>
-      </w:pPr>
-    </w:p>
-    <w:p>
-      <w:pPr>
-        <w:jc w:val="center"/>
+        <w:instrText xml:space="preserve"> TOC \h \z \c "Figura" </w:instrText>
+      </w:r>
+      <w:r>
         <w:rPr>
           <w:sz w:val="22"/>
           <w:szCs w:val="22"/>
         </w:rPr>
-      </w:pPr>
+        <w:fldChar w:fldCharType="separate"/>
+      </w:r>
+      <w:hyperlink w:anchor="_Toc243660221" w:history="1">
+        <w:r>
+          <w:rPr>
+            <w:rStyle w:val="Hiperligao"/>
+            <w:noProof/>
+          </w:rPr>
+          <w:t>Figura 1– Transformação 02_join_transfers_appearances no Spoon</w:t>
+        </w:r>
+        <w:r>
+          <w:rPr>
+            <w:noProof/>
+            <w:webHidden/>
+          </w:rPr>
+          <w:tab/>
+        </w:r>
+        <w:r>
+          <w:rPr>
+            <w:noProof/>
+            <w:webHidden/>
+          </w:rPr>
+          <w:fldChar w:fldCharType="begin"/>
+        </w:r>
+        <w:r>
+          <w:rPr>
+            <w:noProof/>
+            <w:webHidden/>
+          </w:rPr>
+          <w:instrText xml:space="preserve"> PAGEREF _Toc243660221 \h </w:instrText>
+        </w:r>
+        <w:r>
+          <w:rPr>
+            <w:noProof/>
+            <w:webHidden/>
+          </w:rPr>
+        </w:r>
+        <w:r>
+          <w:rPr>
+            <w:noProof/>
+            <w:webHidden/>
+          </w:rPr>
+          <w:fldChar w:fldCharType="separate"/>
+        </w:r>
+        <w:r>
+          <w:rPr>
+            <w:noProof/>
+            <w:webHidden/>
+          </w:rPr>
+          <w:t>9</w:t>
+        </w:r>
+        <w:r>
+          <w:rPr>
+            <w:noProof/>
+            <w:webHidden/>
+          </w:rPr>
+          <w:fldChar w:fldCharType="end"/>
+        </w:r>
+      </w:hyperlink>
+    </w:p>
+    <w:p>
+      <w:pPr>
+        <w:pStyle w:val="ndicedeilustraes"/>
+        <w:tabs>
+          <w:tab w:val="right" w:leader="dot" w:pos="8494"/>
+        </w:tabs>
+        <w:rPr>
+          <w:rFonts w:eastAsiaTheme="minorEastAsia"/>
+          <w:noProof/>
+          <w:lang w:eastAsia="pt-PT"/>
+        </w:rPr>
+      </w:pPr>
+      <w:hyperlink w:anchor="_Toc243660222" w:history="1">
+        <w:r>
+          <w:rPr>
+            <w:rStyle w:val="Hiperligao"/>
+            <w:noProof/>
+          </w:rPr>
+          <w:t>Figura 2– Linhas lidas e escritas por passo</w:t>
+        </w:r>
+        <w:r>
+          <w:rPr>
+            <w:noProof/>
+            <w:webHidden/>
+          </w:rPr>
+          <w:tab/>
+        </w:r>
+        <w:r>
+          <w:rPr>
+            <w:noProof/>
+            <w:webHidden/>
+          </w:rPr>
+          <w:fldChar w:fldCharType="begin"/>
+        </w:r>
+        <w:r>
+          <w:rPr>
+            <w:noProof/>
+            <w:webHidden/>
+          </w:rPr>
+          <w:instrText xml:space="preserve"> PAGEREF _Toc243660222 \h </w:instrText>
+        </w:r>
+        <w:r>
+          <w:rPr>
+            <w:noProof/>
+            <w:webHidden/>
+          </w:rPr>
+        </w:r>
+        <w:r>
+          <w:rPr>
+            <w:noProof/>
+            <w:webHidden/>
+          </w:rPr>
+          <w:fldChar w:fldCharType="separate"/>
+        </w:r>
+        <w:r>
+          <w:rPr>
+            <w:noProof/>
+            <w:webHidden/>
+          </w:rPr>
+          <w:t>10</w:t>
+        </w:r>
+        <w:r>
+          <w:rPr>
+            <w:noProof/>
+            <w:webHidden/>
+          </w:rPr>
+          <w:fldChar w:fldCharType="end"/>
+        </w:r>
+      </w:hyperlink>
+    </w:p>
+    <w:p>
+      <w:pPr>
+        <w:pStyle w:val="ndicedeilustraes"/>
+        <w:tabs>
+          <w:tab w:val="right" w:leader="dot" w:pos="8494"/>
+        </w:tabs>
+        <w:rPr>
+          <w:rFonts w:eastAsiaTheme="minorEastAsia"/>
+          <w:noProof/>
+          <w:lang w:eastAsia="pt-PT"/>
+        </w:rPr>
+      </w:pPr>
+      <w:hyperlink w:anchor="_Toc243660223" w:history="1">
+        <w:r>
+          <w:rPr>
+            <w:rStyle w:val="Hiperligao"/>
+            <w:noProof/>
+          </w:rPr>
+          <w:t>Figura 3– Resultado da transformação 02</w:t>
+        </w:r>
+        <w:r>
+          <w:rPr>
+            <w:noProof/>
+            <w:webHidden/>
+          </w:rPr>
+          <w:tab/>
+        </w:r>
+        <w:r>
+          <w:rPr>
+            <w:noProof/>
+            <w:webHidden/>
+          </w:rPr>
+          <w:fldChar w:fldCharType="begin"/>
+        </w:r>
+        <w:r>
+          <w:rPr>
+            <w:noProof/>
+            <w:webHidden/>
+          </w:rPr>
+          <w:instrText xml:space="preserve"> PAGEREF _Toc243660223 \h </w:instrText>
+        </w:r>
+        <w:r>
+          <w:rPr>
+            <w:noProof/>
+            <w:webHidden/>
+          </w:rPr>
+        </w:r>
+        <w:r>
+          <w:rPr>
+            <w:noProof/>
+            <w:webHidden/>
+          </w:rPr>
+          <w:fldChar w:fldCharType="separate"/>
+        </w:r>
+        <w:r>
+          <w:rPr>
+            <w:noProof/>
+            <w:webHidden/>
+          </w:rPr>
+          <w:t>11</w:t>
+        </w:r>
+        <w:r>
+          <w:rPr>
+            <w:noProof/>
+            <w:webHidden/>
+          </w:rPr>
+          <w:fldChar w:fldCharType="end"/>
+        </w:r>
+      </w:hyperlink>
+    </w:p>
+    <w:p>
+      <w:pPr>
+        <w:pStyle w:val="ndicedeilustraes"/>
+        <w:tabs>
+          <w:tab w:val="right" w:leader="dot" w:pos="8494"/>
+        </w:tabs>
+        <w:rPr>
+          <w:rFonts w:eastAsiaTheme="minorEastAsia"/>
+          <w:noProof/>
+          <w:lang w:eastAsia="pt-PT"/>
+        </w:rPr>
+      </w:pPr>
+      <w:hyperlink w:anchor="_Toc243660224" w:history="1">
+        <w:r>
+          <w:rPr>
+            <w:rStyle w:val="Hiperligao"/>
+            <w:noProof/>
+          </w:rPr>
+          <w:t>Figura 4– Transformação 03_enriquecer_ligas no Spoon</w:t>
+        </w:r>
+        <w:r>
+          <w:rPr>
+            <w:noProof/>
+            <w:webHidden/>
+          </w:rPr>
+          <w:tab/>
+        </w:r>
+        <w:r>
+          <w:rPr>
+            <w:noProof/>
+            <w:webHidden/>
+          </w:rPr>
+          <w:fldChar w:fldCharType="begin"/>
+        </w:r>
+        <w:r>
+          <w:rPr>
+            <w:noProof/>
+            <w:webHidden/>
+          </w:rPr>
+          <w:instrText xml:space="preserve"> PAGEREF _Toc243660224 \h </w:instrText>
+        </w:r>
+        <w:r>
+          <w:rPr>
+            <w:noProof/>
+            <w:webHidden/>
+          </w:rPr>
+        </w:r>
+        <w:r>
+          <w:rPr>
+            <w:noProof/>
+            <w:webHidden/>
+          </w:rPr>
+          <w:fldChar w:fldCharType="separate"/>
+        </w:r>
+        <w:r>
+          <w:rPr>
+            <w:noProof/>
+            <w:webHidden/>
+          </w:rPr>
+          <w:t>12</w:t>
+        </w:r>
+        <w:r>
+          <w:rPr>
+            <w:noProof/>
+            <w:webHidden/>
+          </w:rPr>
+          <w:fldChar w:fldCharType="end"/>
+        </w:r>
+      </w:hyperlink>
+    </w:p>
+    <w:p>
+      <w:pPr>
+        <w:pStyle w:val="ndicedeilustraes"/>
+        <w:tabs>
+          <w:tab w:val="right" w:leader="dot" w:pos="8494"/>
+        </w:tabs>
+        <w:rPr>
+          <w:rFonts w:eastAsiaTheme="minorEastAsia"/>
+          <w:noProof/>
+          <w:lang w:eastAsia="pt-PT"/>
+        </w:rPr>
+      </w:pPr>
+      <w:hyperlink w:anchor="_Toc243660225" w:history="1">
+        <w:r>
+          <w:rPr>
+            <w:rStyle w:val="Hiperligao"/>
+            <w:noProof/>
+          </w:rPr>
+          <w:t>Figura 5– Dados do XML antes da limpeza</w:t>
+        </w:r>
+        <w:r>
+          <w:rPr>
+            <w:noProof/>
+            <w:webHidden/>
+          </w:rPr>
+          <w:tab/>
+        </w:r>
+        <w:r>
+          <w:rPr>
+            <w:noProof/>
+            <w:webHidden/>
+          </w:rPr>
+          <w:fldChar w:fldCharType="begin"/>
+        </w:r>
+        <w:r>
+          <w:rPr>
+            <w:noProof/>
+            <w:webHidden/>
+          </w:rPr>
+          <w:instrText xml:space="preserve"> PAGEREF _Toc243660225 \h </w:instrText>
+        </w:r>
+        <w:r>
+          <w:rPr>
+            <w:noProof/>
+            <w:webHidden/>
+          </w:rPr>
+        </w:r>
+        <w:r>
+          <w:rPr>
+            <w:noProof/>
+            <w:webHidden/>
+          </w:rPr>
+          <w:fldChar w:fldCharType="separate"/>
+        </w:r>
+        <w:r>
+          <w:rPr>
+            <w:noProof/>
+            <w:webHidden/>
+          </w:rPr>
+          <w:t>13</w:t>
+        </w:r>
+        <w:r>
+          <w:rPr>
+            <w:noProof/>
+            <w:webHidden/>
+          </w:rPr>
+          <w:fldChar w:fldCharType="end"/>
+        </w:r>
+      </w:hyperlink>
+    </w:p>
+    <w:p>
+      <w:pPr>
+        <w:pStyle w:val="ndicedeilustraes"/>
+        <w:tabs>
+          <w:tab w:val="right" w:leader="dot" w:pos="8494"/>
+        </w:tabs>
+        <w:rPr>
+          <w:rFonts w:eastAsiaTheme="minorEastAsia"/>
+          <w:noProof/>
+          <w:lang w:eastAsia="pt-PT"/>
+        </w:rPr>
+      </w:pPr>
+      <w:hyperlink w:anchor="_Toc243660226" w:history="1">
+        <w:r>
+          <w:rPr>
+            <w:rStyle w:val="Hiperligao"/>
+            <w:noProof/>
+          </w:rPr>
+          <w:t>Figura 6– Dados do XML depois da limpeza</w:t>
+        </w:r>
+        <w:r>
+          <w:rPr>
+            <w:noProof/>
+            <w:webHidden/>
+          </w:rPr>
+          <w:tab/>
+        </w:r>
+        <w:r>
+          <w:rPr>
+            <w:noProof/>
+            <w:webHidden/>
+          </w:rPr>
+          <w:fldChar w:fldCharType="begin"/>
+        </w:r>
+        <w:r>
+          <w:rPr>
+            <w:noProof/>
+            <w:webHidden/>
+          </w:rPr>
+          <w:instrText xml:space="preserve"> PAGEREF _Toc243660226 \h </w:instrText>
+        </w:r>
+        <w:r>
+          <w:rPr>
+            <w:noProof/>
+            <w:webHidden/>
+          </w:rPr>
+        </w:r>
+        <w:r>
+          <w:rPr>
+            <w:noProof/>
+            <w:webHidden/>
+          </w:rPr>
+          <w:fldChar w:fldCharType="separate"/>
+        </w:r>
+        <w:r>
+          <w:rPr>
+            <w:noProof/>
+            <w:webHidden/>
+          </w:rPr>
+          <w:t>13</w:t>
+        </w:r>
+        <w:r>
+          <w:rPr>
+            <w:noProof/>
+            <w:webHidden/>
+          </w:rPr>
+          <w:fldChar w:fldCharType="end"/>
+        </w:r>
+      </w:hyperlink>
+    </w:p>
+    <w:p>
+      <w:pPr>
+        <w:pStyle w:val="ndicedeilustraes"/>
+        <w:tabs>
+          <w:tab w:val="right" w:leader="dot" w:pos="8494"/>
+        </w:tabs>
+        <w:rPr>
+          <w:rFonts w:eastAsiaTheme="minorEastAsia"/>
+          <w:noProof/>
+          <w:lang w:eastAsia="pt-PT"/>
+        </w:rPr>
+      </w:pPr>
+      <w:hyperlink w:anchor="_Toc243660227" w:history="1">
+        <w:r>
+          <w:rPr>
+            <w:rStyle w:val="Hiperligao"/>
+            <w:noProof/>
+          </w:rPr>
+          <w:t>Figura 7– Passo de classificação</w:t>
+        </w:r>
+        <w:r>
+          <w:rPr>
+            <w:noProof/>
+            <w:webHidden/>
+          </w:rPr>
+          <w:tab/>
+        </w:r>
+        <w:r>
+          <w:rPr>
+            <w:noProof/>
+            <w:webHidden/>
+          </w:rPr>
+          <w:fldChar w:fldCharType="begin"/>
+        </w:r>
+        <w:r>
+          <w:rPr>
+            <w:noProof/>
+            <w:webHidden/>
+          </w:rPr>
+          <w:instrText xml:space="preserve"> PAGEREF _Toc243660227 \h </w:instrText>
+        </w:r>
+        <w:r>
+          <w:rPr>
+            <w:noProof/>
+            <w:webHidden/>
+          </w:rPr>
+        </w:r>
+        <w:r>
+          <w:rPr>
+            <w:noProof/>
+            <w:webHidden/>
+          </w:rPr>
+          <w:fldChar w:fldCharType="separate"/>
+        </w:r>
+        <w:r>
+          <w:rPr>
+            <w:noProof/>
+            <w:webHidden/>
+          </w:rPr>
+          <w:t>14</w:t>
+        </w:r>
+        <w:r>
+          <w:rPr>
+            <w:noProof/>
+            <w:webHidden/>
+          </w:rPr>
+          <w:fldChar w:fldCharType="end"/>
+        </w:r>
+      </w:hyperlink>
+    </w:p>
+    <w:p>
+      <w:pPr>
+        <w:pStyle w:val="ndicedeilustraes"/>
+        <w:tabs>
+          <w:tab w:val="right" w:leader="dot" w:pos="8494"/>
+        </w:tabs>
+        <w:rPr>
+          <w:rFonts w:eastAsiaTheme="minorEastAsia"/>
+          <w:noProof/>
+          <w:lang w:eastAsia="pt-PT"/>
+        </w:rPr>
+      </w:pPr>
+      <w:hyperlink w:anchor="_Toc243660228" w:history="1">
+        <w:r>
+          <w:rPr>
+            <w:rStyle w:val="Hiperligao"/>
+            <w:noProof/>
+          </w:rPr>
+          <w:t>Figura 8–  Codigo para a classificação</w:t>
+        </w:r>
+        <w:r>
+          <w:rPr>
+            <w:noProof/>
+            <w:webHidden/>
+          </w:rPr>
+          <w:tab/>
+        </w:r>
+        <w:r>
+          <w:rPr>
+            <w:noProof/>
+            <w:webHidden/>
+          </w:rPr>
+          <w:fldChar w:fldCharType="begin"/>
+        </w:r>
+        <w:r>
+          <w:rPr>
+            <w:noProof/>
+            <w:webHidden/>
+          </w:rPr>
+          <w:instrText xml:space="preserve"> PAGEREF _Toc243660228 \h </w:instrText>
+        </w:r>
+        <w:r>
+          <w:rPr>
+            <w:noProof/>
+            <w:webHidden/>
+          </w:rPr>
+        </w:r>
+        <w:r>
+          <w:rPr>
+            <w:noProof/>
+            <w:webHidden/>
+          </w:rPr>
+          <w:fldChar w:fldCharType="separate"/>
+        </w:r>
+        <w:r>
+          <w:rPr>
+            <w:noProof/>
+            <w:webHidden/>
+          </w:rPr>
+          <w:t>14</w:t>
+        </w:r>
+        <w:r>
+          <w:rPr>
+            <w:noProof/>
+            <w:webHidden/>
+          </w:rPr>
+          <w:fldChar w:fldCharType="end"/>
+        </w:r>
+      </w:hyperlink>
+    </w:p>
+    <w:p>
+      <w:pPr>
+        <w:pStyle w:val="ndicedeilustraes"/>
+        <w:tabs>
+          <w:tab w:val="right" w:leader="dot" w:pos="8494"/>
+        </w:tabs>
+        <w:rPr>
+          <w:rFonts w:eastAsiaTheme="minorEastAsia"/>
+          <w:noProof/>
+          <w:lang w:eastAsia="pt-PT"/>
+        </w:rPr>
+      </w:pPr>
+      <w:hyperlink w:anchor="_Toc243660229" w:history="1">
+        <w:r>
+          <w:rPr>
+            <w:rStyle w:val="Hiperligao"/>
+            <w:noProof/>
+          </w:rPr>
+          <w:t>Figura 9– Resultado da transformação 03</w:t>
+        </w:r>
+        <w:r>
+          <w:rPr>
+            <w:noProof/>
+            <w:webHidden/>
+          </w:rPr>
+          <w:tab/>
+        </w:r>
+        <w:r>
+          <w:rPr>
+            <w:noProof/>
+            <w:webHidden/>
+          </w:rPr>
+          <w:fldChar w:fldCharType="begin"/>
+        </w:r>
+        <w:r>
+          <w:rPr>
+            <w:noProof/>
+            <w:webHidden/>
+          </w:rPr>
+          <w:instrText xml:space="preserve"> PAGEREF _Toc243660229 \h </w:instrText>
+        </w:r>
+        <w:r>
+          <w:rPr>
+            <w:noProof/>
+            <w:webHidden/>
+          </w:rPr>
+        </w:r>
+        <w:r>
+          <w:rPr>
+            <w:noProof/>
+            <w:webHidden/>
+          </w:rPr>
+          <w:fldChar w:fldCharType="separate"/>
+        </w:r>
+        <w:r>
+          <w:rPr>
+            <w:noProof/>
+            <w:webHidden/>
+          </w:rPr>
+          <w:t>15</w:t>
+        </w:r>
+        <w:r>
+          <w:rPr>
+            <w:noProof/>
+            <w:webHidden/>
+          </w:rPr>
+          <w:fldChar w:fldCharType="end"/>
+        </w:r>
+      </w:hyperlink>
+    </w:p>
+    <w:p>
+      <w:pPr>
+        <w:pStyle w:val="ndicedeilustraes"/>
+        <w:tabs>
+          <w:tab w:val="right" w:leader="dot" w:pos="8494"/>
+        </w:tabs>
+        <w:rPr>
+          <w:rFonts w:eastAsiaTheme="minorEastAsia"/>
+          <w:noProof/>
+          <w:lang w:eastAsia="pt-PT"/>
+        </w:rPr>
+      </w:pPr>
+      <w:hyperlink w:anchor="_Toc243660230" w:history="1">
+        <w:r>
+          <w:rPr>
+            <w:rStyle w:val="Hiperligao"/>
+            <w:noProof/>
+          </w:rPr>
+          <w:t>Figura 10– Tabela carregada no MySQL Workbench</w:t>
+        </w:r>
+        <w:r>
+          <w:rPr>
+            <w:noProof/>
+            <w:webHidden/>
+          </w:rPr>
+          <w:tab/>
+        </w:r>
+        <w:r>
+          <w:rPr>
+            <w:noProof/>
+            <w:webHidden/>
+          </w:rPr>
+          <w:fldChar w:fldCharType="begin"/>
+        </w:r>
+        <w:r>
+          <w:rPr>
+            <w:noProof/>
+            <w:webHidden/>
+          </w:rPr>
+          <w:instrText xml:space="preserve"> PAGEREF _Toc243660230 \h </w:instrText>
+        </w:r>
+        <w:r>
+          <w:rPr>
+            <w:noProof/>
+            <w:webHidden/>
+          </w:rPr>
+        </w:r>
+        <w:r>
+          <w:rPr>
+            <w:noProof/>
+            <w:webHidden/>
+          </w:rPr>
+          <w:fldChar w:fldCharType="separate"/>
+        </w:r>
+        <w:r>
+          <w:rPr>
+            <w:noProof/>
+            <w:webHidden/>
+          </w:rPr>
+          <w:t>15</w:t>
+        </w:r>
+        <w:r>
+          <w:rPr>
+            <w:noProof/>
+            <w:webHidden/>
+          </w:rPr>
+          <w:fldChar w:fldCharType="end"/>
+        </w:r>
+      </w:hyperlink>
+    </w:p>
+    <w:p>
+      <w:pPr>
+        <w:pStyle w:val="ndicedeilustraes"/>
+        <w:tabs>
+          <w:tab w:val="right" w:leader="dot" w:pos="8494"/>
+        </w:tabs>
+        <w:rPr>
+          <w:rFonts w:eastAsiaTheme="minorEastAsia"/>
+          <w:noProof/>
+          <w:lang w:eastAsia="pt-PT"/>
+        </w:rPr>
+      </w:pPr>
+      <w:hyperlink w:anchor="_Toc243660231" w:history="1">
+        <w:r>
+          <w:rPr>
+            <w:rStyle w:val="Hiperligao"/>
+            <w:noProof/>
+          </w:rPr>
+          <w:t>Figura 11– Job principal no Spoon</w:t>
+        </w:r>
+        <w:r>
+          <w:rPr>
+            <w:noProof/>
+            <w:webHidden/>
+          </w:rPr>
+          <w:tab/>
+        </w:r>
+        <w:r>
+          <w:rPr>
+            <w:noProof/>
+            <w:webHidden/>
+          </w:rPr>
+          <w:fldChar w:fldCharType="begin"/>
+        </w:r>
+        <w:r>
+          <w:rPr>
+            <w:noProof/>
+            <w:webHidden/>
+          </w:rPr>
+          <w:instrText xml:space="preserve"> PAGEREF _Toc243660231 \h </w:instrText>
+        </w:r>
+        <w:r>
+          <w:rPr>
+            <w:noProof/>
+            <w:webHidden/>
+          </w:rPr>
+        </w:r>
+        <w:r>
+          <w:rPr>
+            <w:noProof/>
+            <w:webHidden/>
+          </w:rPr>
+          <w:fldChar w:fldCharType="separate"/>
+        </w:r>
+        <w:r>
+          <w:rPr>
+            <w:noProof/>
+            <w:webHidden/>
+          </w:rPr>
+          <w:t>16</w:t>
+        </w:r>
+        <w:r>
+          <w:rPr>
+            <w:noProof/>
+            <w:webHidden/>
+          </w:rPr>
+          <w:fldChar w:fldCharType="end"/>
+        </w:r>
+      </w:hyperlink>
+    </w:p>
+    <w:p>
+      <w:pPr>
+        <w:pStyle w:val="ndicedeilustraes"/>
+        <w:tabs>
+          <w:tab w:val="right" w:leader="dot" w:pos="8494"/>
+        </w:tabs>
+        <w:rPr>
+          <w:rFonts w:eastAsiaTheme="minorEastAsia"/>
+          <w:noProof/>
+          <w:lang w:eastAsia="pt-PT"/>
+        </w:rPr>
+      </w:pPr>
+      <w:hyperlink w:anchor="_Toc243660232" w:history="1">
+        <w:r>
+          <w:rPr>
+            <w:rStyle w:val="Hiperligao"/>
+            <w:noProof/>
+          </w:rPr>
+          <w:t>Figura 12– Email enviado pelo job</w:t>
+        </w:r>
+        <w:r>
+          <w:rPr>
+            <w:noProof/>
+            <w:webHidden/>
+          </w:rPr>
+          <w:tab/>
+        </w:r>
+        <w:r>
+          <w:rPr>
+            <w:noProof/>
+            <w:webHidden/>
+          </w:rPr>
+          <w:fldChar w:fldCharType="begin"/>
+        </w:r>
+        <w:r>
+          <w:rPr>
+            <w:noProof/>
+            <w:webHidden/>
+          </w:rPr>
+          <w:instrText xml:space="preserve"> PAGEREF _Toc243660232 \h </w:instrText>
+        </w:r>
+        <w:r>
+          <w:rPr>
+            <w:noProof/>
+            <w:webHidden/>
+          </w:rPr>
+        </w:r>
+        <w:r>
+          <w:rPr>
+            <w:noProof/>
+            <w:webHidden/>
+          </w:rPr>
+          <w:fldChar w:fldCharType="separate"/>
+        </w:r>
+        <w:r>
+          <w:rPr>
+            <w:noProof/>
+            <w:webHidden/>
+          </w:rPr>
+          <w:t>17</w:t>
+        </w:r>
+        <w:r>
+          <w:rPr>
+            <w:noProof/>
+            <w:webHidden/>
+          </w:rPr>
+          <w:fldChar w:fldCharType="end"/>
+        </w:r>
+      </w:hyperlink>
+    </w:p>
+    <w:p>
+      <w:pPr>
+        <w:pStyle w:val="ndicedeilustraes"/>
+        <w:tabs>
+          <w:tab w:val="right" w:leader="dot" w:pos="8494"/>
+        </w:tabs>
+        <w:rPr>
+          <w:rFonts w:eastAsiaTheme="minorEastAsia"/>
+          <w:noProof/>
+          <w:lang w:eastAsia="pt-PT"/>
+        </w:rPr>
+      </w:pPr>
+      <w:hyperlink w:anchor="_Toc243660233" w:history="1">
+        <w:r>
+          <w:rPr>
+            <w:rStyle w:val="Hiperligao"/>
+            <w:noProof/>
+          </w:rPr>
+          <w:t>Figura 13– Execução do job</w:t>
+        </w:r>
+        <w:r>
+          <w:rPr>
+            <w:noProof/>
+            <w:webHidden/>
+          </w:rPr>
+          <w:tab/>
+        </w:r>
+        <w:r>
+          <w:rPr>
+            <w:noProof/>
+            <w:webHidden/>
+          </w:rPr>
+          <w:fldChar w:fldCharType="begin"/>
+        </w:r>
+        <w:r>
+          <w:rPr>
+            <w:noProof/>
+            <w:webHidden/>
+          </w:rPr>
+          <w:instrText xml:space="preserve"> PAGEREF _Toc243660233 \h </w:instrText>
+        </w:r>
+        <w:r>
+          <w:rPr>
+            <w:noProof/>
+            <w:webHidden/>
+          </w:rPr>
+        </w:r>
+        <w:r>
+          <w:rPr>
+            <w:noProof/>
+            <w:webHidden/>
+          </w:rPr>
+          <w:fldChar w:fldCharType="separate"/>
+        </w:r>
+        <w:r>
+          <w:rPr>
+            <w:noProof/>
+            <w:webHidden/>
+          </w:rPr>
+          <w:t>18</w:t>
+        </w:r>
+        <w:r>
+          <w:rPr>
+            <w:noProof/>
+            <w:webHidden/>
+          </w:rPr>
+          <w:fldChar w:fldCharType="end"/>
+        </w:r>
+      </w:hyperlink>
+    </w:p>
+    <w:p>
+      <w:pPr>
+        <w:pStyle w:val="ndicedeilustraes"/>
+        <w:tabs>
+          <w:tab w:val="right" w:leader="dot" w:pos="8494"/>
+        </w:tabs>
+        <w:rPr>
+          <w:rFonts w:eastAsiaTheme="minorEastAsia"/>
+          <w:noProof/>
+          <w:lang w:eastAsia="pt-PT"/>
+        </w:rPr>
+      </w:pPr>
+      <w:hyperlink w:anchor="_Toc243660234" w:history="1">
+        <w:r>
+          <w:rPr>
+            <w:rStyle w:val="Hiperligao"/>
+            <w:noProof/>
+          </w:rPr>
+          <w:t>Figura 14– Dashboard no Power BI</w:t>
+        </w:r>
+        <w:r>
+          <w:rPr>
+            <w:noProof/>
+            <w:webHidden/>
+          </w:rPr>
+          <w:tab/>
+        </w:r>
+        <w:r>
+          <w:rPr>
+            <w:noProof/>
+            <w:webHidden/>
+          </w:rPr>
+          <w:fldChar w:fldCharType="begin"/>
+        </w:r>
+        <w:r>
+          <w:rPr>
+            <w:noProof/>
+            <w:webHidden/>
+          </w:rPr>
+          <w:instrText xml:space="preserve"> PAGEREF _Toc243660234 \h </w:instrText>
+        </w:r>
+        <w:r>
+          <w:rPr>
+            <w:noProof/>
+            <w:webHidden/>
+          </w:rPr>
+        </w:r>
+        <w:r>
+          <w:rPr>
+            <w:noProof/>
+            <w:webHidden/>
+          </w:rPr>
+          <w:fldChar w:fldCharType="separate"/>
+        </w:r>
+        <w:r>
+          <w:rPr>
+            <w:noProof/>
+            <w:webHidden/>
+          </w:rPr>
+          <w:t>19</w:t>
+        </w:r>
+        <w:r>
+          <w:rPr>
+            <w:noProof/>
+            <w:webHidden/>
+          </w:rPr>
+          <w:fldChar w:fldCharType="end"/>
+        </w:r>
+      </w:hyperlink>
     </w:p>
     <w:p>
       <w:pPr>
@@ -3385,50 +4344,13 @@
           <w:szCs w:val="22"/>
         </w:rPr>
       </w:pPr>
-    </w:p>
-    <w:p>
-      <w:pPr>
-        <w:jc w:val="center"/>
+      <w:r>
         <w:rPr>
           <w:sz w:val="22"/>
           <w:szCs w:val="22"/>
         </w:rPr>
-      </w:pPr>
-    </w:p>
-    <w:p>
-      <w:pPr>
-        <w:jc w:val="center"/>
-        <w:rPr>
-          <w:sz w:val="22"/>
-          <w:szCs w:val="22"/>
-        </w:rPr>
-      </w:pPr>
-    </w:p>
-    <w:p>
-      <w:pPr>
-        <w:jc w:val="center"/>
-        <w:rPr>
-          <w:sz w:val="22"/>
-          <w:szCs w:val="22"/>
-        </w:rPr>
-      </w:pPr>
-    </w:p>
-    <w:p>
-      <w:pPr>
-        <w:jc w:val="center"/>
-        <w:rPr>
-          <w:sz w:val="22"/>
-          <w:szCs w:val="22"/>
-        </w:rPr>
-      </w:pPr>
-    </w:p>
-    <w:p>
-      <w:pPr>
-        <w:rPr>
-          <w:sz w:val="22"/>
-          <w:szCs w:val="22"/>
-        </w:rPr>
-      </w:pPr>
+        <w:fldChar w:fldCharType="end"/>
+      </w:r>
     </w:p>
     <w:p>
       <w:pPr>
@@ -3439,7 +4361,7 @@
           <w:szCs w:val="36"/>
         </w:rPr>
       </w:pPr>
-      <w:bookmarkStart w:id="0" w:name="_Toc243583131"/>
+      <w:bookmarkStart w:id="0" w:name="_Toc243660183"/>
       <w:r>
         <w:rPr>
           <w:color w:val="auto"/>
@@ -3708,7 +4630,7 @@
           <w:szCs w:val="28"/>
         </w:rPr>
       </w:pPr>
-      <w:bookmarkStart w:id="1" w:name="_Toc243583132"/>
+      <w:bookmarkStart w:id="1" w:name="_Toc243660184"/>
       <w:r>
         <w:rPr>
           <w:color w:val="auto"/>
@@ -4063,7 +4985,7 @@
         </w:rPr>
       </w:pPr>
       <w:bookmarkStart w:id="3" w:name="_Toc243065684"/>
-      <w:bookmarkStart w:id="4" w:name="_Toc243583133"/>
+      <w:bookmarkStart w:id="4" w:name="_Toc243660185"/>
       <w:r>
         <w:rPr>
           <w:color w:val="auto"/>
@@ -4344,7 +5266,7 @@
           <w:color w:val="auto"/>
         </w:rPr>
       </w:pPr>
-      <w:bookmarkStart w:id="5" w:name="_Toc243583134"/>
+      <w:bookmarkStart w:id="5" w:name="_Toc243660186"/>
       <w:r>
         <w:rPr>
           <w:color w:val="auto"/>
@@ -4373,7 +5295,7 @@
           <w:color w:val="auto"/>
         </w:rPr>
       </w:pPr>
-      <w:bookmarkStart w:id="6" w:name="_Toc243583135"/>
+      <w:bookmarkStart w:id="6" w:name="_Toc243660187"/>
       <w:r>
         <w:rPr>
           <w:color w:val="auto"/>
@@ -4435,7 +5357,7 @@
           <w:color w:val="auto"/>
         </w:rPr>
       </w:pPr>
-      <w:bookmarkStart w:id="7" w:name="_Toc243583136"/>
+      <w:bookmarkStart w:id="7" w:name="_Toc243660188"/>
       <w:r>
         <w:rPr>
           <w:color w:val="auto"/>
@@ -4473,7 +5395,7 @@
           <w:color w:val="auto"/>
         </w:rPr>
       </w:pPr>
-      <w:bookmarkStart w:id="8" w:name="_Toc243583137"/>
+      <w:bookmarkStart w:id="8" w:name="_Toc243660189"/>
       <w:r>
         <w:rPr>
           <w:color w:val="auto"/>
@@ -4645,7 +5567,7 @@
           <w:color w:val="auto"/>
         </w:rPr>
       </w:pPr>
-      <w:bookmarkStart w:id="9" w:name="_Toc243583138"/>
+      <w:bookmarkStart w:id="9" w:name="_Toc243660190"/>
       <w:r>
         <w:rPr>
           <w:color w:val="auto"/>
@@ -5130,7 +6052,7 @@
           <w:szCs w:val="32"/>
         </w:rPr>
       </w:pPr>
-      <w:bookmarkStart w:id="12" w:name="_Toc243583139"/>
+      <w:bookmarkStart w:id="12" w:name="_Toc243660191"/>
       <w:r>
         <w:rPr>
           <w:color w:val="auto"/>
@@ -5172,7 +6094,7 @@
           <w:color w:val="auto"/>
         </w:rPr>
       </w:pPr>
-      <w:bookmarkStart w:id="13" w:name="_Toc243583140"/>
+      <w:bookmarkStart w:id="13" w:name="_Toc243660192"/>
       <w:r>
         <w:rPr>
           <w:color w:val="auto"/>
@@ -5406,7 +6328,7 @@
           <w:color w:val="auto"/>
         </w:rPr>
       </w:pPr>
-      <w:bookmarkStart w:id="14" w:name="_Toc243583141"/>
+      <w:bookmarkStart w:id="14" w:name="_Toc243660193"/>
       <w:r>
         <w:rPr>
           <w:color w:val="auto"/>
@@ -5771,7 +6693,7 @@
           <w:szCs w:val="32"/>
         </w:rPr>
       </w:pPr>
-      <w:bookmarkStart w:id="17" w:name="_Toc243583142"/>
+      <w:bookmarkStart w:id="17" w:name="_Toc243660194"/>
       <w:r>
         <w:rPr>
           <w:color w:val="auto"/>
@@ -6172,7 +7094,7 @@
           <w:color w:val="auto"/>
         </w:rPr>
       </w:pPr>
-      <w:bookmarkStart w:id="20" w:name="_Toc243583143"/>
+      <w:bookmarkStart w:id="20" w:name="_Toc243660195"/>
       <w:r>
         <w:rPr>
           <w:color w:val="auto"/>
@@ -7111,7 +8033,7 @@
           <w:color w:val="auto"/>
         </w:rPr>
       </w:pPr>
-      <w:bookmarkStart w:id="23" w:name="_Toc243583144"/>
+      <w:bookmarkStart w:id="23" w:name="_Toc243660196"/>
       <w:r>
         <w:rPr>
           <w:color w:val="auto"/>
@@ -7430,7 +8352,7 @@
           <w:color w:val="auto"/>
         </w:rPr>
       </w:pPr>
-      <w:bookmarkStart w:id="26" w:name="_Toc243583145"/>
+      <w:bookmarkStart w:id="26" w:name="_Toc243660197"/>
       <w:r>
         <w:rPr>
           <w:color w:val="auto"/>
@@ -7763,7 +8685,7 @@
           <w:szCs w:val="32"/>
         </w:rPr>
       </w:pPr>
-      <w:bookmarkStart w:id="27" w:name="_Toc243583146"/>
+      <w:bookmarkStart w:id="27" w:name="_Toc243660198"/>
       <w:r>
         <w:rPr>
           <w:color w:val="auto"/>
@@ -7783,7 +8705,7 @@
           <w:color w:val="auto"/>
         </w:rPr>
       </w:pPr>
-      <w:bookmarkStart w:id="28" w:name="_Toc243583147"/>
+      <w:bookmarkStart w:id="28" w:name="_Toc243660199"/>
       <w:r>
         <w:rPr>
           <w:color w:val="auto"/>
@@ -8408,6 +9330,7 @@
                                 <w:noProof/>
                               </w:rPr>
                             </w:pPr>
+                            <w:bookmarkStart w:id="31" w:name="_Toc243660221"/>
                             <w:r>
                               <w:t xml:space="preserve">Figura </w:t>
                             </w:r>
@@ -8422,11 +9345,10 @@
                             <w:r>
                               <w:t xml:space="preserve">– Transformação 02_join_transfers_appearances no </w:t>
                             </w:r>
-                            <w:proofErr w:type="spellStart"/>
                             <w:r>
                               <w:t>Spoon</w:t>
                             </w:r>
-                            <w:proofErr w:type="spellEnd"/>
+                            <w:bookmarkEnd w:id="31"/>
                           </w:p>
                         </w:txbxContent>
                       </wps:txbx>
@@ -8454,6 +9376,7 @@
                           <w:noProof/>
                         </w:rPr>
                       </w:pPr>
+                      <w:bookmarkStart w:id="32" w:name="_Toc243660221"/>
                       <w:r>
                         <w:t xml:space="preserve">Figura </w:t>
                       </w:r>
@@ -8468,11 +9391,10 @@
                       <w:r>
                         <w:t xml:space="preserve">– Transformação 02_join_transfers_appearances no </w:t>
                       </w:r>
-                      <w:proofErr w:type="spellStart"/>
                       <w:r>
                         <w:t>Spoon</w:t>
                       </w:r>
-                      <w:proofErr w:type="spellEnd"/>
+                      <w:bookmarkEnd w:id="32"/>
                     </w:p>
                   </w:txbxContent>
                 </v:textbox>
@@ -8487,7 +9409,7 @@
           <w:noProof/>
         </w:rPr>
         <w:drawing>
-          <wp:anchor distT="0" distB="0" distL="114300" distR="114300" simplePos="0" relativeHeight="251662336" behindDoc="0" locked="0" layoutInCell="1" allowOverlap="1" wp14:anchorId="21C05685" wp14:editId="7FD4DC97">
+          <wp:anchor distT="0" distB="0" distL="114300" distR="114300" simplePos="0" relativeHeight="251662336" behindDoc="0" locked="0" layoutInCell="1" allowOverlap="1" wp14:anchorId="21C05685" wp14:editId="76A82A6F">
             <wp:simplePos x="0" y="0"/>
             <wp:positionH relativeFrom="margin">
               <wp:align>left</wp:align>
@@ -10547,7 +11469,7 @@
       <w:pPr>
         <w:pStyle w:val="Legenda"/>
       </w:pPr>
-      <w:bookmarkStart w:id="31" w:name="_Toc243578485"/>
+      <w:bookmarkStart w:id="33" w:name="_Toc243578485"/>
       <w:r>
         <w:t xml:space="preserve">Tabela </w:t>
       </w:r>
@@ -10562,7 +11484,7 @@
       <w:r>
         <w:t>– Métricas calculadas</w:t>
       </w:r>
-      <w:bookmarkEnd w:id="31"/>
+      <w:bookmarkEnd w:id="33"/>
     </w:p>
     <w:p>
       <w:pPr>
@@ -10613,6 +11535,7 @@
       <w:pPr>
         <w:pStyle w:val="Legenda"/>
       </w:pPr>
+      <w:bookmarkStart w:id="34" w:name="_Toc243660222"/>
       <w:r>
         <w:t xml:space="preserve">Figura </w:t>
       </w:r>
@@ -10627,6 +11550,7 @@
       <w:r>
         <w:t>– Linhas lidas e escritas por passo</w:t>
       </w:r>
+      <w:bookmarkEnd w:id="34"/>
     </w:p>
     <w:p/>
     <w:p/>
@@ -11054,7 +11978,7 @@
       <w:pPr>
         <w:pStyle w:val="Legenda"/>
       </w:pPr>
-      <w:bookmarkStart w:id="32" w:name="_Toc243578486"/>
+      <w:bookmarkStart w:id="35" w:name="_Toc243578486"/>
       <w:r>
         <w:t xml:space="preserve">Tabela </w:t>
       </w:r>
@@ -11069,7 +11993,7 @@
       <w:r>
         <w:t>– Resultados da execução da transformação 02</w:t>
       </w:r>
-      <w:bookmarkEnd w:id="32"/>
+      <w:bookmarkEnd w:id="35"/>
     </w:p>
     <w:p/>
     <w:p>
@@ -11163,6 +12087,7 @@
       <w:pPr>
         <w:pStyle w:val="Legenda"/>
       </w:pPr>
+      <w:bookmarkStart w:id="36" w:name="_Toc243660223"/>
       <w:r>
         <w:t xml:space="preserve">Figura </w:t>
       </w:r>
@@ -11177,6 +12102,7 @@
       <w:r>
         <w:t>– Resultado da transformação 02</w:t>
       </w:r>
+      <w:bookmarkEnd w:id="36"/>
     </w:p>
     <w:p>
       <w:pPr>
@@ -11185,7 +12111,7 @@
           <w:color w:val="auto"/>
         </w:rPr>
       </w:pPr>
-      <w:bookmarkStart w:id="33" w:name="_Toc243583148"/>
+      <w:bookmarkStart w:id="37" w:name="_Toc243660200"/>
       <w:r>
         <w:rPr>
           <w:color w:val="auto"/>
@@ -11193,7 +12119,7 @@
         <w:lastRenderedPageBreak/>
         <w:t>4.2 Transformação 03 – Enriquecer, classificar e carregar</w:t>
       </w:r>
-      <w:bookmarkEnd w:id="33"/>
+      <w:bookmarkEnd w:id="37"/>
       <w:r>
         <w:rPr>
           <w:color w:val="auto"/>
@@ -11270,6 +12196,7 @@
         <w:pStyle w:val="Legenda"/>
         <w:jc w:val="both"/>
       </w:pPr>
+      <w:bookmarkStart w:id="38" w:name="_Toc243660224"/>
       <w:r>
         <w:t xml:space="preserve">Figura </w:t>
       </w:r>
@@ -11288,6 +12215,7 @@
       <w:r>
         <w:t>Spoon</w:t>
       </w:r>
+      <w:bookmarkEnd w:id="38"/>
       <w:proofErr w:type="spellEnd"/>
     </w:p>
     <w:p>
@@ -12710,7 +13638,7 @@
       <w:pPr>
         <w:pStyle w:val="Legenda"/>
       </w:pPr>
-      <w:bookmarkStart w:id="34" w:name="_Toc243578487"/>
+      <w:bookmarkStart w:id="39" w:name="_Toc243578487"/>
       <w:r>
         <w:t xml:space="preserve">Tabela </w:t>
       </w:r>
@@ -12725,7 +13653,7 @@
       <w:r>
         <w:t>– Passos da transformação 03</w:t>
       </w:r>
-      <w:bookmarkEnd w:id="34"/>
+      <w:bookmarkEnd w:id="39"/>
     </w:p>
     <w:p>
       <w:pPr>
@@ -12953,7 +13881,7 @@
       <w:pPr>
         <w:pStyle w:val="Legenda"/>
       </w:pPr>
-      <w:bookmarkStart w:id="35" w:name="_Toc243578488"/>
+      <w:bookmarkStart w:id="40" w:name="_Toc243578488"/>
       <w:r>
         <w:t xml:space="preserve">Tabela </w:t>
       </w:r>
@@ -12968,7 +13896,7 @@
       <w:r>
         <w:t>– Expressões regulares</w:t>
       </w:r>
-      <w:bookmarkEnd w:id="35"/>
+      <w:bookmarkEnd w:id="40"/>
     </w:p>
     <w:p>
       <w:pPr>
@@ -13019,6 +13947,7 @@
       <w:pPr>
         <w:pStyle w:val="Legenda"/>
       </w:pPr>
+      <w:bookmarkStart w:id="41" w:name="_Toc243660225"/>
       <w:r>
         <w:t xml:space="preserve">Figura </w:t>
       </w:r>
@@ -13036,6 +13965,7 @@
       <w:r>
         <w:t>antes da limpeza</w:t>
       </w:r>
+      <w:bookmarkEnd w:id="41"/>
     </w:p>
     <w:p>
       <w:pPr>
@@ -13086,6 +14016,7 @@
       <w:pPr>
         <w:pStyle w:val="Legenda"/>
       </w:pPr>
+      <w:bookmarkStart w:id="42" w:name="_Toc243660226"/>
       <w:r>
         <w:t xml:space="preserve">Figura </w:t>
       </w:r>
@@ -13106,6 +14037,7 @@
       <w:r>
         <w:t xml:space="preserve"> da limpeza</w:t>
       </w:r>
+      <w:bookmarkEnd w:id="42"/>
       <w:r>
         <w:rPr>
           <w:highlight w:val="yellow"/>
@@ -13498,7 +14430,7 @@
       <w:pPr>
         <w:pStyle w:val="Legenda"/>
       </w:pPr>
-      <w:bookmarkStart w:id="36" w:name="_Toc243578489"/>
+      <w:bookmarkStart w:id="43" w:name="_Toc243578489"/>
       <w:r>
         <w:t xml:space="preserve">Tabela </w:t>
       </w:r>
@@ -13513,7 +14445,7 @@
       <w:r>
         <w:t>– Regras de classificação</w:t>
       </w:r>
-      <w:bookmarkEnd w:id="36"/>
+      <w:bookmarkEnd w:id="43"/>
     </w:p>
     <w:p>
       <w:pPr>
@@ -13564,6 +14496,7 @@
       <w:pPr>
         <w:pStyle w:val="Legenda"/>
       </w:pPr>
+      <w:bookmarkStart w:id="44" w:name="_Toc243660227"/>
       <w:r>
         <w:t xml:space="preserve">Figura </w:t>
       </w:r>
@@ -13578,6 +14511,7 @@
       <w:r>
         <w:t>– Passo de classificação</w:t>
       </w:r>
+      <w:bookmarkEnd w:id="44"/>
     </w:p>
     <w:p>
       <w:pPr>
@@ -13628,6 +14562,7 @@
       <w:pPr>
         <w:pStyle w:val="Legenda"/>
       </w:pPr>
+      <w:bookmarkStart w:id="45" w:name="_Toc243660228"/>
       <w:r>
         <w:t xml:space="preserve">Figura </w:t>
       </w:r>
@@ -13655,6 +14590,7 @@
       <w:r>
         <w:t xml:space="preserve"> para a classificação</w:t>
       </w:r>
+      <w:bookmarkEnd w:id="45"/>
     </w:p>
     <w:p>
       <w:pPr>
@@ -13902,7 +14838,7 @@
           <w:highlight w:val="yellow"/>
         </w:rPr>
       </w:pPr>
-      <w:bookmarkStart w:id="37" w:name="_Toc243578490"/>
+      <w:bookmarkStart w:id="46" w:name="_Toc243578490"/>
       <w:r>
         <w:t xml:space="preserve">Tabela </w:t>
       </w:r>
@@ -13917,7 +14853,7 @@
       <w:r>
         <w:t>– Resultados da execução da transformação 03</w:t>
       </w:r>
-      <w:bookmarkEnd w:id="37"/>
+      <w:bookmarkEnd w:id="46"/>
     </w:p>
     <w:p>
       <w:pPr>
@@ -13970,6 +14906,7 @@
       <w:pPr>
         <w:pStyle w:val="Legenda"/>
       </w:pPr>
+      <w:bookmarkStart w:id="47" w:name="_Toc243660229"/>
       <w:r>
         <w:t xml:space="preserve">Figura </w:t>
       </w:r>
@@ -13984,6 +14921,7 @@
       <w:r>
         <w:t>– Resultado da transformação 03</w:t>
       </w:r>
+      <w:bookmarkEnd w:id="47"/>
     </w:p>
     <w:p>
       <w:pPr>
@@ -14063,6 +15001,7 @@
       <w:pPr>
         <w:pStyle w:val="Legenda"/>
       </w:pPr>
+      <w:bookmarkStart w:id="48" w:name="_Toc243660230"/>
       <w:r>
         <w:t xml:space="preserve">Figura </w:t>
       </w:r>
@@ -14085,6 +15024,7 @@
       <w:r>
         <w:t xml:space="preserve"> Workbench</w:t>
       </w:r>
+      <w:bookmarkEnd w:id="48"/>
     </w:p>
     <w:p>
       <w:pPr>
@@ -14354,7 +15294,7 @@
       <w:pPr>
         <w:pStyle w:val="Legenda"/>
       </w:pPr>
-      <w:bookmarkStart w:id="38" w:name="_Toc243578491"/>
+      <w:bookmarkStart w:id="49" w:name="_Toc243578491"/>
       <w:r>
         <w:t xml:space="preserve">Tabela </w:t>
       </w:r>
@@ -14369,7 +15309,7 @@
       <w:r>
         <w:t>– Problemas de qualidade e respetivo tratamento</w:t>
       </w:r>
-      <w:bookmarkEnd w:id="38"/>
+      <w:bookmarkEnd w:id="49"/>
     </w:p>
     <w:p>
       <w:pPr>
@@ -14380,7 +15320,7 @@
           <w:szCs w:val="32"/>
         </w:rPr>
       </w:pPr>
-      <w:bookmarkStart w:id="39" w:name="_Toc243583149"/>
+      <w:bookmarkStart w:id="50" w:name="_Toc243660201"/>
       <w:r>
         <w:rPr>
           <w:color w:val="auto"/>
@@ -14389,7 +15329,7 @@
         </w:rPr>
         <w:t>5. Jobs</w:t>
       </w:r>
-      <w:bookmarkEnd w:id="39"/>
+      <w:bookmarkEnd w:id="50"/>
     </w:p>
     <w:p>
       <w:pPr>
@@ -14446,14 +15386,14 @@
           <w:color w:val="auto"/>
         </w:rPr>
       </w:pPr>
-      <w:bookmarkStart w:id="40" w:name="_Toc243583150"/>
+      <w:bookmarkStart w:id="51" w:name="_Toc243660202"/>
       <w:r>
         <w:rPr>
           <w:color w:val="auto"/>
         </w:rPr>
         <w:t>5.1 Job Principal</w:t>
       </w:r>
-      <w:bookmarkEnd w:id="40"/>
+      <w:bookmarkEnd w:id="51"/>
     </w:p>
     <w:p>
       <w:pPr>
@@ -14508,6 +15448,7 @@
         <w:pStyle w:val="Legenda"/>
         <w:jc w:val="both"/>
       </w:pPr>
+      <w:bookmarkStart w:id="52" w:name="_Toc243660231"/>
       <w:r>
         <w:t xml:space="preserve">Figura </w:t>
       </w:r>
@@ -14526,6 +15467,7 @@
       <w:r>
         <w:t>Spoon</w:t>
       </w:r>
+      <w:bookmarkEnd w:id="52"/>
       <w:proofErr w:type="spellEnd"/>
     </w:p>
     <w:p>
@@ -15259,7 +16201,7 @@
       <w:pPr>
         <w:pStyle w:val="Legenda"/>
       </w:pPr>
-      <w:bookmarkStart w:id="41" w:name="_Toc243578492"/>
+      <w:bookmarkStart w:id="53" w:name="_Toc243578492"/>
       <w:r>
         <w:t xml:space="preserve">Tabela </w:t>
       </w:r>
@@ -15274,7 +16216,7 @@
       <w:r>
         <w:t>– Entradas do job principal</w:t>
       </w:r>
-      <w:bookmarkEnd w:id="41"/>
+      <w:bookmarkEnd w:id="53"/>
     </w:p>
     <w:p>
       <w:pPr>
@@ -15283,14 +16225,14 @@
           <w:color w:val="auto"/>
         </w:rPr>
       </w:pPr>
-      <w:bookmarkStart w:id="42" w:name="_Toc243583151"/>
+      <w:bookmarkStart w:id="54" w:name="_Toc243660203"/>
       <w:r>
         <w:rPr>
           <w:color w:val="auto"/>
         </w:rPr>
         <w:t>5.2 Tratamento de Erros</w:t>
       </w:r>
-      <w:bookmarkEnd w:id="42"/>
+      <w:bookmarkEnd w:id="54"/>
     </w:p>
     <w:p>
       <w:pPr>
@@ -15347,14 +16289,14 @@
           <w:color w:val="auto"/>
         </w:rPr>
       </w:pPr>
-      <w:bookmarkStart w:id="43" w:name="_Toc243583152"/>
+      <w:bookmarkStart w:id="55" w:name="_Toc243660204"/>
       <w:r>
         <w:rPr>
           <w:color w:val="auto"/>
         </w:rPr>
         <w:t>5.3 Serviços Remotos: Email</w:t>
       </w:r>
-      <w:bookmarkEnd w:id="43"/>
+      <w:bookmarkEnd w:id="55"/>
     </w:p>
     <w:p>
       <w:pPr>
@@ -15470,6 +16412,7 @@
         <w:pStyle w:val="Legenda"/>
         <w:jc w:val="both"/>
       </w:pPr>
+      <w:bookmarkStart w:id="56" w:name="_Toc243660232"/>
       <w:r>
         <w:t xml:space="preserve">Figura </w:t>
       </w:r>
@@ -15484,6 +16427,7 @@
       <w:r>
         <w:t>– Email enviado pelo job</w:t>
       </w:r>
+      <w:bookmarkEnd w:id="56"/>
     </w:p>
     <w:p>
       <w:pPr>
@@ -15501,7 +16445,7 @@
           <w:color w:val="auto"/>
         </w:rPr>
       </w:pPr>
-      <w:bookmarkStart w:id="44" w:name="_Toc243583153"/>
+      <w:bookmarkStart w:id="57" w:name="_Toc243660205"/>
       <w:r>
         <w:rPr>
           <w:color w:val="auto"/>
@@ -15516,7 +16460,7 @@
         </w:rPr>
         <w:t>Logs</w:t>
       </w:r>
-      <w:bookmarkEnd w:id="44"/>
+      <w:bookmarkEnd w:id="57"/>
       <w:proofErr w:type="spellEnd"/>
     </w:p>
     <w:p>
@@ -15627,6 +16571,7 @@
         <w:pStyle w:val="Legenda"/>
         <w:jc w:val="both"/>
       </w:pPr>
+      <w:bookmarkStart w:id="58" w:name="_Toc243660233"/>
       <w:r>
         <w:t xml:space="preserve">Figura </w:t>
       </w:r>
@@ -15641,6 +16586,7 @@
       <w:r>
         <w:t>– Execução do job</w:t>
       </w:r>
+      <w:bookmarkEnd w:id="58"/>
     </w:p>
     <w:p>
       <w:pPr>
@@ -15649,14 +16595,14 @@
           <w:color w:val="auto"/>
         </w:rPr>
       </w:pPr>
-      <w:bookmarkStart w:id="45" w:name="_Toc243583154"/>
+      <w:bookmarkStart w:id="59" w:name="_Toc243660206"/>
       <w:r>
         <w:rPr>
           <w:color w:val="auto"/>
         </w:rPr>
         <w:t>5.5 Agendamento</w:t>
       </w:r>
-      <w:bookmarkEnd w:id="45"/>
+      <w:bookmarkEnd w:id="59"/>
     </w:p>
     <w:p>
       <w:pPr>
@@ -15707,7 +16653,7 @@
           <w:szCs w:val="32"/>
         </w:rPr>
       </w:pPr>
-      <w:bookmarkStart w:id="46" w:name="_Toc243583155"/>
+      <w:bookmarkStart w:id="60" w:name="_Toc243660207"/>
       <w:r>
         <w:rPr>
           <w:color w:val="auto"/>
@@ -15716,7 +16662,7 @@
         </w:rPr>
         <w:t>6.Demonstração</w:t>
       </w:r>
-      <w:bookmarkEnd w:id="46"/>
+      <w:bookmarkEnd w:id="60"/>
     </w:p>
     <w:p>
       <w:pPr>
@@ -15746,9 +16692,26 @@
       <w:pPr>
         <w:ind w:left="360"/>
       </w:pPr>
-      <w:r>
-        <w:t>https://drive.google.com/file/d/1gN69u3x7Osel6qRizAWxtm-s8E_I47Qh/view?usp=drive_link</w:t>
-      </w:r>
+      <w:hyperlink r:id="rId21" w:history="1">
+        <w:r>
+          <w:rPr>
+            <w:rStyle w:val="Hiperligao"/>
+          </w:rPr>
+          <w:t>https://drive.google.c</w:t>
+        </w:r>
+        <w:r>
+          <w:rPr>
+            <w:rStyle w:val="Hiperligao"/>
+          </w:rPr>
+          <w:t>o</w:t>
+        </w:r>
+        <w:r>
+          <w:rPr>
+            <w:rStyle w:val="Hiperligao"/>
+          </w:rPr>
+          <w:t>m/file/d/1gN69u3x7Osel6qRizAWxtm-s8E_I47Qh/view?usp=drive_link</w:t>
+        </w:r>
+      </w:hyperlink>
     </w:p>
     <w:p>
       <w:pPr>
@@ -15783,7 +16746,7 @@
           <w:color w:val="auto"/>
         </w:rPr>
       </w:pPr>
-      <w:bookmarkStart w:id="47" w:name="_Toc243583156"/>
+      <w:bookmarkStart w:id="61" w:name="_Toc243660208"/>
       <w:r>
         <w:rPr>
           <w:color w:val="auto"/>
@@ -15797,7 +16760,7 @@
         </w:rPr>
         <w:t>Dashboard</w:t>
       </w:r>
-      <w:bookmarkEnd w:id="47"/>
+      <w:bookmarkEnd w:id="61"/>
       <w:proofErr w:type="spellEnd"/>
     </w:p>
     <w:p>
@@ -16009,7 +16972,7 @@
                     <pic:cNvPicPr/>
                   </pic:nvPicPr>
                   <pic:blipFill>
-                    <a:blip r:embed="rId21"/>
+                    <a:blip r:embed="rId22"/>
                     <a:stretch>
                       <a:fillRect/>
                     </a:stretch>
@@ -16041,6 +17004,7 @@
           <w:szCs w:val="20"/>
         </w:rPr>
       </w:pPr>
+      <w:bookmarkStart w:id="62" w:name="_Toc243660234"/>
       <w:r>
         <w:t xml:space="preserve">Figura </w:t>
       </w:r>
@@ -16071,6 +17035,7 @@
       <w:r>
         <w:t xml:space="preserve"> BI</w:t>
       </w:r>
+      <w:bookmarkEnd w:id="62"/>
     </w:p>
     <w:p>
       <w:pPr>
@@ -16268,7 +17233,7 @@
           <w:szCs w:val="32"/>
         </w:rPr>
       </w:pPr>
-      <w:bookmarkStart w:id="48" w:name="_Toc243583157"/>
+      <w:bookmarkStart w:id="63" w:name="_Toc243660209"/>
       <w:r>
         <w:rPr>
           <w:color w:val="auto"/>
@@ -16278,7 +17243,7 @@
         <w:lastRenderedPageBreak/>
         <w:t>7. Conclusão e Trabalhos Futuros</w:t>
       </w:r>
-      <w:bookmarkEnd w:id="48"/>
+      <w:bookmarkEnd w:id="63"/>
     </w:p>
     <w:p>
       <w:pPr>
@@ -16287,14 +17252,14 @@
           <w:color w:val="auto"/>
         </w:rPr>
       </w:pPr>
-      <w:bookmarkStart w:id="49" w:name="_Toc243583158"/>
+      <w:bookmarkStart w:id="64" w:name="_Toc243660210"/>
       <w:r>
         <w:rPr>
           <w:color w:val="auto"/>
         </w:rPr>
         <w:t>7.1 Conclusão</w:t>
       </w:r>
-      <w:bookmarkEnd w:id="49"/>
+      <w:bookmarkEnd w:id="64"/>
     </w:p>
     <w:p>
       <w:pPr>
@@ -16383,14 +17348,14 @@
           <w:color w:val="auto"/>
         </w:rPr>
       </w:pPr>
-      <w:bookmarkStart w:id="50" w:name="_Toc243583159"/>
+      <w:bookmarkStart w:id="65" w:name="_Toc243660211"/>
       <w:r>
         <w:rPr>
           <w:color w:val="auto"/>
         </w:rPr>
         <w:t>7.3 Trabalhos Futuros</w:t>
       </w:r>
-      <w:bookmarkEnd w:id="50"/>
+      <w:bookmarkEnd w:id="65"/>
     </w:p>
     <w:p>
       <w:pPr>
@@ -16586,7 +17551,7 @@
           <w:szCs w:val="32"/>
         </w:rPr>
       </w:pPr>
-      <w:bookmarkStart w:id="51" w:name="_Toc243583160"/>
+      <w:bookmarkStart w:id="66" w:name="_Toc243660212"/>
       <w:r>
         <w:rPr>
           <w:color w:val="auto"/>
@@ -16595,7 +17560,7 @@
         </w:rPr>
         <w:t>8. Referências</w:t>
       </w:r>
-      <w:bookmarkEnd w:id="51"/>
+      <w:bookmarkEnd w:id="66"/>
     </w:p>
     <w:p>
       <w:pPr>
@@ -16608,7 +17573,7 @@
           <w:szCs w:val="20"/>
         </w:rPr>
       </w:pPr>
-      <w:hyperlink r:id="rId22" w:tgtFrame="_blank" w:history="1">
+      <w:hyperlink r:id="rId23" w:tgtFrame="_blank" w:history="1">
         <w:proofErr w:type="spellStart"/>
         <w:r>
           <w:rPr>
@@ -16673,7 +17638,7 @@
           <w:szCs w:val="20"/>
         </w:rPr>
       </w:pPr>
-      <w:hyperlink r:id="rId23" w:tgtFrame="_blank" w:history="1">
+      <w:hyperlink r:id="rId24" w:tgtFrame="_blank" w:history="1">
         <w:proofErr w:type="spellStart"/>
         <w:r>
           <w:rPr>
@@ -16722,7 +17687,7 @@
           <w:szCs w:val="20"/>
         </w:rPr>
       </w:pPr>
-      <w:hyperlink r:id="rId24" w:tgtFrame="_blank" w:history="1">
+      <w:hyperlink r:id="rId25" w:tgtFrame="_blank" w:history="1">
         <w:proofErr w:type="spellStart"/>
         <w:r>
           <w:rPr>
@@ -18895,6 +19860,18 @@
       <w:shd w:val="clear" w:color="auto" w:fill="E1DFDD"/>
     </w:rPr>
   </w:style>
+  <w:style w:type="character" w:styleId="Hiperligaovisitada">
+    <w:name w:val="FollowedHyperlink"/>
+    <w:basedOn w:val="Tipodeletrapredefinidodopargrafo"/>
+    <w:uiPriority w:val="99"/>
+    <w:semiHidden/>
+    <w:unhideWhenUsed/>
+    <w:rsid w:val="00285826"/>
+    <w:rPr>
+      <w:color w:val="96607D" w:themeColor="followedHyperlink"/>
+      <w:u w:val="single"/>
+    </w:rPr>
+  </w:style>
 </w:styles>
 </file>
 
